--- a/(e)CRF/Per nummer/36_Classificatie ulcus (PEDIS).docx
+++ b/(e)CRF/Per nummer/36_Classificatie ulcus (PEDIS).docx
@@ -2395,9 +2395,6 @@
       <w:pPr>
         <w:spacing w:after="0" w:line="240" w:lineRule="auto"/>
       </w:pPr>
-      <w:r>
-        <w:separator/>
-      </w:r>
     </w:p>
   </w:endnote>
   <w:endnote w:type="continuationSeparator" w:id="0">
@@ -2405,9 +2402,6 @@
       <w:pPr>
         <w:spacing w:after="0" w:line="240" w:lineRule="auto"/>
       </w:pPr>
-      <w:r>
-        <w:continuationSeparator/>
-      </w:r>
     </w:p>
   </w:endnote>
 </w:endnotes>
@@ -2475,7 +2469,116 @@
   <w:p>
     <w:pPr>
       <w:pStyle w:val="Footer"/>
+      <w:jc w:val="center"/>
     </w:pPr>
+    <w:r>
+      <w:rPr>
+        <w:rFonts w:ascii="Arial" w:hAnsi="Arial" w:eastAsia="Arial" w:cs="Arial"/>
+        <w:b w:val="0"/>
+        <w:color w:val="59636E"/>
+        <w:sz w:val="18"/>
+      </w:rPr>
+      <w:t xml:space="preserve">Pagina </w:t>
+    </w:r>
+    <w:r>
+      <w:rPr>
+        <w:rFonts w:ascii="Arial" w:hAnsi="Arial" w:eastAsia="Arial" w:cs="Arial"/>
+        <w:b w:val="0"/>
+        <w:color w:val="59636E"/>
+        <w:sz w:val="18"/>
+      </w:rPr>
+      <w:fldChar w:fldCharType="begin"/>
+    </w:r>
+    <w:r>
+      <w:rPr>
+        <w:rFonts w:ascii="Arial" w:hAnsi="Arial" w:eastAsia="Arial" w:cs="Arial"/>
+        <w:b w:val="0"/>
+        <w:color w:val="59636E"/>
+        <w:sz w:val="18"/>
+      </w:rPr>
+      <w:instrText xml:space="preserve"> PAGE </w:instrText>
+    </w:r>
+    <w:r>
+      <w:rPr>
+        <w:rFonts w:ascii="Arial" w:hAnsi="Arial" w:eastAsia="Arial" w:cs="Arial"/>
+        <w:b w:val="0"/>
+        <w:color w:val="59636E"/>
+        <w:sz w:val="18"/>
+      </w:rPr>
+      <w:fldChar w:fldCharType="separate"/>
+    </w:r>
+    <w:r>
+      <w:rPr>
+        <w:rFonts w:ascii="Arial" w:hAnsi="Arial" w:eastAsia="Arial" w:cs="Arial"/>
+        <w:b w:val="0"/>
+        <w:color w:val="59636E"/>
+        <w:sz w:val="18"/>
+      </w:rPr>
+      <w:t>1</w:t>
+    </w:r>
+    <w:r>
+      <w:rPr>
+        <w:rFonts w:ascii="Arial" w:hAnsi="Arial" w:eastAsia="Arial" w:cs="Arial"/>
+        <w:b w:val="0"/>
+        <w:color w:val="59636E"/>
+        <w:sz w:val="18"/>
+      </w:rPr>
+      <w:fldChar w:fldCharType="end"/>
+    </w:r>
+    <w:r>
+      <w:rPr>
+        <w:rFonts w:ascii="Arial" w:hAnsi="Arial" w:eastAsia="Arial" w:cs="Arial"/>
+        <w:b w:val="0"/>
+        <w:color w:val="59636E"/>
+        <w:sz w:val="18"/>
+      </w:rPr>
+      <w:t xml:space="preserve"> van </w:t>
+    </w:r>
+    <w:r>
+      <w:rPr>
+        <w:rFonts w:ascii="Arial" w:hAnsi="Arial" w:eastAsia="Arial" w:cs="Arial"/>
+        <w:b w:val="0"/>
+        <w:color w:val="59636E"/>
+        <w:sz w:val="18"/>
+      </w:rPr>
+      <w:fldChar w:fldCharType="begin"/>
+    </w:r>
+    <w:r>
+      <w:rPr>
+        <w:rFonts w:ascii="Arial" w:hAnsi="Arial" w:eastAsia="Arial" w:cs="Arial"/>
+        <w:b w:val="0"/>
+        <w:color w:val="59636E"/>
+        <w:sz w:val="18"/>
+      </w:rPr>
+      <w:instrText xml:space="preserve"> NUMPAGES </w:instrText>
+    </w:r>
+    <w:r>
+      <w:rPr>
+        <w:rFonts w:ascii="Arial" w:hAnsi="Arial" w:eastAsia="Arial" w:cs="Arial"/>
+        <w:b w:val="0"/>
+        <w:color w:val="59636E"/>
+        <w:sz w:val="18"/>
+      </w:rPr>
+      <w:fldChar w:fldCharType="separate"/>
+    </w:r>
+    <w:r>
+      <w:rPr>
+        <w:rFonts w:ascii="Arial" w:hAnsi="Arial" w:eastAsia="Arial" w:cs="Arial"/>
+        <w:b w:val="0"/>
+        <w:color w:val="59636E"/>
+        <w:sz w:val="18"/>
+      </w:rPr>
+      <w:t>1</w:t>
+    </w:r>
+    <w:r>
+      <w:rPr>
+        <w:rFonts w:ascii="Arial" w:hAnsi="Arial" w:eastAsia="Arial" w:cs="Arial"/>
+        <w:b w:val="0"/>
+        <w:color w:val="59636E"/>
+        <w:sz w:val="18"/>
+      </w:rPr>
+      <w:fldChar w:fldCharType="end"/>
+    </w:r>
   </w:p>
 </w:ftr>
 </file>
@@ -2487,9 +2590,6 @@
       <w:pPr>
         <w:spacing w:after="0" w:line="240" w:lineRule="auto"/>
       </w:pPr>
-      <w:r>
-        <w:separator/>
-      </w:r>
     </w:p>
   </w:footnote>
   <w:footnote w:type="continuationSeparator" w:id="0">
@@ -2497,9 +2597,6 @@
       <w:pPr>
         <w:spacing w:after="0" w:line="240" w:lineRule="auto"/>
       </w:pPr>
-      <w:r>
-        <w:continuationSeparator/>
-      </w:r>
     </w:p>
   </w:footnote>
 </w:footnotes>
@@ -2510,6 +2607,7 @@
   <w:p>
     <w:pPr>
       <w:pStyle w:val="Header"/>
+      <w:jc w:val="left"/>
       <w:rPr>
         <w:rFonts w:ascii="Calibri" w:hAnsi="Calibri" w:cs="Calibri"/>
         <w:color w:val="000000" w:themeColor="text1"/>
@@ -2519,47 +2617,13 @@
     <w:r>
       <w:rPr>
         <w:rFonts w:ascii="Arial" w:hAnsi="Arial" w:cs="Arial" w:eastAsia="Arial"/>
-        <w:color w:val="000000" w:themeColor="text1" w:themeTint="FF" w:themeShade="FF"/>
+        <w:b w:val="0"/>
+        <w:color w:val="59636E"/>
+        <w:sz w:val="18"/>
         <w:lang w:val="en-US"/>
       </w:rPr>
-      <w:t xml:space="preserve">PEDIS </w:t>
+      <w:t>PARADISE (S71769) — eCRF 36: Classificatie ulcus (PEDIS)</w:t>
     </w:r>
-    <w:r>
-      <w:rPr>
-        <w:rFonts w:ascii="Arial" w:hAnsi="Arial" w:cs="Arial" w:eastAsia="Arial"/>
-        <w:color w:val="000000" w:themeColor="text1" w:themeTint="FF" w:themeShade="FF"/>
-        <w:lang w:val="en-US"/>
-      </w:rPr>
-      <w:t>Wondclassificatie</w:t>
-    </w:r>
-    <w:r>
-      <w:rPr>
-        <w:rFonts w:ascii="Arial" w:hAnsi="Arial" w:cs="Arial" w:eastAsia="Arial"/>
-        <w:color w:val="000000" w:themeColor="text1" w:themeTint="FF" w:themeShade="FF"/>
-        <w:lang w:val="en-US"/>
-      </w:rPr>
-      <w:t xml:space="preserve"> – </w:t>
-    </w:r>
-    <w:r>
-      <w:rPr>
-        <w:rFonts w:ascii="Arial" w:hAnsi="Arial" w:cs="Arial" w:eastAsia="Arial"/>
-        <w:color w:val="000000" w:themeColor="text1" w:themeTint="FF" w:themeShade="FF"/>
-        <w:lang w:val="en-US"/>
-      </w:rPr>
-      <w:t>Registratieformulier</w:t>
-    </w:r>
-    <w:r>
-      <w:rPr>
-        <w:rFonts w:ascii="Arial" w:hAnsi="Arial" w:eastAsia="Arial" w:cs="Arial"/>
-        <w:color w:val="24303B"/>
-      </w:rPr>
-      <w:tab/>
-    </w:r>
-  </w:p>
-  <w:p>
-    <w:pPr>
-      <w:pStyle w:val="Header"/>
-    </w:pPr>
   </w:p>
 </w:hdr>
 </file>

--- a/(e)CRF/Per nummer/36_Classificatie ulcus (PEDIS).docx
+++ b/(e)CRF/Per nummer/36_Classificatie ulcus (PEDIS).docx
@@ -2409,173 +2409,352 @@
 
 <file path=word/footer1.xml><?xml version="1.0" encoding="utf-8"?>
 <w:ftr xmlns:wpc="http://schemas.microsoft.com/office/word/2010/wordprocessingCanvas" xmlns:cx="http://schemas.microsoft.com/office/drawing/2014/chartex" xmlns:cx1="http://schemas.microsoft.com/office/drawing/2015/9/8/chartex" xmlns:cx2="http://schemas.microsoft.com/office/drawing/2015/10/21/chartex" xmlns:cx3="http://schemas.microsoft.com/office/drawing/2016/5/9/chartex" xmlns:cx4="http://schemas.microsoft.com/office/drawing/2016/5/10/chartex" xmlns:cx5="http://schemas.microsoft.com/office/drawing/2016/5/11/chartex" xmlns:cx6="http://schemas.microsoft.com/office/drawing/2016/5/12/chartex" xmlns:cx7="http://schemas.microsoft.com/office/drawing/2016/5/13/chartex" xmlns:cx8="http://schemas.microsoft.com/office/drawing/2016/5/14/chartex" xmlns:mc="http://schemas.openxmlformats.org/markup-compatibility/2006" xmlns:aink="http://schemas.microsoft.com/office/drawing/2016/ink" xmlns:am3d="http://schemas.microsoft.com/office/drawing/2017/model3d" xmlns:o="urn:schemas-microsoft-com:office:office" xmlns:oel="http://schemas.microsoft.com/office/2019/extlst" xmlns:r="http://schemas.openxmlformats.org/officeDocument/2006/relationships" xmlns:m="http://schemas.openxmlformats.org/officeDocument/2006/math" xmlns:v="urn:schemas-microsoft-com:vml" xmlns:wp14="http://schemas.microsoft.com/office/word/2010/wordprocessingDrawing" xmlns:wp="http://schemas.openxmlformats.org/drawingml/2006/wordprocessingDrawing" xmlns:w10="urn:schemas-microsoft-com:office:word" xmlns:w="http://schemas.openxmlformats.org/wordprocessingml/2006/main" xmlns:w14="http://schemas.microsoft.com/office/word/2010/wordml" xmlns:w15="http://schemas.microsoft.com/office/word/2012/wordml" xmlns:w16cex="http://schemas.microsoft.com/office/word/2018/wordml/cex" xmlns:w16cid="http://schemas.microsoft.com/office/word/2016/wordml/cid" xmlns:w16="http://schemas.microsoft.com/office/word/2018/wordml" xmlns:w16du="http://schemas.microsoft.com/office/word/2023/wordml/word16du" xmlns:w16sdtdh="http://schemas.microsoft.com/office/word/2020/wordml/sdtdatahash" xmlns:w16sdtfl="http://schemas.microsoft.com/office/word/2024/wordml/sdtformatlock" xmlns:w16se="http://schemas.microsoft.com/office/word/2015/wordml/symex" xmlns:wpg="http://schemas.microsoft.com/office/word/2010/wordprocessingGroup" xmlns:wpi="http://schemas.microsoft.com/office/word/2010/wordprocessingInk" xmlns:wne="http://schemas.microsoft.com/office/word/2006/wordml" xmlns:wps="http://schemas.microsoft.com/office/word/2010/wordprocessingShape" mc:Ignorable="w14 w15 w16se w16cid w16 w16cex w16sdtdh w16sdtfl w16du wp14">
-  <w:sdt>
-    <w:sdtPr>
-      <w:id w:val="-1743322586"/>
-      <w:docPartObj>
-        <w:docPartGallery w:val="Page Numbers (Bottom of Page)"/>
-        <w:docPartUnique/>
-      </w:docPartObj>
-    </w:sdtPr>
-    <w:sdtEndPr>
-      <w:rPr>
-        <w:color w:val="7F7F7F" w:themeColor="background1" w:themeShade="7F"/>
-        <w:spacing w:val="60"/>
-      </w:rPr>
-    </w:sdtEndPr>
-    <w:sdtContent>
-      <w:p>
-        <w:pPr>
-          <w:pStyle w:val="Footer"/>
-          <w:pBdr>
-            <w:top w:val="single" w:color="D9D9D9" w:themeColor="background1" w:themeShade="D9" w:sz="4" w:space="1"/>
-          </w:pBdr>
-          <w:jc w:val="right"/>
-        </w:pPr>
-        <w:r>
-          <w:fldChar w:fldCharType="begin"/>
-        </w:r>
-        <w:r>
-          <w:instrText xml:space="preserve"> PAGE   \* MERGEFORMAT </w:instrText>
-        </w:r>
-        <w:r>
-          <w:fldChar w:fldCharType="separate"/>
-        </w:r>
-        <w:r>
-          <w:rPr>
-            <w:noProof/>
-          </w:rPr>
-          <w:t>2</w:t>
-        </w:r>
-        <w:r>
-          <w:rPr>
-            <w:noProof/>
-          </w:rPr>
-          <w:fldChar w:fldCharType="end"/>
-        </w:r>
-        <w:r>
-          <w:t xml:space="preserve"> | </w:t>
-        </w:r>
-        <w:r>
-          <w:rPr>
-            <w:color w:val="7F7F7F" w:themeColor="background1" w:themeShade="7F"/>
-            <w:spacing w:val="60"/>
-          </w:rPr>
-          <w:t>3</w:t>
-        </w:r>
-      </w:p>
-    </w:sdtContent>
-  </w:sdt>
   <w:p>
     <w:pPr>
-      <w:pStyle w:val="Footer"/>
-      <w:jc w:val="center"/>
+      <w:pBdr>
+        <w:top w:val="single" w:sz="6" w:space="6" w:color="C4CED8"/>
+      </w:pBdr>
     </w:pPr>
     <w:r>
       <w:rPr>
-        <w:rFonts w:ascii="Arial" w:hAnsi="Arial" w:eastAsia="Arial" w:cs="Arial"/>
-        <w:b w:val="0"/>
-        <w:color w:val="59636E"/>
-        <w:sz w:val="18"/>
-      </w:rPr>
-      <w:t xml:space="preserve">Pagina </w:t>
+        <w:noProof/>
+      </w:rPr>
+      <w:drawing>
+        <wp:anchor distT="0" distB="0" distL="114300" distR="114300" simplePos="0" relativeHeight="251659264" behindDoc="0" locked="0" layoutInCell="1" allowOverlap="1" wp14:anchorId="4A8142CD" wp14:editId="6CB4EA88">
+          <wp:simplePos x="0" y="0"/>
+          <wp:positionH relativeFrom="column">
+            <wp:posOffset>5527362</wp:posOffset>
+          </wp:positionH>
+          <wp:positionV relativeFrom="paragraph">
+            <wp:posOffset>66098</wp:posOffset>
+          </wp:positionV>
+          <wp:extent cx="1272540" cy="484505"/>
+          <wp:effectExtent l="0" t="0" r="3810" b="0"/>
+          <wp:wrapSquare wrapText="bothSides"/>
+          <wp:docPr id="1206673644" name="Afbeelding 7"/>
+          <wp:cNvGraphicFramePr>
+            <a:graphicFrameLocks xmlns:a="http://schemas.openxmlformats.org/drawingml/2006/main" noChangeAspect="1"/>
+          </wp:cNvGraphicFramePr>
+          <a:graphic xmlns:a="http://schemas.openxmlformats.org/drawingml/2006/main">
+            <a:graphicData uri="http://schemas.openxmlformats.org/drawingml/2006/picture">
+              <pic:pic xmlns:pic="http://schemas.openxmlformats.org/drawingml/2006/picture">
+                <pic:nvPicPr>
+                  <pic:cNvPr id="1340115081" name="Afbeelding 1340115081"/>
+                  <pic:cNvPicPr/>
+                </pic:nvPicPr>
+                <pic:blipFill rotWithShape="1">
+                  <a:blip r:embed="rIdTplImgC">
+                    <a:extLst>
+                      <a:ext uri="{28A0092B-C50C-407E-A947-70E740481C1C}">
+                        <a14:useLocalDpi xmlns:a14="http://schemas.microsoft.com/office/drawing/2010/main" val="0"/>
+                      </a:ext>
+                    </a:extLst>
+                  </a:blip>
+                  <a:srcRect l="8409" t="28983" b="36048"/>
+                  <a:stretch>
+                    <a:fillRect/>
+                  </a:stretch>
+                </pic:blipFill>
+                <pic:spPr bwMode="auto">
+                  <a:xfrm>
+                    <a:off x="0" y="0"/>
+                    <a:ext cx="1272540" cy="484505"/>
+                  </a:xfrm>
+                  <a:prstGeom prst="rect">
+                    <a:avLst/>
+                  </a:prstGeom>
+                  <a:ln>
+                    <a:noFill/>
+                  </a:ln>
+                  <a:extLst>
+                    <a:ext uri="{53640926-AAD7-44D8-BBD7-CCE9431645EC}">
+                      <a14:shadowObscured xmlns:a14="http://schemas.microsoft.com/office/drawing/2010/main"/>
+                    </a:ext>
+                  </a:extLst>
+                </pic:spPr>
+              </pic:pic>
+            </a:graphicData>
+          </a:graphic>
+          <wp14:sizeRelH relativeFrom="page">
+            <wp14:pctWidth>0</wp14:pctWidth>
+          </wp14:sizeRelH>
+          <wp14:sizeRelV relativeFrom="page">
+            <wp14:pctHeight>0</wp14:pctHeight>
+          </wp14:sizeRelV>
+        </wp:anchor>
+      </w:drawing>
     </w:r>
     <w:r>
       <w:rPr>
-        <w:rFonts w:ascii="Arial" w:hAnsi="Arial" w:eastAsia="Arial" w:cs="Arial"/>
-        <w:b w:val="0"/>
         <w:color w:val="59636E"/>
-        <w:sz w:val="18"/>
+        <w:sz w:val="16"/>
+        <w:szCs w:val="16"/>
+      </w:rPr>
+      <w:t>PARADISE-</w:t>
+    </w:r>
+    <w:proofErr w:type="gramStart"/>
+    <w:r>
+      <w:rPr>
+        <w:color w:val="59636E"/>
+        <w:sz w:val="16"/>
+        <w:szCs w:val="16"/>
+      </w:rPr>
+      <w:t>studie  ·</w:t>
+    </w:r>
+    <w:proofErr w:type="gramEnd"/>
+    <w:r>
+      <w:rPr>
+        <w:color w:val="59636E"/>
+        <w:sz w:val="16"/>
+        <w:szCs w:val="16"/>
+      </w:rPr>
+      <w:t xml:space="preserve">  eCRF 36: Classificatie ulcus (PEDIS) </w:t>
+    </w:r>
+    <w:proofErr w:type="gramStart"/>
+    <w:r>
+      <w:rPr>
+        <w:color w:val="59636E"/>
+        <w:sz w:val="16"/>
+        <w:szCs w:val="16"/>
+      </w:rPr>
+      <w:t>·</w:t>
+    </w:r>
+    <w:proofErr w:type="gramEnd"/>
+    <w:r>
+      <w:rPr>
+        <w:color w:val="59636E"/>
+        <w:sz w:val="16"/>
+        <w:szCs w:val="16"/>
+      </w:rPr>
+      <w:t xml:space="preserve">  Versie </w:t>
+    </w:r>
+    <w:proofErr w:type="gramStart"/>
+    <w:r>
+      <w:rPr>
+        <w:i/>
+        <w:iCs/>
+        <w:color w:val="59636E"/>
+        <w:sz w:val="16"/>
+        <w:szCs w:val="16"/>
+      </w:rPr>
+      <w:t xml:space="preserve">[ </w:t>
+    </w:r>
+    <w:r>
+      <w:rPr>
+        <w:i/>
+        <w:iCs/>
+        <w:color w:val="59636E"/>
+        <w:sz w:val="16"/>
+        <w:szCs w:val="16"/>
+      </w:rPr>
+      <w:t>1.0</w:t>
+    </w:r>
+    <w:proofErr w:type="gramEnd"/>
+    <w:r>
+      <w:rPr>
+        <w:i/>
+        <w:iCs/>
+        <w:color w:val="59636E"/>
+        <w:sz w:val="16"/>
+        <w:szCs w:val="16"/>
+      </w:rPr>
+      <w:t xml:space="preserve"> </w:t>
+    </w:r>
+    <w:proofErr w:type="gramStart"/>
+    <w:r>
+      <w:rPr>
+        <w:i/>
+        <w:iCs/>
+        <w:color w:val="59636E"/>
+        <w:sz w:val="16"/>
+        <w:szCs w:val="16"/>
+      </w:rPr>
+      <w:t>]</w:t>
+    </w:r>
+    <w:r>
+      <w:rPr>
+        <w:color w:val="59636E"/>
+        <w:sz w:val="16"/>
+        <w:szCs w:val="16"/>
+      </w:rPr>
+      <w:t xml:space="preserve">  ·</w:t>
+    </w:r>
+    <w:proofErr w:type="gramEnd"/>
+    <w:r>
+      <w:rPr>
+        <w:color w:val="59636E"/>
+        <w:sz w:val="16"/>
+        <w:szCs w:val="16"/>
+      </w:rPr>
+      <w:t xml:space="preserve">  </w:t>
+    </w:r>
+    <w:proofErr w:type="gramStart"/>
+    <w:r>
+      <w:rPr>
+        <w:i/>
+        <w:iCs/>
+        <w:color w:val="59636E"/>
+        <w:sz w:val="16"/>
+        <w:szCs w:val="16"/>
+      </w:rPr>
+      <w:t xml:space="preserve">[ </w:t>
+    </w:r>
+    <w:r>
+      <w:rPr>
+        <w:i/>
+        <w:iCs/>
+        <w:color w:val="59636E"/>
+        <w:sz w:val="16"/>
+        <w:szCs w:val="16"/>
+      </w:rPr>
+      <w:t>27</w:t>
+    </w:r>
+    <w:proofErr w:type="gramEnd"/>
+    <w:r>
+      <w:rPr>
+        <w:i/>
+        <w:iCs/>
+        <w:color w:val="59636E"/>
+        <w:sz w:val="16"/>
+        <w:szCs w:val="16"/>
+      </w:rPr>
+      <w:t>/07/</w:t>
+    </w:r>
+    <w:proofErr w:type="gramStart"/>
+    <w:r>
+      <w:rPr>
+        <w:i/>
+        <w:iCs/>
+        <w:color w:val="59636E"/>
+        <w:sz w:val="16"/>
+        <w:szCs w:val="16"/>
+      </w:rPr>
+      <w:t>2026</w:t>
+    </w:r>
+    <w:r>
+      <w:rPr>
+        <w:i/>
+        <w:iCs/>
+        <w:color w:val="59636E"/>
+        <w:sz w:val="16"/>
+        <w:szCs w:val="16"/>
+      </w:rPr>
+      <w:t xml:space="preserve"> ]</w:t>
+    </w:r>
+    <w:proofErr w:type="gramEnd"/>
+    <w:r>
+      <w:rPr>
+        <w:color w:val="59636E"/>
+        <w:sz w:val="16"/>
+        <w:szCs w:val="16"/>
+      </w:rPr>
+      <w:t xml:space="preserve">  </w:t>
+    </w:r>
+    <w:proofErr w:type="gramStart"/>
+    <w:r>
+      <w:rPr>
+        <w:color w:val="59636E"/>
+        <w:sz w:val="16"/>
+        <w:szCs w:val="16"/>
+      </w:rPr>
+      <w:t>·  Pagina</w:t>
+    </w:r>
+    <w:proofErr w:type="gramEnd"/>
+    <w:r>
+      <w:rPr>
+        <w:color w:val="59636E"/>
+        <w:sz w:val="16"/>
+        <w:szCs w:val="16"/>
+      </w:rPr>
+      <w:t xml:space="preserve"> </w:t>
+    </w:r>
+    <w:r>
+      <w:rPr>
+        <w:color w:val="59636E"/>
+        <w:sz w:val="16"/>
+        <w:szCs w:val="16"/>
       </w:rPr>
       <w:fldChar w:fldCharType="begin"/>
     </w:r>
     <w:r>
       <w:rPr>
-        <w:rFonts w:ascii="Arial" w:hAnsi="Arial" w:eastAsia="Arial" w:cs="Arial"/>
-        <w:b w:val="0"/>
         <w:color w:val="59636E"/>
-        <w:sz w:val="18"/>
-      </w:rPr>
-      <w:instrText xml:space="preserve"> PAGE </w:instrText>
+        <w:sz w:val="16"/>
+        <w:szCs w:val="16"/>
+      </w:rPr>
+      <w:instrText>PAGE</w:instrText>
     </w:r>
     <w:r>
       <w:rPr>
-        <w:rFonts w:ascii="Arial" w:hAnsi="Arial" w:eastAsia="Arial" w:cs="Arial"/>
-        <w:b w:val="0"/>
         <w:color w:val="59636E"/>
-        <w:sz w:val="18"/>
+        <w:sz w:val="16"/>
+        <w:szCs w:val="16"/>
       </w:rPr>
       <w:fldChar w:fldCharType="separate"/>
     </w:r>
     <w:r>
       <w:rPr>
-        <w:rFonts w:ascii="Arial" w:hAnsi="Arial" w:eastAsia="Arial" w:cs="Arial"/>
-        <w:b w:val="0"/>
+        <w:noProof/>
         <w:color w:val="59636E"/>
-        <w:sz w:val="18"/>
+        <w:sz w:val="16"/>
+        <w:szCs w:val="16"/>
       </w:rPr>
       <w:t>1</w:t>
     </w:r>
     <w:r>
       <w:rPr>
-        <w:rFonts w:ascii="Arial" w:hAnsi="Arial" w:eastAsia="Arial" w:cs="Arial"/>
-        <w:b w:val="0"/>
         <w:color w:val="59636E"/>
-        <w:sz w:val="18"/>
+        <w:sz w:val="16"/>
+        <w:szCs w:val="16"/>
       </w:rPr>
       <w:fldChar w:fldCharType="end"/>
     </w:r>
     <w:r>
       <w:rPr>
-        <w:rFonts w:ascii="Arial" w:hAnsi="Arial" w:eastAsia="Arial" w:cs="Arial"/>
-        <w:b w:val="0"/>
         <w:color w:val="59636E"/>
-        <w:sz w:val="18"/>
+        <w:sz w:val="16"/>
+        <w:szCs w:val="16"/>
       </w:rPr>
       <w:t xml:space="preserve"> van </w:t>
     </w:r>
     <w:r>
       <w:rPr>
-        <w:rFonts w:ascii="Arial" w:hAnsi="Arial" w:eastAsia="Arial" w:cs="Arial"/>
-        <w:b w:val="0"/>
         <w:color w:val="59636E"/>
-        <w:sz w:val="18"/>
+        <w:sz w:val="16"/>
+        <w:szCs w:val="16"/>
       </w:rPr>
       <w:fldChar w:fldCharType="begin"/>
     </w:r>
     <w:r>
       <w:rPr>
-        <w:rFonts w:ascii="Arial" w:hAnsi="Arial" w:eastAsia="Arial" w:cs="Arial"/>
-        <w:b w:val="0"/>
         <w:color w:val="59636E"/>
-        <w:sz w:val="18"/>
-      </w:rPr>
-      <w:instrText xml:space="preserve"> NUMPAGES </w:instrText>
+        <w:sz w:val="16"/>
+        <w:szCs w:val="16"/>
+      </w:rPr>
+      <w:instrText>NUMPAGES</w:instrText>
     </w:r>
     <w:r>
       <w:rPr>
-        <w:rFonts w:ascii="Arial" w:hAnsi="Arial" w:eastAsia="Arial" w:cs="Arial"/>
-        <w:b w:val="0"/>
         <w:color w:val="59636E"/>
-        <w:sz w:val="18"/>
+        <w:sz w:val="16"/>
+        <w:szCs w:val="16"/>
       </w:rPr>
       <w:fldChar w:fldCharType="separate"/>
     </w:r>
     <w:r>
       <w:rPr>
-        <w:rFonts w:ascii="Arial" w:hAnsi="Arial" w:eastAsia="Arial" w:cs="Arial"/>
-        <w:b w:val="0"/>
+        <w:noProof/>
         <w:color w:val="59636E"/>
-        <w:sz w:val="18"/>
-      </w:rPr>
-      <w:t>1</w:t>
+        <w:sz w:val="16"/>
+        <w:szCs w:val="16"/>
+      </w:rPr>
+      <w:t>2</w:t>
     </w:r>
     <w:r>
       <w:rPr>
-        <w:rFonts w:ascii="Arial" w:hAnsi="Arial" w:eastAsia="Arial" w:cs="Arial"/>
-        <w:b w:val="0"/>
         <w:color w:val="59636E"/>
-        <w:sz w:val="18"/>
+        <w:sz w:val="16"/>
+        <w:szCs w:val="16"/>
       </w:rPr>
       <w:fldChar w:fldCharType="end"/>
     </w:r>
@@ -2606,23 +2785,127 @@
 <w:hdr xmlns:wpc="http://schemas.microsoft.com/office/word/2010/wordprocessingCanvas" xmlns:cx="http://schemas.microsoft.com/office/drawing/2014/chartex" xmlns:cx1="http://schemas.microsoft.com/office/drawing/2015/9/8/chartex" xmlns:cx2="http://schemas.microsoft.com/office/drawing/2015/10/21/chartex" xmlns:cx3="http://schemas.microsoft.com/office/drawing/2016/5/9/chartex" xmlns:cx4="http://schemas.microsoft.com/office/drawing/2016/5/10/chartex" xmlns:cx5="http://schemas.microsoft.com/office/drawing/2016/5/11/chartex" xmlns:cx6="http://schemas.microsoft.com/office/drawing/2016/5/12/chartex" xmlns:cx7="http://schemas.microsoft.com/office/drawing/2016/5/13/chartex" xmlns:cx8="http://schemas.microsoft.com/office/drawing/2016/5/14/chartex" xmlns:mc="http://schemas.openxmlformats.org/markup-compatibility/2006" xmlns:aink="http://schemas.microsoft.com/office/drawing/2016/ink" xmlns:am3d="http://schemas.microsoft.com/office/drawing/2017/model3d" xmlns:o="urn:schemas-microsoft-com:office:office" xmlns:oel="http://schemas.microsoft.com/office/2019/extlst" xmlns:r="http://schemas.openxmlformats.org/officeDocument/2006/relationships" xmlns:m="http://schemas.openxmlformats.org/officeDocument/2006/math" xmlns:v="urn:schemas-microsoft-com:vml" xmlns:wp14="http://schemas.microsoft.com/office/word/2010/wordprocessingDrawing" xmlns:wp="http://schemas.openxmlformats.org/drawingml/2006/wordprocessingDrawing" xmlns:w10="urn:schemas-microsoft-com:office:word" xmlns:w="http://schemas.openxmlformats.org/wordprocessingml/2006/main" xmlns:w14="http://schemas.microsoft.com/office/word/2010/wordml" xmlns:w15="http://schemas.microsoft.com/office/word/2012/wordml" xmlns:w16cex="http://schemas.microsoft.com/office/word/2018/wordml/cex" xmlns:w16cid="http://schemas.microsoft.com/office/word/2016/wordml/cid" xmlns:w16="http://schemas.microsoft.com/office/word/2018/wordml" xmlns:w16du="http://schemas.microsoft.com/office/word/2023/wordml/word16du" xmlns:w16sdtdh="http://schemas.microsoft.com/office/word/2020/wordml/sdtdatahash" xmlns:w16sdtfl="http://schemas.microsoft.com/office/word/2024/wordml/sdtformatlock" xmlns:w16se="http://schemas.microsoft.com/office/word/2015/wordml/symex" xmlns:wpg="http://schemas.microsoft.com/office/word/2010/wordprocessingGroup" xmlns:wpi="http://schemas.microsoft.com/office/word/2010/wordprocessingInk" xmlns:wne="http://schemas.microsoft.com/office/word/2006/wordml" xmlns:wps="http://schemas.microsoft.com/office/word/2010/wordprocessingShape" mc:Ignorable="w14 w15 w16se w16cid w16 w16cex w16sdtdh w16sdtfl w16du wp14">
   <w:p>
     <w:pPr>
-      <w:pStyle w:val="Header"/>
-      <w:jc w:val="left"/>
-      <w:rPr>
-        <w:rFonts w:ascii="Calibri" w:hAnsi="Calibri" w:cs="Calibri"/>
-        <w:color w:val="000000" w:themeColor="text1"/>
-        <w:lang w:val="en-US"/>
-      </w:rPr>
+      <w:pStyle w:val="Koptekst"/>
+      <w:jc w:val="right"/>
     </w:pPr>
     <w:r>
       <w:rPr>
-        <w:rFonts w:ascii="Arial" w:hAnsi="Arial" w:cs="Arial" w:eastAsia="Arial"/>
-        <w:b w:val="0"/>
-        <w:color w:val="59636E"/>
-        <w:sz w:val="18"/>
-        <w:lang w:val="en-US"/>
-      </w:rPr>
-      <w:t>PARADISE (S71769) — eCRF 36: Classificatie ulcus (PEDIS)</w:t>
+        <w:noProof/>
+      </w:rPr>
+      <w:drawing>
+        <wp:anchor distT="0" distB="0" distL="114300" distR="114300" simplePos="0" relativeHeight="251658240" behindDoc="1" locked="0" layoutInCell="1" allowOverlap="1" wp14:anchorId="755D2A89" wp14:editId="42F71064">
+          <wp:simplePos x="0" y="0"/>
+          <wp:positionH relativeFrom="margin">
+            <wp:align>left</wp:align>
+          </wp:positionH>
+          <wp:positionV relativeFrom="paragraph">
+            <wp:posOffset>-20955</wp:posOffset>
+          </wp:positionV>
+          <wp:extent cx="1615079" cy="720000"/>
+          <wp:effectExtent l="0" t="0" r="0" b="0"/>
+          <wp:wrapTight wrapText="bothSides">
+            <wp:wrapPolygon edited="0">
+              <wp:start x="510" y="1716"/>
+              <wp:lineTo x="255" y="5719"/>
+              <wp:lineTo x="764" y="20018"/>
+              <wp:lineTo x="8664" y="20018"/>
+              <wp:lineTo x="13250" y="18874"/>
+              <wp:lineTo x="20895" y="14298"/>
+              <wp:lineTo x="20895" y="9151"/>
+              <wp:lineTo x="14015" y="4004"/>
+              <wp:lineTo x="8664" y="1716"/>
+              <wp:lineTo x="510" y="1716"/>
+            </wp:wrapPolygon>
+          </wp:wrapTight>
+          <wp:docPr id="1820294796" name="Afbeelding 5"/>
+          <wp:cNvGraphicFramePr>
+            <a:graphicFrameLocks xmlns:a="http://schemas.openxmlformats.org/drawingml/2006/main" noChangeAspect="1"/>
+          </wp:cNvGraphicFramePr>
+          <a:graphic xmlns:a="http://schemas.openxmlformats.org/drawingml/2006/main">
+            <a:graphicData uri="http://schemas.openxmlformats.org/drawingml/2006/picture">
+              <pic:pic xmlns:pic="http://schemas.openxmlformats.org/drawingml/2006/picture">
+                <pic:nvPicPr>
+                  <pic:cNvPr id="1820294796" name="Afbeelding 1820294796"/>
+                  <pic:cNvPicPr/>
+                </pic:nvPicPr>
+                <pic:blipFill>
+                  <a:blip r:embed="rIdTplImgA">
+                    <a:extLst>
+                      <a:ext uri="{28A0092B-C50C-407E-A947-70E740481C1C}">
+                        <a14:useLocalDpi xmlns:a14="http://schemas.microsoft.com/office/drawing/2010/main" val="0"/>
+                      </a:ext>
+                    </a:extLst>
+                  </a:blip>
+                  <a:stretch>
+                    <a:fillRect/>
+                  </a:stretch>
+                </pic:blipFill>
+                <pic:spPr>
+                  <a:xfrm>
+                    <a:off x="0" y="0"/>
+                    <a:ext cx="1615079" cy="720000"/>
+                  </a:xfrm>
+                  <a:prstGeom prst="rect">
+                    <a:avLst/>
+                  </a:prstGeom>
+                </pic:spPr>
+              </pic:pic>
+            </a:graphicData>
+          </a:graphic>
+          <wp14:sizeRelH relativeFrom="page">
+            <wp14:pctWidth>0</wp14:pctWidth>
+          </wp14:sizeRelH>
+          <wp14:sizeRelV relativeFrom="page">
+            <wp14:pctHeight>0</wp14:pctHeight>
+          </wp14:sizeRelV>
+        </wp:anchor>
+      </w:drawing>
+    </w:r>
+    <w:r>
+      <w:rPr>
+        <w:noProof/>
+      </w:rPr>
+      <w:drawing>
+        <wp:inline distT="0" distB="0" distL="0" distR="0" wp14:anchorId="4E8F3C53" wp14:editId="680A2799">
+          <wp:extent cx="2525825" cy="720000"/>
+          <wp:effectExtent l="0" t="0" r="0" b="4445"/>
+          <wp:docPr id="328170997" name="Afbeelding 6"/>
+          <wp:cNvGraphicFramePr>
+            <a:graphicFrameLocks xmlns:a="http://schemas.openxmlformats.org/drawingml/2006/main" noChangeAspect="1"/>
+          </wp:cNvGraphicFramePr>
+          <a:graphic xmlns:a="http://schemas.openxmlformats.org/drawingml/2006/main">
+            <a:graphicData uri="http://schemas.openxmlformats.org/drawingml/2006/picture">
+              <pic:pic xmlns:pic="http://schemas.openxmlformats.org/drawingml/2006/picture">
+                <pic:nvPicPr>
+                  <pic:cNvPr id="328170997" name="Afbeelding 328170997"/>
+                  <pic:cNvPicPr/>
+                </pic:nvPicPr>
+                <pic:blipFill>
+                  <a:blip r:embed="rIdTplImgB">
+                    <a:extLst>
+                      <a:ext uri="{28A0092B-C50C-407E-A947-70E740481C1C}">
+                        <a14:useLocalDpi xmlns:a14="http://schemas.microsoft.com/office/drawing/2010/main" val="0"/>
+                      </a:ext>
+                    </a:extLst>
+                  </a:blip>
+                  <a:stretch>
+                    <a:fillRect/>
+                  </a:stretch>
+                </pic:blipFill>
+                <pic:spPr>
+                  <a:xfrm>
+                    <a:off x="0" y="0"/>
+                    <a:ext cx="2525825" cy="720000"/>
+                  </a:xfrm>
+                  <a:prstGeom prst="rect">
+                    <a:avLst/>
+                  </a:prstGeom>
+                </pic:spPr>
+              </pic:pic>
+            </a:graphicData>
+          </a:graphic>
+        </wp:inline>
+      </w:drawing>
     </w:r>
   </w:p>
 </w:hdr>

--- a/(e)CRF/Per nummer/36_Classificatie ulcus (PEDIS).docx
+++ b/(e)CRF/Per nummer/36_Classificatie ulcus (PEDIS).docx
@@ -2423,7 +2423,7 @@
         <wp:anchor distT="0" distB="0" distL="114300" distR="114300" simplePos="0" relativeHeight="251659264" behindDoc="0" locked="0" layoutInCell="1" allowOverlap="1" wp14:anchorId="4A8142CD" wp14:editId="6CB4EA88">
           <wp:simplePos x="0" y="0"/>
           <wp:positionH relativeFrom="column">
-            <wp:posOffset>5527362</wp:posOffset>
+            <wp:posOffset>5351825</wp:posOffset>
           </wp:positionH>
           <wp:positionV relativeFrom="paragraph">
             <wp:posOffset>66098</wp:posOffset>

--- a/(e)CRF/Per nummer/36_Classificatie ulcus (PEDIS).docx
+++ b/(e)CRF/Per nummer/36_Classificatie ulcus (PEDIS).docx
@@ -1,35 +1,481 @@
 
 <file path=word/document.xml><?xml version="1.0" encoding="utf-8"?>
-<w:document xmlns:wpc="http://schemas.microsoft.com/office/word/2010/wordprocessingCanvas" xmlns:cx="http://schemas.microsoft.com/office/drawing/2014/chartex" xmlns:cx1="http://schemas.microsoft.com/office/drawing/2015/9/8/chartex" xmlns:cx2="http://schemas.microsoft.com/office/drawing/2015/10/21/chartex" xmlns:cx3="http://schemas.microsoft.com/office/drawing/2016/5/9/chartex" xmlns:cx4="http://schemas.microsoft.com/office/drawing/2016/5/10/chartex" xmlns:cx5="http://schemas.microsoft.com/office/drawing/2016/5/11/chartex" xmlns:cx6="http://schemas.microsoft.com/office/drawing/2016/5/12/chartex" xmlns:cx7="http://schemas.microsoft.com/office/drawing/2016/5/13/chartex" xmlns:cx8="http://schemas.microsoft.com/office/drawing/2016/5/14/chartex" xmlns:mc="http://schemas.openxmlformats.org/markup-compatibility/2006" xmlns:aink="http://schemas.microsoft.com/office/drawing/2016/ink" xmlns:am3d="http://schemas.microsoft.com/office/drawing/2017/model3d" xmlns:o="urn:schemas-microsoft-com:office:office" xmlns:oel="http://schemas.microsoft.com/office/2019/extlst" xmlns:r="http://schemas.openxmlformats.org/officeDocument/2006/relationships" xmlns:m="http://schemas.openxmlformats.org/officeDocument/2006/math" xmlns:v="urn:schemas-microsoft-com:vml" xmlns:wp14="http://schemas.microsoft.com/office/word/2010/wordprocessingDrawing" xmlns:wp="http://schemas.openxmlformats.org/drawingml/2006/wordprocessingDrawing" xmlns:w10="urn:schemas-microsoft-com:office:word" xmlns:w="http://schemas.openxmlformats.org/wordprocessingml/2006/main" xmlns:w14="http://schemas.microsoft.com/office/word/2010/wordml" xmlns:w15="http://schemas.microsoft.com/office/word/2012/wordml" xmlns:w16cex="http://schemas.microsoft.com/office/word/2018/wordml/cex" xmlns:w16cid="http://schemas.microsoft.com/office/word/2016/wordml/cid" xmlns:w16="http://schemas.microsoft.com/office/word/2018/wordml" xmlns:w16du="http://schemas.microsoft.com/office/word/2023/wordml/word16du" xmlns:w16sdtdh="http://schemas.microsoft.com/office/word/2020/wordml/sdtdatahash" xmlns:w16sdtfl="http://schemas.microsoft.com/office/word/2024/wordml/sdtformatlock" xmlns:w16se="http://schemas.microsoft.com/office/word/2015/wordml/symex" xmlns:wpg="http://schemas.microsoft.com/office/word/2010/wordprocessingGroup" xmlns:wpi="http://schemas.microsoft.com/office/word/2010/wordprocessingInk" xmlns:wne="http://schemas.microsoft.com/office/word/2006/wordml" xmlns:wps="http://schemas.microsoft.com/office/word/2010/wordprocessingShape" xmlns:a="http://schemas.openxmlformats.org/drawingml/2006/main" xmlns:pic="http://schemas.openxmlformats.org/drawingml/2006/picture" xmlns:a14="http://schemas.microsoft.com/office/drawing/2010/main" mc:Ignorable="w14 w15 w16se w16cid w16 w16cex w16sdtdh w16sdtfl w16du wp14">
+<w:document xmlns:wpc="http://schemas.microsoft.com/office/word/2010/wordprocessingCanvas" xmlns:cx="http://schemas.microsoft.com/office/drawing/2014/chartex" xmlns:cx1="http://schemas.microsoft.com/office/drawing/2015/9/8/chartex" xmlns:cx2="http://schemas.microsoft.com/office/drawing/2015/10/21/chartex" xmlns:cx3="http://schemas.microsoft.com/office/drawing/2016/5/9/chartex" xmlns:cx4="http://schemas.microsoft.com/office/drawing/2016/5/10/chartex" xmlns:cx5="http://schemas.microsoft.com/office/drawing/2016/5/11/chartex" xmlns:cx6="http://schemas.microsoft.com/office/drawing/2016/5/12/chartex" xmlns:cx7="http://schemas.microsoft.com/office/drawing/2016/5/13/chartex" xmlns:cx8="http://schemas.microsoft.com/office/drawing/2016/5/14/chartex" xmlns:mc="http://schemas.openxmlformats.org/markup-compatibility/2006" xmlns:aink="http://schemas.microsoft.com/office/drawing/2016/ink" xmlns:am3d="http://schemas.microsoft.com/office/drawing/2017/model3d" xmlns:o="urn:schemas-microsoft-com:office:office" xmlns:oel="http://schemas.microsoft.com/office/2019/extlst" xmlns:r="http://schemas.openxmlformats.org/officeDocument/2006/relationships" xmlns:m="http://schemas.openxmlformats.org/officeDocument/2006/math" xmlns:v="urn:schemas-microsoft-com:vml" xmlns:wp14="http://schemas.microsoft.com/office/word/2010/wordprocessingDrawing" xmlns:wp="http://schemas.openxmlformats.org/drawingml/2006/wordprocessingDrawing" xmlns:w10="urn:schemas-microsoft-com:office:word" xmlns:w="http://schemas.openxmlformats.org/wordprocessingml/2006/main" xmlns:w14="http://schemas.microsoft.com/office/word/2010/wordml" xmlns:w15="http://schemas.microsoft.com/office/word/2012/wordml" xmlns:w16cei="http://schemas.microsoft.com/office/word/2026/wordml/cei" xmlns:w16cex="http://schemas.microsoft.com/office/word/2018/wordml/cex" xmlns:w16cid="http://schemas.microsoft.com/office/word/2016/wordml/cid" xmlns:w16="http://schemas.microsoft.com/office/word/2018/wordml" xmlns:w16du="http://schemas.microsoft.com/office/word/2023/wordml/word16du" xmlns:w16sdtdh="http://schemas.microsoft.com/office/word/2020/wordml/sdtdatahash" xmlns:w16sdtfl="http://schemas.microsoft.com/office/word/2024/wordml/sdtformatlock" xmlns:w16se="http://schemas.microsoft.com/office/word/2015/wordml/symex" xmlns:wpg="http://schemas.microsoft.com/office/word/2010/wordprocessingGroup" xmlns:wpi="http://schemas.microsoft.com/office/word/2010/wordprocessingInk" xmlns:wne="http://schemas.microsoft.com/office/word/2006/wordml" xmlns:wps="http://schemas.microsoft.com/office/word/2010/wordprocessingShape" mc:Ignorable="w14 w15 w16se w16cid w16 w16cex w16sdtdh w16sdtfl w16du wp14">
   <w:body>
     <w:p>
       <w:pPr>
         <w:spacing w:after="120" w:line="360" w:lineRule="auto"/>
         <w:jc w:val="center"/>
         <w:rPr>
-          <w:rFonts w:ascii="Calibri" w:hAnsi="Calibri" w:cs="Calibri"/>
-          <w:b w:val="1"/>
-          <w:bCs w:val="1"/>
-          <w:color w:val="000000" w:themeColor="text1"/>
+          <w:b/>
+          <w:bCs/>
+          <w:color w:val="123A5F"/>
           <w:sz w:val="28"/>
           <w:szCs w:val="28"/>
-          <w:lang/>
-        </w:rPr>
-      </w:pPr>
-      <w:r>
-        <w:rPr>
-          <w:rFonts w:ascii="Arial" w:hAnsi="Arial" w:cs="Arial" w:eastAsia="Arial"/>
+          <w:lang w:val="nl-BE"/>
+        </w:rPr>
+      </w:pPr>
+      <w:r>
+        <w:rPr>
+          <w:b/>
+          <w:bCs/>
+          <w:color w:val="123A5F"/>
+          <w:sz w:val="28"/>
+          <w:szCs w:val="28"/>
+          <w:lang w:val="nl-NL"/>
+        </w:rPr>
+        <w:t>(e)CRF Document-</w:t>
+      </w:r>
+      <w:r>
+        <w:rPr>
+          <w:b/>
+          <w:bCs/>
+          <w:color w:val="123A5F"/>
+          <w:sz w:val="28"/>
+          <w:szCs w:val="28"/>
+          <w:lang w:val="nl-NL"/>
+        </w:rPr>
+        <w:t>3</w:t>
+      </w:r>
+      <w:r>
+        <w:rPr>
+          <w:b/>
+          <w:bCs/>
+          <w:color w:val="123A5F"/>
+          <w:sz w:val="28"/>
+          <w:szCs w:val="28"/>
+          <w:lang w:val="nl-NL"/>
+        </w:rPr>
+        <w:t>6: PEDIS</w:t>
+      </w:r>
+      <w:r>
+        <w:rPr>
+          <w:b/>
+          <w:bCs/>
+          <w:color w:val="123A5F"/>
+          <w:sz w:val="28"/>
+          <w:szCs w:val="28"/>
+          <w:lang w:val="nl-BE"/>
+        </w:rPr>
+        <w:t xml:space="preserve"> Wondclassificatie – Registratieformulier</w:t>
+      </w:r>
+    </w:p>
+    <w:p>
+      <w:pPr>
+        <w:tabs>
+          <w:tab w:val="left" w:leader="underscore" w:pos="8505"/>
+        </w:tabs>
+        <w:spacing w:line="360" w:lineRule="auto"/>
+        <w:rPr>
+          <w:rFonts w:ascii="Calibri" w:hAnsi="Calibri" w:cs="Calibri"/>
+          <w:b/>
+          <w:bCs/>
+          <w:sz w:val="24"/>
+          <w:szCs w:val="24"/>
+          <w:lang w:val="nl-BE"/>
+        </w:rPr>
+      </w:pPr>
+      <w:r>
+        <w:rPr>
+          <w:b/>
+          <w:bCs/>
+          <w:color w:val="123A5F"/>
+          <w:sz w:val="24"/>
+          <w:szCs w:val="24"/>
+        </w:rPr>
+        <w:t>Studie-</w:t>
+      </w:r>
+      <w:proofErr w:type="spellStart"/>
+      <w:r>
+        <w:rPr>
+          <w:b/>
+          <w:bCs/>
+          <w:color w:val="123A5F"/>
+          <w:sz w:val="24"/>
+          <w:szCs w:val="24"/>
+        </w:rPr>
+        <w:t>informatie</w:t>
+      </w:r>
+      <w:proofErr w:type="spellEnd"/>
+    </w:p>
+    <w:p>
+      <w:pPr>
+        <w:numPr>
+          <w:ilvl w:val="0"/>
+          <w:numId w:val="13"/>
+        </w:numPr>
+        <w:tabs>
+          <w:tab w:val="left" w:leader="underscore" w:pos="8505"/>
+        </w:tabs>
+        <w:spacing w:line="360" w:lineRule="auto"/>
+        <w:rPr>
+          <w:rFonts w:ascii="Calibri" w:hAnsi="Calibri" w:cs="Calibri"/>
+        </w:rPr>
+      </w:pPr>
+      <w:proofErr w:type="spellStart"/>
+      <w:r>
+        <w:rPr>
+          <w:color w:val="24303B"/>
+        </w:rPr>
+        <w:t>Studietitel</w:t>
+      </w:r>
+      <w:proofErr w:type="spellEnd"/>
+      <w:r>
+        <w:rPr>
+          <w:color w:val="24303B"/>
+        </w:rPr>
+        <w:t>: Towards Pressure-Adherence &amp; Education Driven Service in Diabetic Foot Disease (PARADISE trial)</w:t>
+      </w:r>
+    </w:p>
+    <w:p>
+      <w:pPr>
+        <w:numPr>
+          <w:ilvl w:val="0"/>
+          <w:numId w:val="13"/>
+        </w:numPr>
+        <w:tabs>
+          <w:tab w:val="left" w:leader="underscore" w:pos="8505"/>
+        </w:tabs>
+        <w:spacing w:line="360" w:lineRule="auto"/>
+        <w:rPr>
+          <w:rFonts w:ascii="Calibri" w:hAnsi="Calibri" w:cs="Calibri"/>
+          <w:lang w:val="nl-BE"/>
+        </w:rPr>
+      </w:pPr>
+      <w:proofErr w:type="spellStart"/>
+      <w:r>
+        <w:rPr>
+          <w:color w:val="24303B"/>
+        </w:rPr>
+        <w:t>Protocolnummer</w:t>
+      </w:r>
+      <w:proofErr w:type="spellEnd"/>
+      <w:r>
+        <w:rPr>
+          <w:color w:val="24303B"/>
+        </w:rPr>
+        <w:t>: S71769</w:t>
+      </w:r>
+    </w:p>
+    <w:p>
+      <w:pPr>
+        <w:numPr>
+          <w:ilvl w:val="0"/>
+          <w:numId w:val="13"/>
+        </w:numPr>
+        <w:tabs>
+          <w:tab w:val="left" w:leader="underscore" w:pos="8505"/>
+        </w:tabs>
+        <w:spacing w:line="360" w:lineRule="auto"/>
+        <w:rPr>
+          <w:rFonts w:ascii="Calibri" w:hAnsi="Calibri" w:cs="Calibri"/>
+        </w:rPr>
+      </w:pPr>
+      <w:proofErr w:type="spellStart"/>
+      <w:r>
+        <w:rPr>
+          <w:color w:val="24303B"/>
+        </w:rPr>
+        <w:t>Studielocatie</w:t>
+      </w:r>
+      <w:proofErr w:type="spellEnd"/>
+      <w:r>
+        <w:rPr>
+          <w:color w:val="24303B"/>
+        </w:rPr>
+        <w:t xml:space="preserve">: </w:t>
+      </w:r>
+      <w:r>
+        <w:rPr>
+          <w:color w:val="24303B"/>
+        </w:rPr>
+        <w:tab/>
+      </w:r>
+    </w:p>
+    <w:p>
+      <w:pPr>
+        <w:numPr>
+          <w:ilvl w:val="0"/>
+          <w:numId w:val="13"/>
+        </w:numPr>
+        <w:tabs>
+          <w:tab w:val="left" w:leader="underscore" w:pos="8505"/>
+        </w:tabs>
+        <w:spacing w:line="360" w:lineRule="auto"/>
+        <w:rPr>
+          <w:rFonts w:ascii="Calibri" w:hAnsi="Calibri" w:cs="Calibri"/>
+        </w:rPr>
+      </w:pPr>
+      <w:proofErr w:type="spellStart"/>
+      <w:r>
+        <w:rPr>
+          <w:color w:val="24303B"/>
+        </w:rPr>
+        <w:t>Hoofdonderzoeker</w:t>
+      </w:r>
+      <w:proofErr w:type="spellEnd"/>
+      <w:r>
+        <w:rPr>
+          <w:color w:val="24303B"/>
+        </w:rPr>
+        <w:t xml:space="preserve"> (PI): </w:t>
+      </w:r>
+      <w:r>
+        <w:rPr>
+          <w:color w:val="24303B"/>
+        </w:rPr>
+        <w:tab/>
+      </w:r>
+    </w:p>
+    <w:p>
+      <w:pPr>
+        <w:numPr>
+          <w:ilvl w:val="0"/>
+          <w:numId w:val="13"/>
+        </w:numPr>
+        <w:tabs>
+          <w:tab w:val="left" w:leader="underscore" w:pos="8505"/>
+        </w:tabs>
+        <w:spacing w:line="360" w:lineRule="auto"/>
+        <w:rPr>
+          <w:rFonts w:ascii="Calibri" w:hAnsi="Calibri" w:cs="Calibri"/>
+        </w:rPr>
+      </w:pPr>
+      <w:proofErr w:type="spellStart"/>
+      <w:r>
+        <w:rPr>
+          <w:color w:val="24303B"/>
+        </w:rPr>
+        <w:t>Deelnemerscode</w:t>
+      </w:r>
+      <w:proofErr w:type="spellEnd"/>
+      <w:r>
+        <w:rPr>
+          <w:color w:val="24303B"/>
+        </w:rPr>
+        <w:t xml:space="preserve">: </w:t>
+      </w:r>
+      <w:r>
+        <w:rPr>
+          <w:color w:val="24303B"/>
+        </w:rPr>
+        <w:tab/>
+      </w:r>
+    </w:p>
+    <w:p>
+      <w:pPr>
+        <w:spacing w:after="0" w:line="360" w:lineRule="auto"/>
+        <w:rPr>
+          <w:rFonts w:ascii="Calibri" w:hAnsi="Calibri" w:cs="Calibri"/>
+          <w:b/>
+          <w:bCs/>
+          <w:color w:val="000000" w:themeColor="text1"/>
+          <w:sz w:val="24"/>
+          <w:szCs w:val="24"/>
+          <w:lang w:val="nl-BE"/>
+        </w:rPr>
+      </w:pPr>
+      <w:r>
+        <w:rPr>
+          <w:b/>
+          <w:bCs/>
+          <w:color w:val="123A5F"/>
+          <w:sz w:val="24"/>
+          <w:szCs w:val="24"/>
+          <w:lang w:val="nl-BE"/>
+        </w:rPr>
+        <w:t>1. Algemene gegevens</w:t>
+      </w:r>
+    </w:p>
+    <w:p>
+      <w:pPr>
+        <w:numPr>
+          <w:ilvl w:val="0"/>
+          <w:numId w:val="1"/>
+        </w:numPr>
+        <w:spacing w:after="0" w:line="360" w:lineRule="auto"/>
+        <w:rPr>
+          <w:rFonts w:ascii="Calibri" w:hAnsi="Calibri" w:cs="Calibri"/>
+          <w:color w:val="000000" w:themeColor="text1"/>
+          <w:sz w:val="24"/>
+          <w:szCs w:val="24"/>
+        </w:rPr>
+      </w:pPr>
+      <w:r>
+        <w:rPr>
+          <w:color w:val="000000" w:themeColor="text1"/>
+          <w:sz w:val="24"/>
+          <w:szCs w:val="24"/>
+        </w:rPr>
+        <w:t xml:space="preserve">Datum </w:t>
+      </w:r>
+      <w:proofErr w:type="spellStart"/>
+      <w:r>
+        <w:rPr>
+          <w:color w:val="000000" w:themeColor="text1"/>
+          <w:sz w:val="24"/>
+          <w:szCs w:val="24"/>
+        </w:rPr>
+        <w:t>beoordeling</w:t>
+      </w:r>
+      <w:proofErr w:type="spellEnd"/>
+      <w:r>
+        <w:rPr>
+          <w:color w:val="000000" w:themeColor="text1"/>
+          <w:sz w:val="24"/>
+          <w:szCs w:val="24"/>
+        </w:rPr>
+        <w:t xml:space="preserve">: ____ / ____ / ______ </w:t>
+      </w:r>
+    </w:p>
+    <w:p>
+      <w:pPr>
+        <w:numPr>
+          <w:ilvl w:val="0"/>
+          <w:numId w:val="1"/>
+        </w:numPr>
+        <w:spacing w:after="0" w:line="360" w:lineRule="auto"/>
+        <w:rPr>
+          <w:rFonts w:ascii="Calibri" w:hAnsi="Calibri" w:cs="Calibri"/>
+          <w:color w:val="000000" w:themeColor="text1"/>
+          <w:sz w:val="24"/>
+          <w:szCs w:val="24"/>
+        </w:rPr>
+      </w:pPr>
+      <w:proofErr w:type="spellStart"/>
+      <w:r>
+        <w:rPr>
+          <w:color w:val="000000" w:themeColor="text1"/>
+          <w:sz w:val="24"/>
+          <w:szCs w:val="24"/>
+        </w:rPr>
+        <w:t>Behandelaar</w:t>
+      </w:r>
+      <w:proofErr w:type="spellEnd"/>
+      <w:r>
+        <w:rPr>
+          <w:color w:val="000000" w:themeColor="text1"/>
+          <w:sz w:val="24"/>
+          <w:szCs w:val="24"/>
+        </w:rPr>
+        <w:t xml:space="preserve">: ________________________ </w:t>
+      </w:r>
+    </w:p>
+    <w:p>
+      <w:pPr>
+        <w:numPr>
+          <w:ilvl w:val="0"/>
+          <w:numId w:val="1"/>
+        </w:numPr>
+        <w:spacing w:after="0" w:line="360" w:lineRule="auto"/>
+        <w:rPr>
+          <w:rFonts w:ascii="Calibri" w:hAnsi="Calibri" w:cs="Calibri"/>
+          <w:color w:val="000000" w:themeColor="text1"/>
+          <w:sz w:val="24"/>
+          <w:szCs w:val="24"/>
+        </w:rPr>
+      </w:pPr>
+      <w:proofErr w:type="spellStart"/>
+      <w:r>
+        <w:rPr>
+          <w:color w:val="000000" w:themeColor="text1"/>
+          <w:sz w:val="24"/>
+          <w:szCs w:val="24"/>
+        </w:rPr>
+        <w:t>Locatie</w:t>
+      </w:r>
+      <w:proofErr w:type="spellEnd"/>
+      <w:r>
+        <w:rPr>
+          <w:color w:val="000000" w:themeColor="text1"/>
+          <w:sz w:val="24"/>
+          <w:szCs w:val="24"/>
+        </w:rPr>
+        <w:t xml:space="preserve"> </w:t>
+      </w:r>
+      <w:proofErr w:type="spellStart"/>
+      <w:r>
+        <w:rPr>
+          <w:color w:val="000000" w:themeColor="text1"/>
+          <w:sz w:val="24"/>
+          <w:szCs w:val="24"/>
+        </w:rPr>
+        <w:t>ulcus</w:t>
+      </w:r>
+      <w:proofErr w:type="spellEnd"/>
+      <w:r>
+        <w:rPr>
+          <w:color w:val="000000" w:themeColor="text1"/>
+          <w:sz w:val="24"/>
+          <w:szCs w:val="24"/>
+        </w:rPr>
+        <w:t xml:space="preserve"> (</w:t>
+      </w:r>
+      <w:proofErr w:type="spellStart"/>
+      <w:r>
+        <w:rPr>
+          <w:color w:val="000000" w:themeColor="text1"/>
+          <w:sz w:val="24"/>
+          <w:szCs w:val="24"/>
+        </w:rPr>
+        <w:t>voet</w:t>
+      </w:r>
+      <w:proofErr w:type="spellEnd"/>
+      <w:r>
+        <w:rPr>
+          <w:color w:val="000000" w:themeColor="text1"/>
+          <w:sz w:val="24"/>
+          <w:szCs w:val="24"/>
+        </w:rPr>
+        <w:t xml:space="preserve">/teen): </w:t>
+      </w:r>
+    </w:p>
+    <w:p>
+      <w:pPr>
+        <w:spacing w:after="0" w:line="360" w:lineRule="auto"/>
+        <w:ind w:left="720"/>
+        <w:rPr>
+          <w:rFonts w:ascii="Calibri" w:hAnsi="Calibri" w:cs="Calibri"/>
+          <w:color w:val="000000" w:themeColor="text1"/>
+          <w:sz w:val="24"/>
+          <w:szCs w:val="24"/>
+        </w:rPr>
+      </w:pPr>
+      <w:r>
+        <w:rPr>
+          <w:color w:val="000000" w:themeColor="text1"/>
+          <w:sz w:val="24"/>
+          <w:szCs w:val="24"/>
+        </w:rPr>
+        <w:t xml:space="preserve">____________________________________ </w:t>
+      </w:r>
+    </w:p>
+    <w:p>
+      <w:pPr>
+        <w:spacing w:after="0" w:line="360" w:lineRule="auto"/>
+        <w:ind w:left="720"/>
+        <w:rPr>
+          <w:rFonts w:ascii="Calibri" w:hAnsi="Calibri" w:cs="Calibri"/>
+          <w:b/>
+          <w:bCs/>
+          <w:color w:val="000000" w:themeColor="text1"/>
+          <w:sz w:val="24"/>
+          <w:szCs w:val="24"/>
+        </w:rPr>
+      </w:pPr>
+      <w:r>
+        <w:rPr>
           <w:noProof/>
           <w:color w:val="24303B"/>
         </w:rPr>
         <w:drawing>
-          <wp:anchor distT="0" distB="0" distL="114300" distR="114300" simplePos="0" relativeHeight="251659264" behindDoc="0" locked="0" layoutInCell="1" allowOverlap="1" wp14:anchorId="45DF6B39" wp14:editId="15EA81EA">
+          <wp:anchor distT="0" distB="0" distL="114300" distR="114300" simplePos="0" relativeHeight="251659264" behindDoc="0" locked="0" layoutInCell="1" allowOverlap="1" wp14:anchorId="45DF6B39" wp14:editId="0D062ADE">
             <wp:simplePos x="0" y="0"/>
             <wp:positionH relativeFrom="column">
-              <wp:posOffset>3344545</wp:posOffset>
+              <wp:posOffset>3475174</wp:posOffset>
             </wp:positionH>
             <wp:positionV relativeFrom="paragraph">
-              <wp:posOffset>407035</wp:posOffset>
+              <wp:posOffset>4511</wp:posOffset>
             </wp:positionV>
             <wp:extent cx="2915920" cy="2227580"/>
             <wp:effectExtent l="0" t="0" r="0" b="1270"/>
@@ -82,100 +528,6 @@
           </wp:anchor>
         </w:drawing>
       </w:r>
-      <w:r>
-        <w:rPr>
-          <w:rFonts w:ascii="Arial" w:hAnsi="Arial" w:cs="Arial" w:eastAsia="Arial"/>
-          <w:b w:val="1"/>
-          <w:bCs w:val="1"/>
-          <w:color w:val="123A5F"/>
-          <w:sz w:val="28"/>
-          <w:szCs w:val="28"/>
-          <w:lang w:val="nl-NL"/>
-        </w:rPr>
-        <w:t>(</w:t>
-      </w:r>
-      <w:r>
-        <w:rPr>
-          <w:rFonts w:ascii="Arial" w:hAnsi="Arial" w:cs="Arial" w:eastAsia="Arial"/>
-          <w:b w:val="1"/>
-          <w:bCs w:val="1"/>
-          <w:color w:val="123A5F"/>
-          <w:sz w:val="28"/>
-          <w:szCs w:val="28"/>
-          <w:lang w:val="nl-NL"/>
-        </w:rPr>
-        <w:t>e</w:t>
-      </w:r>
-      <w:r>
-        <w:rPr>
-          <w:rFonts w:ascii="Arial" w:hAnsi="Arial" w:cs="Arial" w:eastAsia="Arial"/>
-          <w:b w:val="1"/>
-          <w:bCs w:val="1"/>
-          <w:color w:val="123A5F"/>
-          <w:sz w:val="28"/>
-          <w:szCs w:val="28"/>
-          <w:lang w:val="nl-NL"/>
-        </w:rPr>
-        <w:t>)CRF Document-</w:t>
-      </w:r>
-      <w:r>
-        <w:rPr>
-          <w:rFonts w:ascii="Arial" w:hAnsi="Arial" w:cs="Arial" w:eastAsia="Arial"/>
-          <w:b w:val="1"/>
-          <w:bCs w:val="1"/>
-          <w:color w:val="123A5F"/>
-          <w:sz w:val="28"/>
-          <w:szCs w:val="28"/>
-          <w:lang w:val="nl-NL"/>
-        </w:rPr>
-        <w:t xml:space="preserve">3</w:t>
-      </w:r>
-      <w:r>
-        <w:rPr>
-          <w:rFonts w:ascii="Arial" w:hAnsi="Arial" w:cs="Arial" w:eastAsia="Arial"/>
-          <w:b w:val="1"/>
-          <w:bCs w:val="1"/>
-          <w:color w:val="123A5F"/>
-          <w:sz w:val="28"/>
-          <w:szCs w:val="28"/>
-          <w:lang w:val="nl-NL"/>
-        </w:rPr>
-        <w:t>6</w:t>
-      </w:r>
-      <w:r>
-        <w:rPr>
-          <w:rFonts w:ascii="Arial" w:hAnsi="Arial" w:cs="Arial" w:eastAsia="Arial"/>
-          <w:b w:val="1"/>
-          <w:bCs w:val="1"/>
-          <w:color w:val="123A5F"/>
-          <w:sz w:val="28"/>
-          <w:szCs w:val="28"/>
-          <w:lang w:val="nl-NL"/>
-        </w:rPr>
-        <w:t xml:space="preserve">:  </w:t>
-      </w:r>
-      <w:r>
-        <w:rPr>
-          <w:rFonts w:ascii="Arial" w:hAnsi="Arial" w:cs="Arial" w:eastAsia="Arial"/>
-          <w:b w:val="1"/>
-          <w:bCs w:val="1"/>
-          <w:color w:val="123A5F"/>
-          <w:sz w:val="28"/>
-          <w:szCs w:val="28"/>
-        </w:rPr>
-        <w:t>PEDIS</w:t>
-      </w:r>
-      <w:r>
-        <w:rPr>
-          <w:rFonts w:ascii="Arial" w:hAnsi="Arial" w:cs="Arial" w:eastAsia="Arial"/>
-          <w:b w:val="1"/>
-          <w:bCs w:val="1"/>
-          <w:color w:val="123A5F"/>
-          <w:sz w:val="28"/>
-          <w:szCs w:val="28"/>
-        </w:rPr>
-        <w:t xml:space="preserve"> Wondclassificatie – Registratieformulier</w:t>
-      </w:r>
     </w:p>
     <w:p>
       <w:pPr>
@@ -187,153 +539,22 @@
           <w:color w:val="000000" w:themeColor="text1"/>
           <w:sz w:val="24"/>
           <w:szCs w:val="24"/>
-          <w:lang/>
-        </w:rPr>
-      </w:pPr>
-      <w:r>
-        <w:rPr>
-          <w:rFonts w:ascii="Arial" w:hAnsi="Arial" w:cs="Arial" w:eastAsia="Arial"/>
+        </w:rPr>
+      </w:pPr>
+      <w:r>
+        <w:rPr>
           <w:b/>
           <w:bCs/>
           <w:color w:val="123A5F"/>
           <w:sz w:val="24"/>
           <w:szCs w:val="24"/>
-          <w:lang/>
-        </w:rPr>
-        <w:t>1. Algemene gegevens</w:t>
-      </w:r>
-    </w:p>
-    <w:p>
-      <w:pPr>
-        <w:numPr>
-          <w:ilvl w:val="0"/>
-          <w:numId w:val="1"/>
-        </w:numPr>
-        <w:spacing w:after="0" w:line="360" w:lineRule="auto"/>
-        <w:rPr>
-          <w:rFonts w:ascii="Calibri" w:hAnsi="Calibri" w:cs="Calibri"/>
-          <w:color w:val="000000" w:themeColor="text1"/>
-          <w:sz w:val="24"/>
-          <w:szCs w:val="24"/>
-          <w:lang/>
-        </w:rPr>
-      </w:pPr>
-      <w:r>
-        <w:rPr>
-          <w:rFonts w:ascii="Arial" w:hAnsi="Arial" w:cs="Arial" w:eastAsia="Arial"/>
-          <w:color w:val="000000" w:themeColor="text1"/>
-          <w:sz w:val="24"/>
-          <w:szCs w:val="24"/>
-          <w:lang/>
-        </w:rPr>
-        <w:t xml:space="preserve">Patiënt ID: __________________________ </w:t>
-      </w:r>
-    </w:p>
-    <w:p>
-      <w:pPr>
-        <w:numPr>
-          <w:ilvl w:val="0"/>
-          <w:numId w:val="1"/>
-        </w:numPr>
-        <w:spacing w:after="0" w:line="360" w:lineRule="auto"/>
-        <w:rPr>
-          <w:rFonts w:ascii="Calibri" w:hAnsi="Calibri" w:cs="Calibri"/>
-          <w:color w:val="000000" w:themeColor="text1"/>
-          <w:sz w:val="24"/>
-          <w:szCs w:val="24"/>
-          <w:lang/>
-        </w:rPr>
-      </w:pPr>
-      <w:r>
-        <w:rPr>
-          <w:rFonts w:ascii="Arial" w:hAnsi="Arial" w:cs="Arial" w:eastAsia="Arial"/>
-          <w:color w:val="000000" w:themeColor="text1"/>
-          <w:sz w:val="24"/>
-          <w:szCs w:val="24"/>
-          <w:lang/>
-        </w:rPr>
-        <w:t xml:space="preserve">Datum beoordeling: ____ / ____ / ______ </w:t>
-      </w:r>
-    </w:p>
-    <w:p>
-      <w:pPr>
-        <w:numPr>
-          <w:ilvl w:val="0"/>
-          <w:numId w:val="1"/>
-        </w:numPr>
-        <w:spacing w:after="0" w:line="360" w:lineRule="auto"/>
-        <w:rPr>
-          <w:rFonts w:ascii="Calibri" w:hAnsi="Calibri" w:cs="Calibri"/>
-          <w:color w:val="000000" w:themeColor="text1"/>
-          <w:sz w:val="24"/>
-          <w:szCs w:val="24"/>
-          <w:lang/>
-        </w:rPr>
-      </w:pPr>
-      <w:r>
-        <w:rPr>
-          <w:rFonts w:ascii="Arial" w:hAnsi="Arial" w:cs="Arial" w:eastAsia="Arial"/>
-          <w:color w:val="000000" w:themeColor="text1"/>
-          <w:sz w:val="24"/>
-          <w:szCs w:val="24"/>
-          <w:lang/>
-        </w:rPr>
-        <w:t xml:space="preserve">Behandelaar: ________________________ </w:t>
-      </w:r>
-    </w:p>
-    <w:p>
-      <w:pPr>
-        <w:numPr>
-          <w:ilvl w:val="0"/>
-          <w:numId w:val="1"/>
-        </w:numPr>
-        <w:spacing w:after="0" w:line="360" w:lineRule="auto"/>
-        <w:rPr>
-          <w:rFonts w:ascii="Calibri" w:hAnsi="Calibri" w:cs="Calibri"/>
-          <w:color w:val="000000" w:themeColor="text1"/>
-          <w:sz w:val="24"/>
-          <w:szCs w:val="24"/>
-          <w:lang/>
-        </w:rPr>
-      </w:pPr>
-      <w:r>
-        <w:rPr>
-          <w:rFonts w:ascii="Arial" w:hAnsi="Arial" w:cs="Arial" w:eastAsia="Arial"/>
-          <w:color w:val="000000" w:themeColor="text1"/>
-          <w:sz w:val="24"/>
-          <w:szCs w:val="24"/>
-          <w:lang/>
-        </w:rPr>
-        <w:t xml:space="preserve">Locatie ulcus (voet/teen): </w:t>
-      </w:r>
-    </w:p>
-    <w:p>
-      <w:pPr>
-        <w:spacing w:after="0" w:line="360" w:lineRule="auto"/>
-        <w:ind w:left="720"/>
-        <w:rPr>
-          <w:rFonts w:ascii="Calibri" w:hAnsi="Calibri" w:cs="Calibri"/>
-          <w:color w:val="000000" w:themeColor="text1"/>
-          <w:sz w:val="24"/>
-          <w:szCs w:val="24"/>
-          <w:lang/>
-        </w:rPr>
-      </w:pPr>
-      <w:r>
-        <w:rPr>
-          <w:rFonts w:ascii="Arial" w:hAnsi="Arial" w:cs="Arial" w:eastAsia="Arial"/>
-          <w:color w:val="000000" w:themeColor="text1"/>
-          <w:sz w:val="24"/>
-          <w:szCs w:val="24"/>
-          <w:lang/>
-        </w:rPr>
-        <w:t xml:space="preserve">____________________________________ </w:t>
-      </w:r>
-    </w:p>
-    <w:p>
-      <w:pPr>
-        <w:spacing w:after="0" w:line="360" w:lineRule="auto"/>
-        <w:ind w:left="720"/>
+        </w:rPr>
+        <w:t>2. PEDIS classificatie</w:t>
+      </w:r>
+    </w:p>
+    <w:p>
+      <w:pPr>
+        <w:spacing w:after="0" w:line="360" w:lineRule="auto"/>
         <w:rPr>
           <w:rFonts w:ascii="Calibri" w:hAnsi="Calibri" w:cs="Calibri"/>
           <w:b/>
@@ -341,54 +562,15 @@
           <w:color w:val="000000" w:themeColor="text1"/>
           <w:sz w:val="24"/>
           <w:szCs w:val="24"/>
-          <w:lang/>
-        </w:rPr>
-      </w:pPr>
-    </w:p>
-    <w:p>
-      <w:pPr>
-        <w:spacing w:after="0" w:line="360" w:lineRule="auto"/>
-        <w:rPr>
-          <w:rFonts w:ascii="Calibri" w:hAnsi="Calibri" w:cs="Calibri"/>
+        </w:rPr>
+      </w:pPr>
+      <w:r>
+        <w:rPr>
           <w:b/>
           <w:bCs/>
           <w:color w:val="000000" w:themeColor="text1"/>
           <w:sz w:val="24"/>
           <w:szCs w:val="24"/>
-          <w:lang/>
-        </w:rPr>
-      </w:pPr>
-      <w:r>
-        <w:rPr>
-          <w:rFonts w:ascii="Arial" w:hAnsi="Arial" w:cs="Arial" w:eastAsia="Arial"/>
-          <w:b/>
-          <w:bCs/>
-          <w:color w:val="123A5F"/>
-          <w:sz w:val="24"/>
-          <w:szCs w:val="24"/>
-          <w:lang/>
-        </w:rPr>
-        <w:t>2. PEDIS classificatie</w:t>
-      </w:r>
-    </w:p>
-    <w:p>
-      <w:pPr>
-        <w:spacing w:after="0" w:line="360" w:lineRule="auto"/>
-        <w:rPr>
-          <w:rFonts w:ascii="Calibri" w:hAnsi="Calibri" w:cs="Calibri"/>
-          <w:color w:val="000000" w:themeColor="text1"/>
-          <w:sz w:val="24"/>
-          <w:szCs w:val="24"/>
-          <w:lang/>
-        </w:rPr>
-      </w:pPr>
-      <w:r>
-        <w:rPr>
-          <w:rFonts w:ascii="Arial" w:hAnsi="Arial" w:cs="Arial" w:eastAsia="Arial"/>
-          <w:color w:val="000000" w:themeColor="text1"/>
-          <w:sz w:val="24"/>
-          <w:szCs w:val="24"/>
-          <w:lang/>
         </w:rPr>
         <w:t>P – Perfusie (doorbloeding)</w:t>
       </w:r>
@@ -405,7 +587,7 @@
           <w:color w:val="000000" w:themeColor="text1"/>
           <w:sz w:val="24"/>
           <w:szCs w:val="24"/>
-          <w:lang/>
+          <w:lang w:val="nl-BE"/>
         </w:rPr>
       </w:pPr>
       <w:r>
@@ -414,17 +596,16 @@
           <w:color w:val="000000" w:themeColor="text1"/>
           <w:sz w:val="24"/>
           <w:szCs w:val="24"/>
-          <w:lang/>
+          <w:lang w:val="nl-BE"/>
         </w:rPr>
         <w:t>☐</w:t>
       </w:r>
       <w:r>
         <w:rPr>
-          <w:rFonts w:ascii="Arial" w:hAnsi="Arial" w:cs="Arial" w:eastAsia="Arial"/>
-          <w:color w:val="000000" w:themeColor="text1"/>
-          <w:sz w:val="24"/>
-          <w:szCs w:val="24"/>
-          <w:lang/>
+          <w:color w:val="000000" w:themeColor="text1"/>
+          <w:sz w:val="24"/>
+          <w:szCs w:val="24"/>
+          <w:lang w:val="nl-BE"/>
         </w:rPr>
         <w:t xml:space="preserve"> P1: Geen tekenen van perifeer arterieel vaatlijden </w:t>
       </w:r>
@@ -441,7 +622,7 @@
           <w:color w:val="000000" w:themeColor="text1"/>
           <w:sz w:val="24"/>
           <w:szCs w:val="24"/>
-          <w:lang/>
+          <w:lang w:val="nl-BE"/>
         </w:rPr>
       </w:pPr>
       <w:r>
@@ -450,17 +631,16 @@
           <w:color w:val="000000" w:themeColor="text1"/>
           <w:sz w:val="24"/>
           <w:szCs w:val="24"/>
-          <w:lang/>
+          <w:lang w:val="nl-BE"/>
         </w:rPr>
         <w:t>☐</w:t>
       </w:r>
       <w:r>
         <w:rPr>
-          <w:rFonts w:ascii="Arial" w:hAnsi="Arial" w:cs="Arial" w:eastAsia="Arial"/>
-          <w:color w:val="000000" w:themeColor="text1"/>
-          <w:sz w:val="24"/>
-          <w:szCs w:val="24"/>
-          <w:lang/>
+          <w:color w:val="000000" w:themeColor="text1"/>
+          <w:sz w:val="24"/>
+          <w:szCs w:val="24"/>
+          <w:lang w:val="nl-BE"/>
         </w:rPr>
         <w:t xml:space="preserve"> P2: Aanwezig vaatlijden, geen kritische ischemie </w:t>
       </w:r>
@@ -477,7 +657,6 @@
           <w:color w:val="000000" w:themeColor="text1"/>
           <w:sz w:val="24"/>
           <w:szCs w:val="24"/>
-          <w:lang/>
         </w:rPr>
       </w:pPr>
       <w:r>
@@ -486,39 +665,69 @@
           <w:color w:val="000000" w:themeColor="text1"/>
           <w:sz w:val="24"/>
           <w:szCs w:val="24"/>
-          <w:lang/>
         </w:rPr>
         <w:t>☐</w:t>
       </w:r>
       <w:r>
         <w:rPr>
-          <w:rFonts w:ascii="Arial" w:hAnsi="Arial" w:cs="Arial" w:eastAsia="Arial"/>
-          <w:color w:val="000000" w:themeColor="text1"/>
-          <w:sz w:val="24"/>
-          <w:szCs w:val="24"/>
-          <w:lang/>
-        </w:rPr>
-        <w:t xml:space="preserve"> P3: Kritische ischemie </w:t>
-      </w:r>
-    </w:p>
-    <w:p>
-      <w:pPr>
-        <w:spacing w:after="0" w:line="360" w:lineRule="auto"/>
-        <w:rPr>
-          <w:rFonts w:ascii="Calibri" w:hAnsi="Calibri" w:cs="Calibri"/>
-          <w:color w:val="000000" w:themeColor="text1"/>
-          <w:sz w:val="24"/>
-          <w:szCs w:val="24"/>
-          <w:lang/>
-        </w:rPr>
-      </w:pPr>
-      <w:r>
-        <w:rPr>
-          <w:rFonts w:ascii="Arial" w:hAnsi="Arial" w:cs="Arial" w:eastAsia="Arial"/>
-          <w:color w:val="000000" w:themeColor="text1"/>
-          <w:sz w:val="24"/>
-          <w:szCs w:val="24"/>
-          <w:lang/>
+          <w:color w:val="000000" w:themeColor="text1"/>
+          <w:sz w:val="24"/>
+          <w:szCs w:val="24"/>
+        </w:rPr>
+        <w:t xml:space="preserve"> P3: </w:t>
+      </w:r>
+      <w:proofErr w:type="spellStart"/>
+      <w:r>
+        <w:rPr>
+          <w:color w:val="000000" w:themeColor="text1"/>
+          <w:sz w:val="24"/>
+          <w:szCs w:val="24"/>
+        </w:rPr>
+        <w:t>Kritische</w:t>
+      </w:r>
+      <w:proofErr w:type="spellEnd"/>
+      <w:r>
+        <w:rPr>
+          <w:color w:val="000000" w:themeColor="text1"/>
+          <w:sz w:val="24"/>
+          <w:szCs w:val="24"/>
+        </w:rPr>
+        <w:t xml:space="preserve"> </w:t>
+      </w:r>
+      <w:proofErr w:type="spellStart"/>
+      <w:r>
+        <w:rPr>
+          <w:color w:val="000000" w:themeColor="text1"/>
+          <w:sz w:val="24"/>
+          <w:szCs w:val="24"/>
+        </w:rPr>
+        <w:t>ischemie</w:t>
+      </w:r>
+      <w:proofErr w:type="spellEnd"/>
+      <w:r>
+        <w:rPr>
+          <w:color w:val="000000" w:themeColor="text1"/>
+          <w:sz w:val="24"/>
+          <w:szCs w:val="24"/>
+        </w:rPr>
+        <w:t xml:space="preserve"> </w:t>
+      </w:r>
+    </w:p>
+    <w:p>
+      <w:pPr>
+        <w:spacing w:after="0" w:line="360" w:lineRule="auto"/>
+        <w:rPr>
+          <w:rFonts w:ascii="Calibri" w:hAnsi="Calibri" w:cs="Calibri"/>
+          <w:color w:val="000000" w:themeColor="text1"/>
+          <w:sz w:val="24"/>
+          <w:szCs w:val="24"/>
+        </w:rPr>
+      </w:pPr>
+      <w:r>
+        <w:rPr>
+          <w:color w:val="000000" w:themeColor="text1"/>
+          <w:sz w:val="24"/>
+          <w:szCs w:val="24"/>
         </w:rPr>
         <w:t>Objectieve meting (indien beschikbaar):</w:t>
       </w:r>
@@ -535,16 +744,13 @@
           <w:color w:val="000000" w:themeColor="text1"/>
           <w:sz w:val="24"/>
           <w:szCs w:val="24"/>
-          <w:lang/>
-        </w:rPr>
-      </w:pPr>
-      <w:r>
-        <w:rPr>
-          <w:rFonts w:ascii="Arial" w:hAnsi="Arial" w:cs="Arial" w:eastAsia="Arial"/>
-          <w:color w:val="000000" w:themeColor="text1"/>
-          <w:sz w:val="24"/>
-          <w:szCs w:val="24"/>
-          <w:lang/>
+        </w:rPr>
+      </w:pPr>
+      <w:r>
+        <w:rPr>
+          <w:color w:val="000000" w:themeColor="text1"/>
+          <w:sz w:val="24"/>
+          <w:szCs w:val="24"/>
         </w:rPr>
         <w:t xml:space="preserve">Enkel-arm index (EAI): ______ </w:t>
       </w:r>
@@ -561,16 +767,13 @@
           <w:color w:val="000000" w:themeColor="text1"/>
           <w:sz w:val="24"/>
           <w:szCs w:val="24"/>
-          <w:lang/>
-        </w:rPr>
-      </w:pPr>
-      <w:r>
-        <w:rPr>
-          <w:rFonts w:ascii="Arial" w:hAnsi="Arial" w:cs="Arial" w:eastAsia="Arial"/>
-          <w:color w:val="000000" w:themeColor="text1"/>
-          <w:sz w:val="24"/>
-          <w:szCs w:val="24"/>
-          <w:lang/>
+        </w:rPr>
+      </w:pPr>
+      <w:r>
+        <w:rPr>
+          <w:color w:val="000000" w:themeColor="text1"/>
+          <w:sz w:val="24"/>
+          <w:szCs w:val="24"/>
         </w:rPr>
         <w:t xml:space="preserve">Teendruk: ______ mmHg </w:t>
       </w:r>
@@ -585,7 +788,6 @@
           <w:color w:val="000000" w:themeColor="text1"/>
           <w:sz w:val="24"/>
           <w:szCs w:val="24"/>
-          <w:lang/>
         </w:rPr>
       </w:pPr>
     </w:p>
@@ -599,20 +801,71 @@
           <w:color w:val="000000" w:themeColor="text1"/>
           <w:sz w:val="24"/>
           <w:szCs w:val="24"/>
-          <w:lang/>
-        </w:rPr>
-      </w:pPr>
-      <w:r>
-        <w:rPr>
-          <w:rFonts w:ascii="Arial" w:hAnsi="Arial" w:cs="Arial" w:eastAsia="Arial"/>
+        </w:rPr>
+      </w:pPr>
+    </w:p>
+    <w:p>
+      <w:pPr>
+        <w:spacing w:after="0" w:line="360" w:lineRule="auto"/>
+        <w:rPr>
+          <w:rFonts w:ascii="Calibri" w:hAnsi="Calibri" w:cs="Calibri"/>
           <w:b/>
           <w:bCs/>
-          <w:color w:val="123A5F"/>
-          <w:sz w:val="24"/>
-          <w:szCs w:val="24"/>
-          <w:lang/>
-        </w:rPr>
-        <w:t>E – Extent (grootte van het ulcus)</w:t>
+          <w:color w:val="000000" w:themeColor="text1"/>
+          <w:sz w:val="24"/>
+          <w:szCs w:val="24"/>
+        </w:rPr>
+      </w:pPr>
+    </w:p>
+    <w:p>
+      <w:pPr>
+        <w:spacing w:after="0" w:line="360" w:lineRule="auto"/>
+        <w:rPr>
+          <w:rFonts w:ascii="Calibri" w:hAnsi="Calibri" w:cs="Calibri"/>
+          <w:b/>
+          <w:bCs/>
+          <w:color w:val="000000" w:themeColor="text1"/>
+          <w:sz w:val="24"/>
+          <w:szCs w:val="24"/>
+        </w:rPr>
+      </w:pPr>
+    </w:p>
+    <w:p>
+      <w:pPr>
+        <w:rPr>
+          <w:rFonts w:ascii="Calibri" w:hAnsi="Calibri" w:cs="Calibri"/>
+          <w:b/>
+          <w:bCs/>
+          <w:color w:val="000000" w:themeColor="text1"/>
+          <w:lang w:val="nl-BE"/>
+        </w:rPr>
+      </w:pPr>
+      <w:r>
+        <w:rPr>
+          <w:b/>
+          <w:bCs/>
+          <w:lang w:val="nl-BE"/>
+        </w:rPr>
+        <w:lastRenderedPageBreak/>
+        <w:t xml:space="preserve">E – </w:t>
+      </w:r>
+      <w:proofErr w:type="spellStart"/>
+      <w:r>
+        <w:rPr>
+          <w:b/>
+          <w:bCs/>
+          <w:lang w:val="nl-BE"/>
+        </w:rPr>
+        <w:t>Extent</w:t>
+      </w:r>
+      <w:proofErr w:type="spellEnd"/>
+      <w:r>
+        <w:rPr>
+          <w:b/>
+          <w:bCs/>
+          <w:lang w:val="nl-BE"/>
+        </w:rPr>
+        <w:t xml:space="preserve"> (grootte van het ulcus)</w:t>
       </w:r>
     </w:p>
     <w:p>
@@ -627,16 +880,13 @@
           <w:color w:val="000000" w:themeColor="text1"/>
           <w:sz w:val="24"/>
           <w:szCs w:val="24"/>
-          <w:lang/>
-        </w:rPr>
-      </w:pPr>
-      <w:r>
-        <w:rPr>
-          <w:rFonts w:ascii="Arial" w:hAnsi="Arial" w:cs="Arial" w:eastAsia="Arial"/>
-          <w:color w:val="000000" w:themeColor="text1"/>
-          <w:sz w:val="24"/>
-          <w:szCs w:val="24"/>
-          <w:lang/>
+        </w:rPr>
+      </w:pPr>
+      <w:r>
+        <w:rPr>
+          <w:color w:val="000000" w:themeColor="text1"/>
+          <w:sz w:val="24"/>
+          <w:szCs w:val="24"/>
         </w:rPr>
         <w:t xml:space="preserve">Lengte (cm): ______ </w:t>
       </w:r>
@@ -653,16 +903,13 @@
           <w:color w:val="000000" w:themeColor="text1"/>
           <w:sz w:val="24"/>
           <w:szCs w:val="24"/>
-          <w:lang/>
-        </w:rPr>
-      </w:pPr>
-      <w:r>
-        <w:rPr>
-          <w:rFonts w:ascii="Arial" w:hAnsi="Arial" w:cs="Arial" w:eastAsia="Arial"/>
-          <w:color w:val="000000" w:themeColor="text1"/>
-          <w:sz w:val="24"/>
-          <w:szCs w:val="24"/>
-          <w:lang/>
+        </w:rPr>
+      </w:pPr>
+      <w:r>
+        <w:rPr>
+          <w:color w:val="000000" w:themeColor="text1"/>
+          <w:sz w:val="24"/>
+          <w:szCs w:val="24"/>
         </w:rPr>
         <w:t xml:space="preserve">Breedte (cm): ______ </w:t>
       </w:r>
@@ -679,16 +926,13 @@
           <w:color w:val="000000" w:themeColor="text1"/>
           <w:sz w:val="24"/>
           <w:szCs w:val="24"/>
-          <w:lang/>
-        </w:rPr>
-      </w:pPr>
-      <w:r>
-        <w:rPr>
-          <w:rFonts w:ascii="Arial" w:hAnsi="Arial" w:cs="Arial" w:eastAsia="Arial"/>
-          <w:color w:val="000000" w:themeColor="text1"/>
-          <w:sz w:val="24"/>
-          <w:szCs w:val="24"/>
-          <w:lang/>
+        </w:rPr>
+      </w:pPr>
+      <w:r>
+        <w:rPr>
+          <w:color w:val="000000" w:themeColor="text1"/>
+          <w:sz w:val="24"/>
+          <w:szCs w:val="24"/>
         </w:rPr>
         <w:t xml:space="preserve">Oppervlakte (cm²): ______ </w:t>
       </w:r>
@@ -703,32 +947,22 @@
           <w:color w:val="000000" w:themeColor="text1"/>
           <w:sz w:val="24"/>
           <w:szCs w:val="24"/>
-          <w:lang/>
-        </w:rPr>
-      </w:pPr>
-    </w:p>
-    <w:p>
-      <w:pPr>
-        <w:spacing w:after="0" w:line="360" w:lineRule="auto"/>
+        </w:rPr>
+      </w:pPr>
+    </w:p>
+    <w:p>
+      <w:pPr>
         <w:rPr>
           <w:rFonts w:ascii="Calibri" w:hAnsi="Calibri" w:cs="Calibri"/>
           <w:b/>
           <w:bCs/>
           <w:color w:val="000000" w:themeColor="text1"/>
-          <w:sz w:val="24"/>
-          <w:szCs w:val="24"/>
-          <w:lang/>
-        </w:rPr>
-      </w:pPr>
-      <w:r>
-        <w:rPr>
-          <w:rFonts w:ascii="Arial" w:hAnsi="Arial" w:cs="Arial" w:eastAsia="Arial"/>
+        </w:rPr>
+      </w:pPr>
+      <w:r>
+        <w:rPr>
           <w:b/>
           <w:bCs/>
-          <w:color w:val="123A5F"/>
-          <w:sz w:val="24"/>
-          <w:szCs w:val="24"/>
-          <w:lang/>
         </w:rPr>
         <w:t>D – Depth (diepte/weefselbetrokkenheid)</w:t>
       </w:r>
@@ -745,7 +979,6 @@
           <w:color w:val="000000" w:themeColor="text1"/>
           <w:sz w:val="24"/>
           <w:szCs w:val="24"/>
-          <w:lang/>
         </w:rPr>
       </w:pPr>
       <w:r>
@@ -754,17 +987,14 @@
           <w:color w:val="000000" w:themeColor="text1"/>
           <w:sz w:val="24"/>
           <w:szCs w:val="24"/>
-          <w:lang/>
         </w:rPr>
         <w:t>☐</w:t>
       </w:r>
       <w:r>
         <w:rPr>
-          <w:rFonts w:ascii="Arial" w:hAnsi="Arial" w:cs="Arial" w:eastAsia="Arial"/>
-          <w:color w:val="000000" w:themeColor="text1"/>
-          <w:sz w:val="24"/>
-          <w:szCs w:val="24"/>
-          <w:lang/>
+          <w:color w:val="000000" w:themeColor="text1"/>
+          <w:sz w:val="24"/>
+          <w:szCs w:val="24"/>
         </w:rPr>
         <w:t xml:space="preserve"> D1: Oppervlakkig (alleen huid) </w:t>
       </w:r>
@@ -781,7 +1011,6 @@
           <w:color w:val="000000" w:themeColor="text1"/>
           <w:sz w:val="24"/>
           <w:szCs w:val="24"/>
-          <w:lang/>
         </w:rPr>
       </w:pPr>
       <w:r>
@@ -790,17 +1019,14 @@
           <w:color w:val="000000" w:themeColor="text1"/>
           <w:sz w:val="24"/>
           <w:szCs w:val="24"/>
-          <w:lang/>
         </w:rPr>
         <w:t>☐</w:t>
       </w:r>
       <w:r>
         <w:rPr>
-          <w:rFonts w:ascii="Arial" w:hAnsi="Arial" w:cs="Arial" w:eastAsia="Arial"/>
-          <w:color w:val="000000" w:themeColor="text1"/>
-          <w:sz w:val="24"/>
-          <w:szCs w:val="24"/>
-          <w:lang/>
+          <w:color w:val="000000" w:themeColor="text1"/>
+          <w:sz w:val="24"/>
+          <w:szCs w:val="24"/>
         </w:rPr>
         <w:t xml:space="preserve"> D2: Tot pees of kapsel </w:t>
       </w:r>
@@ -817,7 +1043,6 @@
           <w:color w:val="000000" w:themeColor="text1"/>
           <w:sz w:val="24"/>
           <w:szCs w:val="24"/>
-          <w:lang/>
         </w:rPr>
       </w:pPr>
       <w:r>
@@ -826,17 +1051,14 @@
           <w:color w:val="000000" w:themeColor="text1"/>
           <w:sz w:val="24"/>
           <w:szCs w:val="24"/>
-          <w:lang/>
         </w:rPr>
         <w:t>☐</w:t>
       </w:r>
       <w:r>
         <w:rPr>
-          <w:rFonts w:ascii="Arial" w:hAnsi="Arial" w:cs="Arial" w:eastAsia="Arial"/>
-          <w:color w:val="000000" w:themeColor="text1"/>
-          <w:sz w:val="24"/>
-          <w:szCs w:val="24"/>
-          <w:lang/>
+          <w:color w:val="000000" w:themeColor="text1"/>
+          <w:sz w:val="24"/>
+          <w:szCs w:val="24"/>
         </w:rPr>
         <w:t xml:space="preserve"> D3: Tot bot of gewricht </w:t>
       </w:r>
@@ -851,47 +1073,15 @@
           <w:color w:val="000000" w:themeColor="text1"/>
           <w:sz w:val="24"/>
           <w:szCs w:val="24"/>
-          <w:lang/>
-        </w:rPr>
-      </w:pPr>
-      <w:r>
-        <w:rPr>
-          <w:rFonts w:ascii="Arial" w:hAnsi="Arial" w:cs="Arial" w:eastAsia="Arial"/>
-          <w:b/>
-          <w:bCs/>
-          <w:color w:val="000000" w:themeColor="text1"/>
-          <w:sz w:val="24"/>
-          <w:szCs w:val="24"/>
-          <w:lang/>
-        </w:rPr>
-        <w:br w:type="page"/>
-      </w:r>
-    </w:p>
-    <w:p>
-      <w:pPr>
-        <w:spacing w:after="0" w:line="360" w:lineRule="auto"/>
-        <w:rPr>
-          <w:rFonts w:ascii="Calibri" w:hAnsi="Calibri" w:cs="Calibri"/>
-          <w:b/>
-          <w:bCs/>
-          <w:color w:val="000000" w:themeColor="text1"/>
-          <w:sz w:val="24"/>
-          <w:szCs w:val="24"/>
-          <w:lang/>
-        </w:rPr>
-      </w:pPr>
-      <w:r>
-        <w:rPr>
-          <w:rFonts w:ascii="Arial" w:hAnsi="Arial" w:cs="Arial" w:eastAsia="Arial"/>
-          <w:b/>
-          <w:bCs/>
-          <w:color w:val="123A5F"/>
-          <w:sz w:val="24"/>
-          <w:szCs w:val="24"/>
-          <w:lang/>
-        </w:rPr>
-        <w:lastRenderedPageBreak/>
-        <w:t>Aanvullend:</w:t>
+        </w:rPr>
+      </w:pPr>
+      <w:proofErr w:type="spellStart"/>
+      <w:r>
+        <w:t>Aanvullend</w:t>
+      </w:r>
+      <w:proofErr w:type="spellEnd"/>
+      <w:r>
+        <w:t>:</w:t>
       </w:r>
     </w:p>
     <w:p>
@@ -906,7 +1096,6 @@
           <w:color w:val="000000" w:themeColor="text1"/>
           <w:sz w:val="24"/>
           <w:szCs w:val="24"/>
-          <w:lang/>
         </w:rPr>
       </w:pPr>
       <w:r>
@@ -915,17 +1104,14 @@
           <w:color w:val="000000" w:themeColor="text1"/>
           <w:sz w:val="24"/>
           <w:szCs w:val="24"/>
-          <w:lang/>
         </w:rPr>
         <w:t>☐</w:t>
       </w:r>
       <w:r>
         <w:rPr>
-          <w:rFonts w:ascii="Arial" w:hAnsi="Arial" w:cs="Arial" w:eastAsia="Arial"/>
-          <w:color w:val="000000" w:themeColor="text1"/>
-          <w:sz w:val="24"/>
-          <w:szCs w:val="24"/>
-          <w:lang/>
+          <w:color w:val="000000" w:themeColor="text1"/>
+          <w:sz w:val="24"/>
+          <w:szCs w:val="24"/>
         </w:rPr>
         <w:t xml:space="preserve"> Bot blootliggend </w:t>
       </w:r>
@@ -942,7 +1128,6 @@
           <w:color w:val="000000" w:themeColor="text1"/>
           <w:sz w:val="24"/>
           <w:szCs w:val="24"/>
-          <w:lang/>
         </w:rPr>
       </w:pPr>
       <w:r>
@@ -951,57 +1136,31 @@
           <w:color w:val="000000" w:themeColor="text1"/>
           <w:sz w:val="24"/>
           <w:szCs w:val="24"/>
-          <w:lang/>
         </w:rPr>
         <w:t>☐</w:t>
       </w:r>
       <w:r>
         <w:rPr>
-          <w:rFonts w:ascii="Arial" w:hAnsi="Arial" w:cs="Arial" w:eastAsia="Arial"/>
-          <w:color w:val="000000" w:themeColor="text1"/>
-          <w:sz w:val="24"/>
-          <w:szCs w:val="24"/>
-          <w:lang/>
+          <w:color w:val="000000" w:themeColor="text1"/>
+          <w:sz w:val="24"/>
+          <w:szCs w:val="24"/>
         </w:rPr>
         <w:t xml:space="preserve"> Vermoeden osteomyelitis </w:t>
       </w:r>
     </w:p>
     <w:p>
       <w:pPr>
-        <w:spacing w:after="0" w:line="360" w:lineRule="auto"/>
         <w:rPr>
           <w:rFonts w:ascii="Calibri" w:hAnsi="Calibri" w:cs="Calibri"/>
           <w:b/>
           <w:bCs/>
           <w:color w:val="000000" w:themeColor="text1"/>
-          <w:sz w:val="24"/>
-          <w:szCs w:val="24"/>
-          <w:lang/>
-        </w:rPr>
-      </w:pPr>
-    </w:p>
-    <w:p>
-      <w:pPr>
-        <w:spacing w:after="0" w:line="360" w:lineRule="auto"/>
-        <w:rPr>
-          <w:rFonts w:ascii="Calibri" w:hAnsi="Calibri" w:cs="Calibri"/>
+        </w:rPr>
+      </w:pPr>
+      <w:r>
+        <w:rPr>
           <w:b/>
           <w:bCs/>
-          <w:color w:val="000000" w:themeColor="text1"/>
-          <w:sz w:val="24"/>
-          <w:szCs w:val="24"/>
-          <w:lang/>
-        </w:rPr>
-      </w:pPr>
-      <w:r>
-        <w:rPr>
-          <w:rFonts w:ascii="Arial" w:hAnsi="Arial" w:cs="Arial" w:eastAsia="Arial"/>
-          <w:b/>
-          <w:bCs/>
-          <w:color w:val="123A5F"/>
-          <w:sz w:val="24"/>
-          <w:szCs w:val="24"/>
-          <w:lang/>
         </w:rPr>
         <w:t>I – Infectie</w:t>
       </w:r>
@@ -1018,7 +1177,6 @@
           <w:color w:val="000000" w:themeColor="text1"/>
           <w:sz w:val="24"/>
           <w:szCs w:val="24"/>
-          <w:lang/>
         </w:rPr>
       </w:pPr>
       <w:r>
@@ -1027,17 +1185,14 @@
           <w:color w:val="000000" w:themeColor="text1"/>
           <w:sz w:val="24"/>
           <w:szCs w:val="24"/>
-          <w:lang/>
         </w:rPr>
         <w:t>☐</w:t>
       </w:r>
       <w:r>
         <w:rPr>
-          <w:rFonts w:ascii="Arial" w:hAnsi="Arial" w:cs="Arial" w:eastAsia="Arial"/>
-          <w:color w:val="000000" w:themeColor="text1"/>
-          <w:sz w:val="24"/>
-          <w:szCs w:val="24"/>
-          <w:lang/>
+          <w:color w:val="000000" w:themeColor="text1"/>
+          <w:sz w:val="24"/>
+          <w:szCs w:val="24"/>
         </w:rPr>
         <w:t xml:space="preserve"> I1: Geen infectie </w:t>
       </w:r>
@@ -1054,7 +1209,6 @@
           <w:color w:val="000000" w:themeColor="text1"/>
           <w:sz w:val="24"/>
           <w:szCs w:val="24"/>
-          <w:lang/>
         </w:rPr>
       </w:pPr>
       <w:r>
@@ -1063,17 +1217,14 @@
           <w:color w:val="000000" w:themeColor="text1"/>
           <w:sz w:val="24"/>
           <w:szCs w:val="24"/>
-          <w:lang/>
         </w:rPr>
         <w:t>☐</w:t>
       </w:r>
       <w:r>
         <w:rPr>
-          <w:rFonts w:ascii="Arial" w:hAnsi="Arial" w:cs="Arial" w:eastAsia="Arial"/>
-          <w:color w:val="000000" w:themeColor="text1"/>
-          <w:sz w:val="24"/>
-          <w:szCs w:val="24"/>
-          <w:lang/>
+          <w:color w:val="000000" w:themeColor="text1"/>
+          <w:sz w:val="24"/>
+          <w:szCs w:val="24"/>
         </w:rPr>
         <w:t xml:space="preserve"> I2: Milde infectie (lokaal) </w:t>
       </w:r>
@@ -1090,7 +1241,7 @@
           <w:color w:val="000000" w:themeColor="text1"/>
           <w:sz w:val="24"/>
           <w:szCs w:val="24"/>
-          <w:lang/>
+          <w:lang w:val="nl-BE"/>
         </w:rPr>
       </w:pPr>
       <w:r>
@@ -1099,17 +1250,16 @@
           <w:color w:val="000000" w:themeColor="text1"/>
           <w:sz w:val="24"/>
           <w:szCs w:val="24"/>
-          <w:lang/>
+          <w:lang w:val="nl-BE"/>
         </w:rPr>
         <w:t>☐</w:t>
       </w:r>
       <w:r>
         <w:rPr>
-          <w:rFonts w:ascii="Arial" w:hAnsi="Arial" w:cs="Arial" w:eastAsia="Arial"/>
-          <w:color w:val="000000" w:themeColor="text1"/>
-          <w:sz w:val="24"/>
-          <w:szCs w:val="24"/>
-          <w:lang/>
+          <w:color w:val="000000" w:themeColor="text1"/>
+          <w:sz w:val="24"/>
+          <w:szCs w:val="24"/>
+          <w:lang w:val="nl-BE"/>
         </w:rPr>
         <w:t xml:space="preserve"> I3: Matige infectie (dieper/weefseluitbreiding) </w:t>
       </w:r>
@@ -1126,7 +1276,6 @@
           <w:color w:val="000000" w:themeColor="text1"/>
           <w:sz w:val="24"/>
           <w:szCs w:val="24"/>
-          <w:lang/>
         </w:rPr>
       </w:pPr>
       <w:r>
@@ -1135,43 +1284,65 @@
           <w:color w:val="000000" w:themeColor="text1"/>
           <w:sz w:val="24"/>
           <w:szCs w:val="24"/>
-          <w:lang/>
         </w:rPr>
         <w:t>☐</w:t>
       </w:r>
       <w:r>
         <w:rPr>
-          <w:rFonts w:ascii="Arial" w:hAnsi="Arial" w:cs="Arial" w:eastAsia="Arial"/>
-          <w:color w:val="000000" w:themeColor="text1"/>
-          <w:sz w:val="24"/>
-          <w:szCs w:val="24"/>
-          <w:lang/>
-        </w:rPr>
-        <w:t xml:space="preserve"> I4: Ernstige infectie (systemisch) </w:t>
-      </w:r>
-    </w:p>
-    <w:p>
-      <w:pPr>
-        <w:spacing w:after="0" w:line="360" w:lineRule="auto"/>
-        <w:rPr>
-          <w:rFonts w:ascii="Calibri" w:hAnsi="Calibri" w:cs="Calibri"/>
-          <w:b/>
-          <w:bCs/>
-          <w:color w:val="000000" w:themeColor="text1"/>
-          <w:sz w:val="24"/>
-          <w:szCs w:val="24"/>
-          <w:lang/>
-        </w:rPr>
-      </w:pPr>
-      <w:r>
-        <w:rPr>
-          <w:rFonts w:ascii="Arial" w:hAnsi="Arial" w:cs="Arial" w:eastAsia="Arial"/>
-          <w:b/>
-          <w:bCs/>
-          <w:color w:val="123A5F"/>
-          <w:sz w:val="24"/>
-          <w:szCs w:val="24"/>
-          <w:lang/>
+          <w:color w:val="000000" w:themeColor="text1"/>
+          <w:sz w:val="24"/>
+          <w:szCs w:val="24"/>
+        </w:rPr>
+        <w:t xml:space="preserve"> I4: </w:t>
+      </w:r>
+      <w:proofErr w:type="spellStart"/>
+      <w:r>
+        <w:rPr>
+          <w:color w:val="000000" w:themeColor="text1"/>
+          <w:sz w:val="24"/>
+          <w:szCs w:val="24"/>
+        </w:rPr>
+        <w:t>Ernstige</w:t>
+      </w:r>
+      <w:proofErr w:type="spellEnd"/>
+      <w:r>
+        <w:rPr>
+          <w:color w:val="000000" w:themeColor="text1"/>
+          <w:sz w:val="24"/>
+          <w:szCs w:val="24"/>
+        </w:rPr>
+        <w:t xml:space="preserve"> </w:t>
+      </w:r>
+      <w:proofErr w:type="spellStart"/>
+      <w:r>
+        <w:rPr>
+          <w:color w:val="000000" w:themeColor="text1"/>
+          <w:sz w:val="24"/>
+          <w:szCs w:val="24"/>
+        </w:rPr>
+        <w:t>infectie</w:t>
+      </w:r>
+      <w:proofErr w:type="spellEnd"/>
+      <w:r>
+        <w:rPr>
+          <w:color w:val="000000" w:themeColor="text1"/>
+          <w:sz w:val="24"/>
+          <w:szCs w:val="24"/>
+        </w:rPr>
+        <w:t xml:space="preserve"> (systemisch) </w:t>
+      </w:r>
+    </w:p>
+    <w:p>
+      <w:pPr>
+        <w:rPr>
+          <w:rFonts w:ascii="Calibri" w:hAnsi="Calibri" w:cs="Calibri"/>
+          <w:color w:val="000000" w:themeColor="text1"/>
+          <w:lang w:val="nl-BE"/>
+        </w:rPr>
+      </w:pPr>
+      <w:r>
+        <w:rPr>
+          <w:lang w:val="nl-BE"/>
         </w:rPr>
         <w:t>Klinische tekenen (aanvinken indien aanwezig):</w:t>
       </w:r>
@@ -1188,7 +1359,6 @@
           <w:color w:val="000000" w:themeColor="text1"/>
           <w:sz w:val="24"/>
           <w:szCs w:val="24"/>
-          <w:lang/>
         </w:rPr>
       </w:pPr>
       <w:r>
@@ -1197,19 +1367,34 @@
           <w:color w:val="000000" w:themeColor="text1"/>
           <w:sz w:val="24"/>
           <w:szCs w:val="24"/>
-          <w:lang/>
         </w:rPr>
         <w:t>☐</w:t>
       </w:r>
       <w:r>
         <w:rPr>
-          <w:rFonts w:ascii="Arial" w:hAnsi="Arial" w:cs="Arial" w:eastAsia="Arial"/>
-          <w:color w:val="000000" w:themeColor="text1"/>
-          <w:sz w:val="24"/>
-          <w:szCs w:val="24"/>
-          <w:lang/>
-        </w:rPr>
-        <w:t xml:space="preserve"> Roodheid </w:t>
+          <w:color w:val="000000" w:themeColor="text1"/>
+          <w:sz w:val="24"/>
+          <w:szCs w:val="24"/>
+        </w:rPr>
+        <w:t xml:space="preserve"> </w:t>
+      </w:r>
+      <w:proofErr w:type="spellStart"/>
+      <w:r>
+        <w:rPr>
+          <w:color w:val="000000" w:themeColor="text1"/>
+          <w:sz w:val="24"/>
+          <w:szCs w:val="24"/>
+        </w:rPr>
+        <w:t>Roodheid</w:t>
+      </w:r>
+      <w:proofErr w:type="spellEnd"/>
+      <w:r>
+        <w:rPr>
+          <w:color w:val="000000" w:themeColor="text1"/>
+          <w:sz w:val="24"/>
+          <w:szCs w:val="24"/>
+        </w:rPr>
+        <w:t xml:space="preserve"> </w:t>
       </w:r>
     </w:p>
     <w:p>
@@ -1224,7 +1409,6 @@
           <w:color w:val="000000" w:themeColor="text1"/>
           <w:sz w:val="24"/>
           <w:szCs w:val="24"/>
-          <w:lang/>
         </w:rPr>
       </w:pPr>
       <w:r>
@@ -1233,17 +1417,14 @@
           <w:color w:val="000000" w:themeColor="text1"/>
           <w:sz w:val="24"/>
           <w:szCs w:val="24"/>
-          <w:lang/>
         </w:rPr>
         <w:t>☐</w:t>
       </w:r>
       <w:r>
         <w:rPr>
-          <w:rFonts w:ascii="Arial" w:hAnsi="Arial" w:cs="Arial" w:eastAsia="Arial"/>
-          <w:color w:val="000000" w:themeColor="text1"/>
-          <w:sz w:val="24"/>
-          <w:szCs w:val="24"/>
-          <w:lang/>
+          <w:color w:val="000000" w:themeColor="text1"/>
+          <w:sz w:val="24"/>
+          <w:szCs w:val="24"/>
         </w:rPr>
         <w:t xml:space="preserve"> Zwelling </w:t>
       </w:r>
@@ -1260,7 +1441,6 @@
           <w:color w:val="000000" w:themeColor="text1"/>
           <w:sz w:val="24"/>
           <w:szCs w:val="24"/>
-          <w:lang/>
         </w:rPr>
       </w:pPr>
       <w:r>
@@ -1269,17 +1449,14 @@
           <w:color w:val="000000" w:themeColor="text1"/>
           <w:sz w:val="24"/>
           <w:szCs w:val="24"/>
-          <w:lang/>
         </w:rPr>
         <w:t>☐</w:t>
       </w:r>
       <w:r>
         <w:rPr>
-          <w:rFonts w:ascii="Arial" w:hAnsi="Arial" w:cs="Arial" w:eastAsia="Arial"/>
-          <w:color w:val="000000" w:themeColor="text1"/>
-          <w:sz w:val="24"/>
-          <w:szCs w:val="24"/>
-          <w:lang/>
+          <w:color w:val="000000" w:themeColor="text1"/>
+          <w:sz w:val="24"/>
+          <w:szCs w:val="24"/>
         </w:rPr>
         <w:t xml:space="preserve"> Warmte </w:t>
       </w:r>
@@ -1296,7 +1473,6 @@
           <w:color w:val="000000" w:themeColor="text1"/>
           <w:sz w:val="24"/>
           <w:szCs w:val="24"/>
-          <w:lang/>
         </w:rPr>
       </w:pPr>
       <w:r>
@@ -1305,17 +1481,14 @@
           <w:color w:val="000000" w:themeColor="text1"/>
           <w:sz w:val="24"/>
           <w:szCs w:val="24"/>
-          <w:lang/>
         </w:rPr>
         <w:t>☐</w:t>
       </w:r>
       <w:r>
         <w:rPr>
-          <w:rFonts w:ascii="Arial" w:hAnsi="Arial" w:cs="Arial" w:eastAsia="Arial"/>
-          <w:color w:val="000000" w:themeColor="text1"/>
-          <w:sz w:val="24"/>
-          <w:szCs w:val="24"/>
-          <w:lang/>
+          <w:color w:val="000000" w:themeColor="text1"/>
+          <w:sz w:val="24"/>
+          <w:szCs w:val="24"/>
         </w:rPr>
         <w:t xml:space="preserve"> Pijn </w:t>
       </w:r>
@@ -1332,7 +1505,6 @@
           <w:color w:val="000000" w:themeColor="text1"/>
           <w:sz w:val="24"/>
           <w:szCs w:val="24"/>
-          <w:lang/>
         </w:rPr>
       </w:pPr>
       <w:r>
@@ -1341,17 +1513,14 @@
           <w:color w:val="000000" w:themeColor="text1"/>
           <w:sz w:val="24"/>
           <w:szCs w:val="24"/>
-          <w:lang/>
         </w:rPr>
         <w:t>☐</w:t>
       </w:r>
       <w:r>
         <w:rPr>
-          <w:rFonts w:ascii="Arial" w:hAnsi="Arial" w:cs="Arial" w:eastAsia="Arial"/>
-          <w:color w:val="000000" w:themeColor="text1"/>
-          <w:sz w:val="24"/>
-          <w:szCs w:val="24"/>
-          <w:lang/>
+          <w:color w:val="000000" w:themeColor="text1"/>
+          <w:sz w:val="24"/>
+          <w:szCs w:val="24"/>
         </w:rPr>
         <w:t xml:space="preserve"> Purulent exsudaat </w:t>
       </w:r>
@@ -1368,7 +1537,6 @@
           <w:color w:val="000000" w:themeColor="text1"/>
           <w:sz w:val="24"/>
           <w:szCs w:val="24"/>
-          <w:lang/>
         </w:rPr>
       </w:pPr>
       <w:r>
@@ -1377,57 +1545,31 @@
           <w:color w:val="000000" w:themeColor="text1"/>
           <w:sz w:val="24"/>
           <w:szCs w:val="24"/>
-          <w:lang/>
         </w:rPr>
         <w:t>☐</w:t>
       </w:r>
       <w:r>
         <w:rPr>
-          <w:rFonts w:ascii="Arial" w:hAnsi="Arial" w:cs="Arial" w:eastAsia="Arial"/>
-          <w:color w:val="000000" w:themeColor="text1"/>
-          <w:sz w:val="24"/>
-          <w:szCs w:val="24"/>
-          <w:lang/>
+          <w:color w:val="000000" w:themeColor="text1"/>
+          <w:sz w:val="24"/>
+          <w:szCs w:val="24"/>
         </w:rPr>
         <w:t xml:space="preserve"> Koorts / systemische tekenen </w:t>
       </w:r>
     </w:p>
     <w:p>
       <w:pPr>
-        <w:spacing w:after="0" w:line="360" w:lineRule="auto"/>
         <w:rPr>
           <w:rFonts w:ascii="Calibri" w:hAnsi="Calibri" w:cs="Calibri"/>
           <w:b/>
           <w:bCs/>
           <w:color w:val="000000" w:themeColor="text1"/>
-          <w:sz w:val="24"/>
-          <w:szCs w:val="24"/>
-          <w:lang/>
-        </w:rPr>
-      </w:pPr>
-    </w:p>
-    <w:p>
-      <w:pPr>
-        <w:spacing w:after="0" w:line="360" w:lineRule="auto"/>
-        <w:rPr>
-          <w:rFonts w:ascii="Calibri" w:hAnsi="Calibri" w:cs="Calibri"/>
+        </w:rPr>
+      </w:pPr>
+      <w:r>
+        <w:rPr>
           <w:b/>
           <w:bCs/>
-          <w:color w:val="000000" w:themeColor="text1"/>
-          <w:sz w:val="24"/>
-          <w:szCs w:val="24"/>
-          <w:lang/>
-        </w:rPr>
-      </w:pPr>
-      <w:r>
-        <w:rPr>
-          <w:rFonts w:ascii="Arial" w:hAnsi="Arial" w:cs="Arial" w:eastAsia="Arial"/>
-          <w:b/>
-          <w:bCs/>
-          <w:color w:val="123A5F"/>
-          <w:sz w:val="24"/>
-          <w:szCs w:val="24"/>
-          <w:lang/>
         </w:rPr>
         <w:t>S – Sensatie (neuropathie)</w:t>
       </w:r>
@@ -1444,7 +1586,6 @@
           <w:color w:val="000000" w:themeColor="text1"/>
           <w:sz w:val="24"/>
           <w:szCs w:val="24"/>
-          <w:lang/>
         </w:rPr>
       </w:pPr>
       <w:r>
@@ -1453,17 +1594,14 @@
           <w:color w:val="000000" w:themeColor="text1"/>
           <w:sz w:val="24"/>
           <w:szCs w:val="24"/>
-          <w:lang/>
         </w:rPr>
         <w:t>☐</w:t>
       </w:r>
       <w:r>
         <w:rPr>
-          <w:rFonts w:ascii="Arial" w:hAnsi="Arial" w:cs="Arial" w:eastAsia="Arial"/>
-          <w:color w:val="000000" w:themeColor="text1"/>
-          <w:sz w:val="24"/>
-          <w:szCs w:val="24"/>
-          <w:lang/>
+          <w:color w:val="000000" w:themeColor="text1"/>
+          <w:sz w:val="24"/>
+          <w:szCs w:val="24"/>
         </w:rPr>
         <w:t xml:space="preserve"> S1: Normale sensibiliteit </w:t>
       </w:r>
@@ -1480,7 +1618,6 @@
           <w:color w:val="000000" w:themeColor="text1"/>
           <w:sz w:val="24"/>
           <w:szCs w:val="24"/>
-          <w:lang/>
         </w:rPr>
       </w:pPr>
       <w:r>
@@ -1489,44 +1626,26 @@
           <w:color w:val="000000" w:themeColor="text1"/>
           <w:sz w:val="24"/>
           <w:szCs w:val="24"/>
-          <w:lang/>
         </w:rPr>
         <w:t>☐</w:t>
       </w:r>
       <w:r>
         <w:rPr>
-          <w:rFonts w:ascii="Arial" w:hAnsi="Arial" w:cs="Arial" w:eastAsia="Arial"/>
-          <w:color w:val="000000" w:themeColor="text1"/>
-          <w:sz w:val="24"/>
-          <w:szCs w:val="24"/>
-          <w:lang/>
+          <w:color w:val="000000" w:themeColor="text1"/>
+          <w:sz w:val="24"/>
+          <w:szCs w:val="24"/>
         </w:rPr>
         <w:t xml:space="preserve"> S2: Verlies van protectieve sensibiliteit </w:t>
       </w:r>
     </w:p>
     <w:p>
       <w:pPr>
-        <w:spacing w:after="0" w:line="360" w:lineRule="auto"/>
-        <w:rPr>
-          <w:rFonts w:ascii="Calibri" w:hAnsi="Calibri" w:cs="Calibri"/>
-          <w:b/>
-          <w:bCs/>
-          <w:color w:val="000000" w:themeColor="text1"/>
-          <w:sz w:val="24"/>
-          <w:szCs w:val="24"/>
-          <w:lang/>
-        </w:rPr>
-      </w:pPr>
-      <w:r>
-        <w:rPr>
-          <w:rFonts w:ascii="Arial" w:hAnsi="Arial" w:cs="Arial" w:eastAsia="Arial"/>
-          <w:b/>
-          <w:bCs/>
-          <w:color w:val="123A5F"/>
-          <w:sz w:val="24"/>
-          <w:szCs w:val="24"/>
-          <w:lang/>
-        </w:rPr>
+        <w:rPr>
+          <w:rFonts w:ascii="Calibri" w:hAnsi="Calibri" w:cs="Calibri"/>
+          <w:color w:val="000000" w:themeColor="text1"/>
+        </w:rPr>
+      </w:pPr>
+      <w:r>
         <w:t>Test uitgevoerd:</w:t>
       </w:r>
     </w:p>
@@ -1542,7 +1661,6 @@
           <w:color w:val="000000" w:themeColor="text1"/>
           <w:sz w:val="24"/>
           <w:szCs w:val="24"/>
-          <w:lang/>
         </w:rPr>
       </w:pPr>
       <w:r>
@@ -1551,17 +1669,14 @@
           <w:color w:val="000000" w:themeColor="text1"/>
           <w:sz w:val="24"/>
           <w:szCs w:val="24"/>
-          <w:lang/>
         </w:rPr>
         <w:t>☐</w:t>
       </w:r>
       <w:r>
         <w:rPr>
-          <w:rFonts w:ascii="Arial" w:hAnsi="Arial" w:cs="Arial" w:eastAsia="Arial"/>
-          <w:color w:val="000000" w:themeColor="text1"/>
-          <w:sz w:val="24"/>
-          <w:szCs w:val="24"/>
-          <w:lang/>
+          <w:color w:val="000000" w:themeColor="text1"/>
+          <w:sz w:val="24"/>
+          <w:szCs w:val="24"/>
         </w:rPr>
         <w:t xml:space="preserve"> Monofilament (10g) </w:t>
       </w:r>
@@ -1578,7 +1693,6 @@
           <w:color w:val="000000" w:themeColor="text1"/>
           <w:sz w:val="24"/>
           <w:szCs w:val="24"/>
-          <w:lang/>
         </w:rPr>
       </w:pPr>
       <w:r>
@@ -1587,17 +1701,15 @@
           <w:color w:val="000000" w:themeColor="text1"/>
           <w:sz w:val="24"/>
           <w:szCs w:val="24"/>
-          <w:lang/>
-        </w:rPr>
+        </w:rPr>
+        <w:lastRenderedPageBreak/>
         <w:t>☐</w:t>
       </w:r>
       <w:r>
         <w:rPr>
-          <w:rFonts w:ascii="Arial" w:hAnsi="Arial" w:cs="Arial" w:eastAsia="Arial"/>
-          <w:color w:val="000000" w:themeColor="text1"/>
-          <w:sz w:val="24"/>
-          <w:szCs w:val="24"/>
-          <w:lang/>
+          <w:color w:val="000000" w:themeColor="text1"/>
+          <w:sz w:val="24"/>
+          <w:szCs w:val="24"/>
         </w:rPr>
         <w:t xml:space="preserve"> Stemvork (128 Hz) </w:t>
       </w:r>
@@ -1614,7 +1726,6 @@
           <w:color w:val="000000" w:themeColor="text1"/>
           <w:sz w:val="24"/>
           <w:szCs w:val="24"/>
-          <w:lang/>
         </w:rPr>
       </w:pPr>
       <w:r>
@@ -1623,17 +1734,14 @@
           <w:color w:val="000000" w:themeColor="text1"/>
           <w:sz w:val="24"/>
           <w:szCs w:val="24"/>
-          <w:lang/>
         </w:rPr>
         <w:t>☐</w:t>
       </w:r>
       <w:r>
         <w:rPr>
-          <w:rFonts w:ascii="Arial" w:hAnsi="Arial" w:cs="Arial" w:eastAsia="Arial"/>
-          <w:color w:val="000000" w:themeColor="text1"/>
-          <w:sz w:val="24"/>
-          <w:szCs w:val="24"/>
-          <w:lang/>
+          <w:color w:val="000000" w:themeColor="text1"/>
+          <w:sz w:val="24"/>
+          <w:szCs w:val="24"/>
         </w:rPr>
         <w:t xml:space="preserve"> Anders: __________________ </w:t>
       </w:r>
@@ -1650,7 +1758,6 @@
           <w:color w:val="000000" w:themeColor="text1"/>
           <w:sz w:val="24"/>
           <w:szCs w:val="24"/>
-          <w:lang/>
         </w:rPr>
       </w:pPr>
     </w:p>
@@ -1664,18 +1771,15 @@
           <w:color w:val="000000" w:themeColor="text1"/>
           <w:sz w:val="24"/>
           <w:szCs w:val="24"/>
-          <w:lang/>
-        </w:rPr>
-      </w:pPr>
-      <w:r>
-        <w:rPr>
-          <w:rFonts w:ascii="Arial" w:hAnsi="Arial" w:cs="Arial" w:eastAsia="Arial"/>
+        </w:rPr>
+      </w:pPr>
+      <w:r>
+        <w:rPr>
           <w:b/>
           <w:bCs/>
           <w:color w:val="123A5F"/>
           <w:sz w:val="24"/>
           <w:szCs w:val="24"/>
-          <w:lang/>
         </w:rPr>
         <w:t>3. Samenvatting PEDIS-score</w:t>
       </w:r>
@@ -1688,16 +1792,13 @@
           <w:color w:val="000000" w:themeColor="text1"/>
           <w:sz w:val="24"/>
           <w:szCs w:val="24"/>
-          <w:lang/>
-        </w:rPr>
-      </w:pPr>
-      <w:r>
-        <w:rPr>
-          <w:rFonts w:ascii="Arial" w:hAnsi="Arial" w:cs="Arial" w:eastAsia="Arial"/>
-          <w:color w:val="000000" w:themeColor="text1"/>
-          <w:sz w:val="24"/>
-          <w:szCs w:val="24"/>
-          <w:lang/>
+        </w:rPr>
+      </w:pPr>
+      <w:r>
+        <w:rPr>
+          <w:color w:val="000000" w:themeColor="text1"/>
+          <w:sz w:val="24"/>
+          <w:szCs w:val="24"/>
         </w:rPr>
         <w:t>P: ___ / E: ___ cm² / D: ___ / I: ___ / S: ___</w:t>
       </w:r>
@@ -1726,48 +1827,16 @@
           <w:color w:val="000000" w:themeColor="text1"/>
           <w:sz w:val="24"/>
           <w:szCs w:val="24"/>
-          <w:lang w:val="en-US"/>
-        </w:rPr>
-      </w:pPr>
-    </w:p>
-    <w:p>
-      <w:pPr>
-        <w:spacing w:after="0" w:line="360" w:lineRule="auto"/>
-        <w:rPr>
-          <w:rFonts w:ascii="Calibri" w:hAnsi="Calibri" w:cs="Calibri"/>
-          <w:b/>
-          <w:bCs/>
-          <w:color w:val="000000" w:themeColor="text1"/>
-          <w:sz w:val="24"/>
-          <w:szCs w:val="24"/>
-          <w:lang w:val="en-US"/>
-        </w:rPr>
-      </w:pPr>
-    </w:p>
-    <w:p>
-      <w:pPr>
-        <w:spacing w:after="0" w:line="360" w:lineRule="auto"/>
-        <w:rPr>
-          <w:rFonts w:ascii="Calibri" w:hAnsi="Calibri" w:cs="Calibri"/>
-          <w:b/>
-          <w:bCs/>
-          <w:color w:val="000000" w:themeColor="text1"/>
-          <w:sz w:val="24"/>
-          <w:szCs w:val="24"/>
-          <w:lang/>
-        </w:rPr>
-      </w:pPr>
-      <w:r>
-        <w:rPr>
-          <w:rFonts w:ascii="Arial" w:hAnsi="Arial" w:cs="Arial" w:eastAsia="Arial"/>
+        </w:rPr>
+      </w:pPr>
+      <w:r>
+        <w:rPr>
           <w:b/>
           <w:bCs/>
           <w:color w:val="123A5F"/>
           <w:sz w:val="24"/>
           <w:szCs w:val="24"/>
-          <w:lang/>
-        </w:rPr>
-        <w:lastRenderedPageBreak/>
+        </w:rPr>
         <w:t>4. Klinische interpretatie (optioneel)</w:t>
       </w:r>
     </w:p>
@@ -1783,7 +1852,6 @@
           <w:color w:val="000000" w:themeColor="text1"/>
           <w:sz w:val="24"/>
           <w:szCs w:val="24"/>
-          <w:lang/>
         </w:rPr>
       </w:pPr>
       <w:r>
@@ -1792,17 +1860,14 @@
           <w:color w:val="000000" w:themeColor="text1"/>
           <w:sz w:val="24"/>
           <w:szCs w:val="24"/>
-          <w:lang/>
         </w:rPr>
         <w:t>☐</w:t>
       </w:r>
       <w:r>
         <w:rPr>
-          <w:rFonts w:ascii="Arial" w:hAnsi="Arial" w:cs="Arial" w:eastAsia="Arial"/>
-          <w:color w:val="000000" w:themeColor="text1"/>
-          <w:sz w:val="24"/>
-          <w:szCs w:val="24"/>
-          <w:lang/>
+          <w:color w:val="000000" w:themeColor="text1"/>
+          <w:sz w:val="24"/>
+          <w:szCs w:val="24"/>
         </w:rPr>
         <w:t xml:space="preserve"> Laag risico </w:t>
       </w:r>
@@ -1819,7 +1884,6 @@
           <w:color w:val="000000" w:themeColor="text1"/>
           <w:sz w:val="24"/>
           <w:szCs w:val="24"/>
-          <w:lang/>
         </w:rPr>
       </w:pPr>
       <w:r>
@@ -1828,17 +1892,14 @@
           <w:color w:val="000000" w:themeColor="text1"/>
           <w:sz w:val="24"/>
           <w:szCs w:val="24"/>
-          <w:lang/>
         </w:rPr>
         <w:t>☐</w:t>
       </w:r>
       <w:r>
         <w:rPr>
-          <w:rFonts w:ascii="Arial" w:hAnsi="Arial" w:cs="Arial" w:eastAsia="Arial"/>
-          <w:color w:val="000000" w:themeColor="text1"/>
-          <w:sz w:val="24"/>
-          <w:szCs w:val="24"/>
-          <w:lang/>
+          <w:color w:val="000000" w:themeColor="text1"/>
+          <w:sz w:val="24"/>
+          <w:szCs w:val="24"/>
         </w:rPr>
         <w:t xml:space="preserve"> Matig risico </w:t>
       </w:r>
@@ -1855,7 +1916,6 @@
           <w:color w:val="000000" w:themeColor="text1"/>
           <w:sz w:val="24"/>
           <w:szCs w:val="24"/>
-          <w:lang/>
         </w:rPr>
       </w:pPr>
       <w:r>
@@ -1864,17 +1924,14 @@
           <w:color w:val="000000" w:themeColor="text1"/>
           <w:sz w:val="24"/>
           <w:szCs w:val="24"/>
-          <w:lang/>
         </w:rPr>
         <w:t>☐</w:t>
       </w:r>
       <w:r>
         <w:rPr>
-          <w:rFonts w:ascii="Arial" w:hAnsi="Arial" w:cs="Arial" w:eastAsia="Arial"/>
-          <w:color w:val="000000" w:themeColor="text1"/>
-          <w:sz w:val="24"/>
-          <w:szCs w:val="24"/>
-          <w:lang/>
+          <w:color w:val="000000" w:themeColor="text1"/>
+          <w:sz w:val="24"/>
+          <w:szCs w:val="24"/>
         </w:rPr>
         <w:t xml:space="preserve"> Hoog risico </w:t>
       </w:r>
@@ -1887,16 +1944,13 @@
           <w:color w:val="000000" w:themeColor="text1"/>
           <w:sz w:val="24"/>
           <w:szCs w:val="24"/>
-          <w:lang/>
-        </w:rPr>
-      </w:pPr>
-      <w:r>
-        <w:rPr>
-          <w:rFonts w:ascii="Arial" w:hAnsi="Arial" w:cs="Arial" w:eastAsia="Arial"/>
-          <w:color w:val="000000" w:themeColor="text1"/>
-          <w:sz w:val="24"/>
-          <w:szCs w:val="24"/>
-          <w:lang/>
+        </w:rPr>
+      </w:pPr>
+      <w:r>
+        <w:rPr>
+          <w:color w:val="000000" w:themeColor="text1"/>
+          <w:sz w:val="24"/>
+          <w:szCs w:val="24"/>
         </w:rPr>
         <w:t>Toelichting:</w:t>
       </w:r>
@@ -1911,21 +1965,18 @@
           <w:color w:val="000000" w:themeColor="text1"/>
           <w:sz w:val="24"/>
           <w:szCs w:val="24"/>
-          <w:lang/>
-        </w:rPr>
-      </w:pPr>
-      <w:r>
-        <w:rPr>
-          <w:rFonts w:ascii="Arial" w:hAnsi="Arial" w:cs="Arial" w:eastAsia="Arial"/>
+        </w:rPr>
+      </w:pPr>
+      <w:r>
+        <w:rPr>
           <w:b/>
           <w:bCs/>
           <w:color w:val="000000" w:themeColor="text1"/>
           <w:sz w:val="24"/>
           <w:szCs w:val="24"/>
-          <w:lang/>
         </w:rPr>
         <w:pict w14:anchorId="054442FA">
-          <v:rect id="_x0000_i1031" style="width:0;height:1.5pt" o:hr="t" o:hrstd="t" o:hralign="center" fillcolor="#a0a0a0" stroked="f"/>
+          <v:rect id="_x0000_i1025" style="width:0;height:1.5pt" o:hralign="center" o:hrstd="t" o:hr="t" fillcolor="#a0a0a0" stroked="f"/>
         </w:pict>
       </w:r>
     </w:p>
@@ -1939,21 +1990,18 @@
           <w:color w:val="000000" w:themeColor="text1"/>
           <w:sz w:val="24"/>
           <w:szCs w:val="24"/>
-          <w:lang/>
-        </w:rPr>
-      </w:pPr>
-      <w:r>
-        <w:rPr>
-          <w:rFonts w:ascii="Arial" w:hAnsi="Arial" w:cs="Arial" w:eastAsia="Arial"/>
+        </w:rPr>
+      </w:pPr>
+      <w:r>
+        <w:rPr>
           <w:b/>
           <w:bCs/>
           <w:color w:val="000000" w:themeColor="text1"/>
           <w:sz w:val="24"/>
           <w:szCs w:val="24"/>
-          <w:lang/>
         </w:rPr>
         <w:pict w14:anchorId="26CA17EF">
-          <v:rect id="_x0000_i1032" style="width:0;height:1.5pt" o:hr="t" o:hrstd="t" o:hralign="center" fillcolor="#a0a0a0" stroked="f"/>
+          <v:rect id="_x0000_i1026" style="width:0;height:1.5pt" o:hralign="center" o:hrstd="t" o:hr="t" fillcolor="#a0a0a0" stroked="f"/>
         </w:pict>
       </w:r>
     </w:p>
@@ -1967,18 +2015,15 @@
           <w:color w:val="000000" w:themeColor="text1"/>
           <w:sz w:val="24"/>
           <w:szCs w:val="24"/>
-          <w:lang/>
-        </w:rPr>
-      </w:pPr>
-      <w:r>
-        <w:rPr>
-          <w:rFonts w:ascii="Arial" w:hAnsi="Arial" w:cs="Arial" w:eastAsia="Arial"/>
+        </w:rPr>
+      </w:pPr>
+      <w:r>
+        <w:rPr>
           <w:b/>
           <w:bCs/>
           <w:color w:val="123A5F"/>
           <w:sz w:val="24"/>
           <w:szCs w:val="24"/>
-          <w:lang/>
         </w:rPr>
         <w:t>5. Beleid / Actie</w:t>
       </w:r>
@@ -1995,7 +2040,6 @@
           <w:color w:val="000000" w:themeColor="text1"/>
           <w:sz w:val="24"/>
           <w:szCs w:val="24"/>
-          <w:lang/>
         </w:rPr>
       </w:pPr>
       <w:r>
@@ -2004,17 +2048,14 @@
           <w:color w:val="000000" w:themeColor="text1"/>
           <w:sz w:val="24"/>
           <w:szCs w:val="24"/>
-          <w:lang/>
         </w:rPr>
         <w:t>☐</w:t>
       </w:r>
       <w:r>
         <w:rPr>
-          <w:rFonts w:ascii="Arial" w:hAnsi="Arial" w:cs="Arial" w:eastAsia="Arial"/>
-          <w:color w:val="000000" w:themeColor="text1"/>
-          <w:sz w:val="24"/>
-          <w:szCs w:val="24"/>
-          <w:lang/>
+          <w:color w:val="000000" w:themeColor="text1"/>
+          <w:sz w:val="24"/>
+          <w:szCs w:val="24"/>
         </w:rPr>
         <w:t xml:space="preserve"> Drukontlasting (offloading) </w:t>
       </w:r>
@@ -2031,7 +2072,6 @@
           <w:color w:val="000000" w:themeColor="text1"/>
           <w:sz w:val="24"/>
           <w:szCs w:val="24"/>
-          <w:lang/>
         </w:rPr>
       </w:pPr>
       <w:r>
@@ -2040,17 +2080,14 @@
           <w:color w:val="000000" w:themeColor="text1"/>
           <w:sz w:val="24"/>
           <w:szCs w:val="24"/>
-          <w:lang/>
         </w:rPr>
         <w:t>☐</w:t>
       </w:r>
       <w:r>
         <w:rPr>
-          <w:rFonts w:ascii="Arial" w:hAnsi="Arial" w:cs="Arial" w:eastAsia="Arial"/>
-          <w:color w:val="000000" w:themeColor="text1"/>
-          <w:sz w:val="24"/>
-          <w:szCs w:val="24"/>
-          <w:lang/>
+          <w:color w:val="000000" w:themeColor="text1"/>
+          <w:sz w:val="24"/>
+          <w:szCs w:val="24"/>
         </w:rPr>
         <w:t xml:space="preserve"> Wondzorg </w:t>
       </w:r>
@@ -2067,7 +2104,6 @@
           <w:color w:val="000000" w:themeColor="text1"/>
           <w:sz w:val="24"/>
           <w:szCs w:val="24"/>
-          <w:lang/>
         </w:rPr>
       </w:pPr>
       <w:r>
@@ -2076,17 +2112,14 @@
           <w:color w:val="000000" w:themeColor="text1"/>
           <w:sz w:val="24"/>
           <w:szCs w:val="24"/>
-          <w:lang/>
         </w:rPr>
         <w:t>☐</w:t>
       </w:r>
       <w:r>
         <w:rPr>
-          <w:rFonts w:ascii="Arial" w:hAnsi="Arial" w:cs="Arial" w:eastAsia="Arial"/>
-          <w:color w:val="000000" w:themeColor="text1"/>
-          <w:sz w:val="24"/>
-          <w:szCs w:val="24"/>
-          <w:lang/>
+          <w:color w:val="000000" w:themeColor="text1"/>
+          <w:sz w:val="24"/>
+          <w:szCs w:val="24"/>
         </w:rPr>
         <w:t xml:space="preserve"> Antibiotica </w:t>
       </w:r>
@@ -2103,7 +2136,6 @@
           <w:color w:val="000000" w:themeColor="text1"/>
           <w:sz w:val="24"/>
           <w:szCs w:val="24"/>
-          <w:lang/>
         </w:rPr>
       </w:pPr>
       <w:r>
@@ -2112,17 +2144,14 @@
           <w:color w:val="000000" w:themeColor="text1"/>
           <w:sz w:val="24"/>
           <w:szCs w:val="24"/>
-          <w:lang/>
         </w:rPr>
         <w:t>☐</w:t>
       </w:r>
       <w:r>
         <w:rPr>
-          <w:rFonts w:ascii="Arial" w:hAnsi="Arial" w:cs="Arial" w:eastAsia="Arial"/>
-          <w:color w:val="000000" w:themeColor="text1"/>
-          <w:sz w:val="24"/>
-          <w:szCs w:val="24"/>
-          <w:lang/>
+          <w:color w:val="000000" w:themeColor="text1"/>
+          <w:sz w:val="24"/>
+          <w:szCs w:val="24"/>
         </w:rPr>
         <w:t xml:space="preserve"> Doorverwijzing (voetenteam / vaatchirurgie) </w:t>
       </w:r>
@@ -2139,7 +2168,6 @@
           <w:color w:val="000000" w:themeColor="text1"/>
           <w:sz w:val="24"/>
           <w:szCs w:val="24"/>
-          <w:lang/>
         </w:rPr>
       </w:pPr>
       <w:r>
@@ -2148,17 +2176,14 @@
           <w:color w:val="000000" w:themeColor="text1"/>
           <w:sz w:val="24"/>
           <w:szCs w:val="24"/>
-          <w:lang/>
         </w:rPr>
         <w:t>☐</w:t>
       </w:r>
       <w:r>
         <w:rPr>
-          <w:rFonts w:ascii="Arial" w:hAnsi="Arial" w:cs="Arial" w:eastAsia="Arial"/>
-          <w:color w:val="000000" w:themeColor="text1"/>
-          <w:sz w:val="24"/>
-          <w:szCs w:val="24"/>
-          <w:lang/>
+          <w:color w:val="000000" w:themeColor="text1"/>
+          <w:sz w:val="24"/>
+          <w:szCs w:val="24"/>
         </w:rPr>
         <w:t xml:space="preserve"> Beeldvorming aangevraagd </w:t>
       </w:r>
@@ -2175,7 +2200,6 @@
           <w:color w:val="000000" w:themeColor="text1"/>
           <w:sz w:val="24"/>
           <w:szCs w:val="24"/>
-          <w:lang/>
         </w:rPr>
       </w:pPr>
       <w:r>
@@ -2184,17 +2208,14 @@
           <w:color w:val="000000" w:themeColor="text1"/>
           <w:sz w:val="24"/>
           <w:szCs w:val="24"/>
-          <w:lang/>
         </w:rPr>
         <w:t>☐</w:t>
       </w:r>
       <w:r>
         <w:rPr>
-          <w:rFonts w:ascii="Arial" w:hAnsi="Arial" w:cs="Arial" w:eastAsia="Arial"/>
-          <w:color w:val="000000" w:themeColor="text1"/>
-          <w:sz w:val="24"/>
-          <w:szCs w:val="24"/>
-          <w:lang/>
+          <w:color w:val="000000" w:themeColor="text1"/>
+          <w:sz w:val="24"/>
+          <w:szCs w:val="24"/>
         </w:rPr>
         <w:t xml:space="preserve"> Anders: __________________ </w:t>
       </w:r>
@@ -2209,7 +2230,6 @@
           <w:color w:val="000000" w:themeColor="text1"/>
           <w:sz w:val="24"/>
           <w:szCs w:val="24"/>
-          <w:lang/>
         </w:rPr>
       </w:pPr>
     </w:p>
@@ -2223,18 +2243,15 @@
           <w:color w:val="000000" w:themeColor="text1"/>
           <w:sz w:val="24"/>
           <w:szCs w:val="24"/>
-          <w:lang/>
-        </w:rPr>
-      </w:pPr>
-      <w:r>
-        <w:rPr>
-          <w:rFonts w:ascii="Arial" w:hAnsi="Arial" w:cs="Arial" w:eastAsia="Arial"/>
+        </w:rPr>
+      </w:pPr>
+      <w:r>
+        <w:rPr>
           <w:b/>
           <w:bCs/>
           <w:color w:val="123A5F"/>
           <w:sz w:val="24"/>
           <w:szCs w:val="24"/>
-          <w:lang/>
         </w:rPr>
         <w:t>6. Opmerkingen</w:t>
       </w:r>
@@ -2249,21 +2266,18 @@
           <w:color w:val="000000" w:themeColor="text1"/>
           <w:sz w:val="24"/>
           <w:szCs w:val="24"/>
-          <w:lang/>
-        </w:rPr>
-      </w:pPr>
-      <w:r>
-        <w:rPr>
-          <w:rFonts w:ascii="Arial" w:hAnsi="Arial" w:cs="Arial" w:eastAsia="Arial"/>
+        </w:rPr>
+      </w:pPr>
+      <w:r>
+        <w:rPr>
           <w:b/>
           <w:bCs/>
           <w:color w:val="000000" w:themeColor="text1"/>
           <w:sz w:val="24"/>
           <w:szCs w:val="24"/>
-          <w:lang/>
         </w:rPr>
         <w:pict w14:anchorId="04A8E897">
-          <v:rect id="_x0000_i1034" style="width:0;height:1.5pt" o:hr="t" o:hrstd="t" o:hralign="center" fillcolor="#a0a0a0" stroked="f"/>
+          <v:rect id="_x0000_i1027" style="width:0;height:1.5pt" o:hralign="center" o:hrstd="t" o:hr="t" fillcolor="#a0a0a0" stroked="f"/>
         </w:pict>
       </w:r>
     </w:p>
@@ -2277,21 +2291,18 @@
           <w:color w:val="000000" w:themeColor="text1"/>
           <w:sz w:val="24"/>
           <w:szCs w:val="24"/>
-          <w:lang/>
-        </w:rPr>
-      </w:pPr>
-      <w:r>
-        <w:rPr>
-          <w:rFonts w:ascii="Arial" w:hAnsi="Arial" w:cs="Arial" w:eastAsia="Arial"/>
+        </w:rPr>
+      </w:pPr>
+      <w:r>
+        <w:rPr>
           <w:b/>
           <w:bCs/>
           <w:color w:val="000000" w:themeColor="text1"/>
           <w:sz w:val="24"/>
           <w:szCs w:val="24"/>
-          <w:lang/>
         </w:rPr>
         <w:pict w14:anchorId="5EEF9FA0">
-          <v:rect id="_x0000_i1035" style="width:0;height:1.5pt" o:hr="t" o:hrstd="t" o:hralign="center" fillcolor="#a0a0a0" stroked="f"/>
+          <v:rect id="_x0000_i1028" style="width:0;height:1.5pt" o:hralign="center" o:hrstd="t" o:hr="t" fillcolor="#a0a0a0" stroked="f"/>
         </w:pict>
       </w:r>
     </w:p>
@@ -2309,16 +2320,14 @@
       </w:pPr>
       <w:r>
         <w:rPr>
-          <w:rFonts w:ascii="Arial" w:hAnsi="Arial" w:cs="Arial" w:eastAsia="Arial"/>
           <w:b/>
           <w:bCs/>
           <w:color w:val="000000" w:themeColor="text1"/>
           <w:sz w:val="24"/>
           <w:szCs w:val="24"/>
-          <w:lang/>
         </w:rPr>
         <w:pict w14:anchorId="29CBB4DD">
-          <v:rect id="_x0000_i1036" style="width:0;height:1.5pt" o:hr="t" o:hrstd="t" o:hralign="center" fillcolor="#a0a0a0" stroked="f"/>
+          <v:rect id="_x0000_i1029" style="width:0;height:1.5pt" o:hralign="center" o:hrstd="t" o:hr="t" fillcolor="#a0a0a0" stroked="f"/>
         </w:pict>
       </w:r>
     </w:p>
@@ -2337,7 +2346,6 @@
       </w:pPr>
       <w:r>
         <w:rPr>
-          <w:rFonts w:ascii="Arial" w:hAnsi="Arial" w:cs="Arial" w:eastAsia="Arial"/>
           <w:b/>
           <w:bCs/>
           <w:color w:val="123A5F"/>
@@ -2350,7 +2358,6 @@
       <w:proofErr w:type="spellStart"/>
       <w:r>
         <w:rPr>
-          <w:rFonts w:ascii="Arial" w:hAnsi="Arial" w:cs="Arial" w:eastAsia="Arial"/>
           <w:b/>
           <w:bCs/>
           <w:color w:val="123A5F"/>
@@ -2379,7 +2386,7 @@
     <w:sectPr>
       <w:headerReference w:type="default" r:id="rId11"/>
       <w:footerReference w:type="default" r:id="rId12"/>
-      <w:pgSz w:w="11906" w:h="16838" w:orient="portrait"/>
+      <w:pgSz w:w="11906" w:h="16838"/>
       <w:pgMar w:top="1440" w:right="1440" w:bottom="1440" w:left="1440" w:header="708" w:footer="708" w:gutter="0"/>
       <w:cols w:space="708"/>
       <w:docGrid w:linePitch="360"/>
@@ -2389,7 +2396,7 @@
 </file>
 
 <file path=word/endnotes.xml><?xml version="1.0" encoding="utf-8"?>
-<w:endnotes xmlns:wpc="http://schemas.microsoft.com/office/word/2010/wordprocessingCanvas" xmlns:cx="http://schemas.microsoft.com/office/drawing/2014/chartex" xmlns:cx1="http://schemas.microsoft.com/office/drawing/2015/9/8/chartex" xmlns:cx2="http://schemas.microsoft.com/office/drawing/2015/10/21/chartex" xmlns:cx3="http://schemas.microsoft.com/office/drawing/2016/5/9/chartex" xmlns:cx4="http://schemas.microsoft.com/office/drawing/2016/5/10/chartex" xmlns:cx5="http://schemas.microsoft.com/office/drawing/2016/5/11/chartex" xmlns:cx6="http://schemas.microsoft.com/office/drawing/2016/5/12/chartex" xmlns:cx7="http://schemas.microsoft.com/office/drawing/2016/5/13/chartex" xmlns:cx8="http://schemas.microsoft.com/office/drawing/2016/5/14/chartex" xmlns:mc="http://schemas.openxmlformats.org/markup-compatibility/2006" xmlns:aink="http://schemas.microsoft.com/office/drawing/2016/ink" xmlns:am3d="http://schemas.microsoft.com/office/drawing/2017/model3d" xmlns:o="urn:schemas-microsoft-com:office:office" xmlns:oel="http://schemas.microsoft.com/office/2019/extlst" xmlns:r="http://schemas.openxmlformats.org/officeDocument/2006/relationships" xmlns:m="http://schemas.openxmlformats.org/officeDocument/2006/math" xmlns:v="urn:schemas-microsoft-com:vml" xmlns:wp14="http://schemas.microsoft.com/office/word/2010/wordprocessingDrawing" xmlns:wp="http://schemas.openxmlformats.org/drawingml/2006/wordprocessingDrawing" xmlns:w10="urn:schemas-microsoft-com:office:word" xmlns:w="http://schemas.openxmlformats.org/wordprocessingml/2006/main" xmlns:w14="http://schemas.microsoft.com/office/word/2010/wordml" xmlns:w15="http://schemas.microsoft.com/office/word/2012/wordml" xmlns:w16cex="http://schemas.microsoft.com/office/word/2018/wordml/cex" xmlns:w16cid="http://schemas.microsoft.com/office/word/2016/wordml/cid" xmlns:w16="http://schemas.microsoft.com/office/word/2018/wordml" xmlns:w16du="http://schemas.microsoft.com/office/word/2023/wordml/word16du" xmlns:w16sdtdh="http://schemas.microsoft.com/office/word/2020/wordml/sdtdatahash" xmlns:w16sdtfl="http://schemas.microsoft.com/office/word/2024/wordml/sdtformatlock" xmlns:w16se="http://schemas.microsoft.com/office/word/2015/wordml/symex" xmlns:wpg="http://schemas.microsoft.com/office/word/2010/wordprocessingGroup" xmlns:wpi="http://schemas.microsoft.com/office/word/2010/wordprocessingInk" xmlns:wne="http://schemas.microsoft.com/office/word/2006/wordml" xmlns:wps="http://schemas.microsoft.com/office/word/2010/wordprocessingShape" mc:Ignorable="w14 w15 w16se w16cid w16 w16cex w16sdtdh w16sdtfl w16du wp14">
+<w:endnotes xmlns:wpc="http://schemas.microsoft.com/office/word/2010/wordprocessingCanvas" xmlns:cx="http://schemas.microsoft.com/office/drawing/2014/chartex" xmlns:cx1="http://schemas.microsoft.com/office/drawing/2015/9/8/chartex" xmlns:cx2="http://schemas.microsoft.com/office/drawing/2015/10/21/chartex" xmlns:cx3="http://schemas.microsoft.com/office/drawing/2016/5/9/chartex" xmlns:cx4="http://schemas.microsoft.com/office/drawing/2016/5/10/chartex" xmlns:cx5="http://schemas.microsoft.com/office/drawing/2016/5/11/chartex" xmlns:cx6="http://schemas.microsoft.com/office/drawing/2016/5/12/chartex" xmlns:cx7="http://schemas.microsoft.com/office/drawing/2016/5/13/chartex" xmlns:cx8="http://schemas.microsoft.com/office/drawing/2016/5/14/chartex" xmlns:mc="http://schemas.openxmlformats.org/markup-compatibility/2006" xmlns:aink="http://schemas.microsoft.com/office/drawing/2016/ink" xmlns:am3d="http://schemas.microsoft.com/office/drawing/2017/model3d" xmlns:o="urn:schemas-microsoft-com:office:office" xmlns:oel="http://schemas.microsoft.com/office/2019/extlst" xmlns:r="http://schemas.openxmlformats.org/officeDocument/2006/relationships" xmlns:m="http://schemas.openxmlformats.org/officeDocument/2006/math" xmlns:v="urn:schemas-microsoft-com:vml" xmlns:wp14="http://schemas.microsoft.com/office/word/2010/wordprocessingDrawing" xmlns:wp="http://schemas.openxmlformats.org/drawingml/2006/wordprocessingDrawing" xmlns:w10="urn:schemas-microsoft-com:office:word" xmlns:w="http://schemas.openxmlformats.org/wordprocessingml/2006/main" xmlns:w14="http://schemas.microsoft.com/office/word/2010/wordml" xmlns:w15="http://schemas.microsoft.com/office/word/2012/wordml" xmlns:w16cei="http://schemas.microsoft.com/office/word/2026/wordml/cei" xmlns:w16cex="http://schemas.microsoft.com/office/word/2018/wordml/cex" xmlns:w16cid="http://schemas.microsoft.com/office/word/2016/wordml/cid" xmlns:w16="http://schemas.microsoft.com/office/word/2018/wordml" xmlns:w16du="http://schemas.microsoft.com/office/word/2023/wordml/word16du" xmlns:w16sdtdh="http://schemas.microsoft.com/office/word/2020/wordml/sdtdatahash" xmlns:w16sdtfl="http://schemas.microsoft.com/office/word/2024/wordml/sdtformatlock" xmlns:w16se="http://schemas.microsoft.com/office/word/2015/wordml/symex" xmlns:wpg="http://schemas.microsoft.com/office/word/2010/wordprocessingGroup" xmlns:wpi="http://schemas.microsoft.com/office/word/2010/wordprocessingInk" xmlns:wne="http://schemas.microsoft.com/office/word/2006/wordml" xmlns:wps="http://schemas.microsoft.com/office/word/2010/wordprocessingShape" mc:Ignorable="w14 w15 w16se w16cid w16 w16cex w16sdtdh w16sdtfl w16du wp14">
   <w:endnote w:type="separator" w:id="-1">
     <w:p>
       <w:pPr>
@@ -2408,7 +2415,7 @@
 </file>
 
 <file path=word/footer1.xml><?xml version="1.0" encoding="utf-8"?>
-<w:ftr xmlns:wpc="http://schemas.microsoft.com/office/word/2010/wordprocessingCanvas" xmlns:cx="http://schemas.microsoft.com/office/drawing/2014/chartex" xmlns:cx1="http://schemas.microsoft.com/office/drawing/2015/9/8/chartex" xmlns:cx2="http://schemas.microsoft.com/office/drawing/2015/10/21/chartex" xmlns:cx3="http://schemas.microsoft.com/office/drawing/2016/5/9/chartex" xmlns:cx4="http://schemas.microsoft.com/office/drawing/2016/5/10/chartex" xmlns:cx5="http://schemas.microsoft.com/office/drawing/2016/5/11/chartex" xmlns:cx6="http://schemas.microsoft.com/office/drawing/2016/5/12/chartex" xmlns:cx7="http://schemas.microsoft.com/office/drawing/2016/5/13/chartex" xmlns:cx8="http://schemas.microsoft.com/office/drawing/2016/5/14/chartex" xmlns:mc="http://schemas.openxmlformats.org/markup-compatibility/2006" xmlns:aink="http://schemas.microsoft.com/office/drawing/2016/ink" xmlns:am3d="http://schemas.microsoft.com/office/drawing/2017/model3d" xmlns:o="urn:schemas-microsoft-com:office:office" xmlns:oel="http://schemas.microsoft.com/office/2019/extlst" xmlns:r="http://schemas.openxmlformats.org/officeDocument/2006/relationships" xmlns:m="http://schemas.openxmlformats.org/officeDocument/2006/math" xmlns:v="urn:schemas-microsoft-com:vml" xmlns:wp14="http://schemas.microsoft.com/office/word/2010/wordprocessingDrawing" xmlns:wp="http://schemas.openxmlformats.org/drawingml/2006/wordprocessingDrawing" xmlns:w10="urn:schemas-microsoft-com:office:word" xmlns:w="http://schemas.openxmlformats.org/wordprocessingml/2006/main" xmlns:w14="http://schemas.microsoft.com/office/word/2010/wordml" xmlns:w15="http://schemas.microsoft.com/office/word/2012/wordml" xmlns:w16cex="http://schemas.microsoft.com/office/word/2018/wordml/cex" xmlns:w16cid="http://schemas.microsoft.com/office/word/2016/wordml/cid" xmlns:w16="http://schemas.microsoft.com/office/word/2018/wordml" xmlns:w16du="http://schemas.microsoft.com/office/word/2023/wordml/word16du" xmlns:w16sdtdh="http://schemas.microsoft.com/office/word/2020/wordml/sdtdatahash" xmlns:w16sdtfl="http://schemas.microsoft.com/office/word/2024/wordml/sdtformatlock" xmlns:w16se="http://schemas.microsoft.com/office/word/2015/wordml/symex" xmlns:wpg="http://schemas.microsoft.com/office/word/2010/wordprocessingGroup" xmlns:wpi="http://schemas.microsoft.com/office/word/2010/wordprocessingInk" xmlns:wne="http://schemas.microsoft.com/office/word/2006/wordml" xmlns:wps="http://schemas.microsoft.com/office/word/2010/wordprocessingShape" mc:Ignorable="w14 w15 w16se w16cid w16 w16cex w16sdtdh w16sdtfl w16du wp14">
+<w:ftr xmlns:wpc="http://schemas.microsoft.com/office/word/2010/wordprocessingCanvas" xmlns:cx="http://schemas.microsoft.com/office/drawing/2014/chartex" xmlns:cx1="http://schemas.microsoft.com/office/drawing/2015/9/8/chartex" xmlns:cx2="http://schemas.microsoft.com/office/drawing/2015/10/21/chartex" xmlns:cx3="http://schemas.microsoft.com/office/drawing/2016/5/9/chartex" xmlns:cx4="http://schemas.microsoft.com/office/drawing/2016/5/10/chartex" xmlns:cx5="http://schemas.microsoft.com/office/drawing/2016/5/11/chartex" xmlns:cx6="http://schemas.microsoft.com/office/drawing/2016/5/12/chartex" xmlns:cx7="http://schemas.microsoft.com/office/drawing/2016/5/13/chartex" xmlns:cx8="http://schemas.microsoft.com/office/drawing/2016/5/14/chartex" xmlns:mc="http://schemas.openxmlformats.org/markup-compatibility/2006" xmlns:aink="http://schemas.microsoft.com/office/drawing/2016/ink" xmlns:am3d="http://schemas.microsoft.com/office/drawing/2017/model3d" xmlns:o="urn:schemas-microsoft-com:office:office" xmlns:oel="http://schemas.microsoft.com/office/2019/extlst" xmlns:r="http://schemas.openxmlformats.org/officeDocument/2006/relationships" xmlns:m="http://schemas.openxmlformats.org/officeDocument/2006/math" xmlns:v="urn:schemas-microsoft-com:vml" xmlns:wp14="http://schemas.microsoft.com/office/word/2010/wordprocessingDrawing" xmlns:wp="http://schemas.openxmlformats.org/drawingml/2006/wordprocessingDrawing" xmlns:w10="urn:schemas-microsoft-com:office:word" xmlns:w="http://schemas.openxmlformats.org/wordprocessingml/2006/main" xmlns:w14="http://schemas.microsoft.com/office/word/2010/wordml" xmlns:w15="http://schemas.microsoft.com/office/word/2012/wordml" xmlns:w16cei="http://schemas.microsoft.com/office/word/2026/wordml/cei" xmlns:w16cex="http://schemas.microsoft.com/office/word/2018/wordml/cex" xmlns:w16cid="http://schemas.microsoft.com/office/word/2016/wordml/cid" xmlns:w16="http://schemas.microsoft.com/office/word/2018/wordml" xmlns:w16du="http://schemas.microsoft.com/office/word/2023/wordml/word16du" xmlns:w16sdtdh="http://schemas.microsoft.com/office/word/2020/wordml/sdtdatahash" xmlns:w16sdtfl="http://schemas.microsoft.com/office/word/2024/wordml/sdtformatlock" xmlns:w16se="http://schemas.microsoft.com/office/word/2015/wordml/symex" xmlns:wpg="http://schemas.microsoft.com/office/word/2010/wordprocessingGroup" xmlns:wpi="http://schemas.microsoft.com/office/word/2010/wordprocessingInk" xmlns:wne="http://schemas.microsoft.com/office/word/2006/wordml" xmlns:wps="http://schemas.microsoft.com/office/word/2010/wordprocessingShape" mc:Ignorable="w14 w15 w16se w16cid w16 w16cex w16sdtdh w16sdtfl w16du wp14">
   <w:p>
     <w:pPr>
       <w:pBdr>
@@ -2443,7 +2450,7 @@
                   <pic:cNvPicPr/>
                 </pic:nvPicPr>
                 <pic:blipFill rotWithShape="1">
-                  <a:blip r:embed="rIdTplImgC">
+                  <a:blip r:embed="rId1">
                     <a:extLst>
                       <a:ext uri="{28A0092B-C50C-407E-A947-70E740481C1C}">
                         <a14:useLocalDpi xmlns:a14="http://schemas.microsoft.com/office/drawing/2010/main" val="0"/>
@@ -2492,6 +2499,7 @@
       </w:rPr>
       <w:t>PARADISE-</w:t>
     </w:r>
+    <w:proofErr w:type="spellStart"/>
     <w:proofErr w:type="gramStart"/>
     <w:r>
       <w:rPr>
@@ -2499,7 +2507,16 @@
         <w:sz w:val="16"/>
         <w:szCs w:val="16"/>
       </w:rPr>
-      <w:t>studie  ·</w:t>
+      <w:t>studie</w:t>
+    </w:r>
+    <w:proofErr w:type="spellEnd"/>
+    <w:r>
+      <w:rPr>
+        <w:color w:val="59636E"/>
+        <w:sz w:val="16"/>
+        <w:szCs w:val="16"/>
+      </w:rPr>
+      <w:t xml:space="preserve">  ·</w:t>
     </w:r>
     <w:proofErr w:type="gramEnd"/>
     <w:r>
@@ -2508,7 +2525,43 @@
         <w:sz w:val="16"/>
         <w:szCs w:val="16"/>
       </w:rPr>
-      <w:t xml:space="preserve">  eCRF 36: Classificatie ulcus (PEDIS) </w:t>
+      <w:t xml:space="preserve">  eCRF 36: </w:t>
+    </w:r>
+    <w:proofErr w:type="spellStart"/>
+    <w:r>
+      <w:rPr>
+        <w:color w:val="59636E"/>
+        <w:sz w:val="16"/>
+        <w:szCs w:val="16"/>
+      </w:rPr>
+      <w:t>Classificatie</w:t>
+    </w:r>
+    <w:proofErr w:type="spellEnd"/>
+    <w:r>
+      <w:rPr>
+        <w:color w:val="59636E"/>
+        <w:sz w:val="16"/>
+        <w:szCs w:val="16"/>
+      </w:rPr>
+      <w:t xml:space="preserve"> </w:t>
+    </w:r>
+    <w:proofErr w:type="spellStart"/>
+    <w:r>
+      <w:rPr>
+        <w:color w:val="59636E"/>
+        <w:sz w:val="16"/>
+        <w:szCs w:val="16"/>
+      </w:rPr>
+      <w:t>ulcus</w:t>
+    </w:r>
+    <w:proofErr w:type="spellEnd"/>
+    <w:r>
+      <w:rPr>
+        <w:color w:val="59636E"/>
+        <w:sz w:val="16"/>
+        <w:szCs w:val="16"/>
+      </w:rPr>
+      <w:t xml:space="preserve"> (PEDIS) </w:t>
     </w:r>
     <w:proofErr w:type="gramStart"/>
     <w:r>
@@ -2517,7 +2570,7 @@
         <w:sz w:val="16"/>
         <w:szCs w:val="16"/>
       </w:rPr>
-      <w:t>·</w:t>
+      <w:t>·  Versie</w:t>
     </w:r>
     <w:proofErr w:type="gramEnd"/>
     <w:r>
@@ -2526,9 +2579,8 @@
         <w:sz w:val="16"/>
         <w:szCs w:val="16"/>
       </w:rPr>
-      <w:t xml:space="preserve">  Versie </w:t>
+      <w:t xml:space="preserve"> </w:t>
     </w:r>
-    <w:proofErr w:type="gramStart"/>
     <w:r>
       <w:rPr>
         <w:i/>
@@ -2539,6 +2591,7 @@
       </w:rPr>
       <w:t xml:space="preserve">[ </w:t>
     </w:r>
+    <w:proofErr w:type="gramStart"/>
     <w:r>
       <w:rPr>
         <w:i/>
@@ -2549,7 +2602,6 @@
       </w:rPr>
       <w:t>1.0</w:t>
     </w:r>
-    <w:proofErr w:type="gramEnd"/>
     <w:r>
       <w:rPr>
         <w:i/>
@@ -2558,9 +2610,26 @@
         <w:sz w:val="16"/>
         <w:szCs w:val="16"/>
       </w:rPr>
-      <w:t xml:space="preserve"> </w:t>
+      <w:t xml:space="preserve"> ]</w:t>
+    </w:r>
+    <w:proofErr w:type="gramEnd"/>
+    <w:r>
+      <w:rPr>
+        <w:color w:val="59636E"/>
+        <w:sz w:val="16"/>
+        <w:szCs w:val="16"/>
+      </w:rPr>
+      <w:t xml:space="preserve">  </w:t>
     </w:r>
     <w:proofErr w:type="gramStart"/>
+    <w:r>
+      <w:rPr>
+        <w:color w:val="59636E"/>
+        <w:sz w:val="16"/>
+        <w:szCs w:val="16"/>
+      </w:rPr>
+      <w:t xml:space="preserve">·  </w:t>
+    </w:r>
     <w:r>
       <w:rPr>
         <w:i/>
@@ -2569,26 +2638,9 @@
         <w:sz w:val="16"/>
         <w:szCs w:val="16"/>
       </w:rPr>
-      <w:t>]</w:t>
-    </w:r>
-    <w:r>
-      <w:rPr>
-        <w:color w:val="59636E"/>
-        <w:sz w:val="16"/>
-        <w:szCs w:val="16"/>
-      </w:rPr>
-      <w:t xml:space="preserve">  ·</w:t>
+      <w:t>[</w:t>
     </w:r>
     <w:proofErr w:type="gramEnd"/>
-    <w:r>
-      <w:rPr>
-        <w:color w:val="59636E"/>
-        <w:sz w:val="16"/>
-        <w:szCs w:val="16"/>
-      </w:rPr>
-      <w:t xml:space="preserve">  </w:t>
-    </w:r>
-    <w:proofErr w:type="gramStart"/>
     <w:r>
       <w:rPr>
         <w:i/>
@@ -2597,7 +2649,7 @@
         <w:sz w:val="16"/>
         <w:szCs w:val="16"/>
       </w:rPr>
-      <w:t xml:space="preserve">[ </w:t>
+      <w:t xml:space="preserve"> </w:t>
     </w:r>
     <w:r>
       <w:rPr>
@@ -2607,9 +2659,9 @@
         <w:sz w:val="16"/>
         <w:szCs w:val="16"/>
       </w:rPr>
-      <w:t>27</w:t>
+      <w:t>27/07/</w:t>
     </w:r>
-    <w:proofErr w:type="gramEnd"/>
+    <w:proofErr w:type="gramStart"/>
     <w:r>
       <w:rPr>
         <w:i/>
@@ -2618,9 +2670,8 @@
         <w:sz w:val="16"/>
         <w:szCs w:val="16"/>
       </w:rPr>
-      <w:t>/07/</w:t>
+      <w:t>2026</w:t>
     </w:r>
-    <w:proofErr w:type="gramStart"/>
     <w:r>
       <w:rPr>
         <w:i/>
@@ -2629,16 +2680,6 @@
         <w:sz w:val="16"/>
         <w:szCs w:val="16"/>
       </w:rPr>
-      <w:t>2026</w:t>
-    </w:r>
-    <w:r>
-      <w:rPr>
-        <w:i/>
-        <w:iCs/>
-        <w:color w:val="59636E"/>
-        <w:sz w:val="16"/>
-        <w:szCs w:val="16"/>
-      </w:rPr>
       <w:t xml:space="preserve"> ]</w:t>
     </w:r>
     <w:proofErr w:type="gramEnd"/>
@@ -2657,8 +2698,18 @@
         <w:sz w:val="16"/>
         <w:szCs w:val="16"/>
       </w:rPr>
-      <w:t>·  Pagina</w:t>
+      <w:t xml:space="preserve">·  </w:t>
     </w:r>
+    <w:proofErr w:type="spellStart"/>
+    <w:r>
+      <w:rPr>
+        <w:color w:val="59636E"/>
+        <w:sz w:val="16"/>
+        <w:szCs w:val="16"/>
+      </w:rPr>
+      <w:t>Pagina</w:t>
+    </w:r>
+    <w:proofErr w:type="spellEnd"/>
     <w:proofErr w:type="gramEnd"/>
     <w:r>
       <w:rPr>
@@ -2763,7 +2814,7 @@
 </file>
 
 <file path=word/footnotes.xml><?xml version="1.0" encoding="utf-8"?>
-<w:footnotes xmlns:wpc="http://schemas.microsoft.com/office/word/2010/wordprocessingCanvas" xmlns:cx="http://schemas.microsoft.com/office/drawing/2014/chartex" xmlns:cx1="http://schemas.microsoft.com/office/drawing/2015/9/8/chartex" xmlns:cx2="http://schemas.microsoft.com/office/drawing/2015/10/21/chartex" xmlns:cx3="http://schemas.microsoft.com/office/drawing/2016/5/9/chartex" xmlns:cx4="http://schemas.microsoft.com/office/drawing/2016/5/10/chartex" xmlns:cx5="http://schemas.microsoft.com/office/drawing/2016/5/11/chartex" xmlns:cx6="http://schemas.microsoft.com/office/drawing/2016/5/12/chartex" xmlns:cx7="http://schemas.microsoft.com/office/drawing/2016/5/13/chartex" xmlns:cx8="http://schemas.microsoft.com/office/drawing/2016/5/14/chartex" xmlns:mc="http://schemas.openxmlformats.org/markup-compatibility/2006" xmlns:aink="http://schemas.microsoft.com/office/drawing/2016/ink" xmlns:am3d="http://schemas.microsoft.com/office/drawing/2017/model3d" xmlns:o="urn:schemas-microsoft-com:office:office" xmlns:oel="http://schemas.microsoft.com/office/2019/extlst" xmlns:r="http://schemas.openxmlformats.org/officeDocument/2006/relationships" xmlns:m="http://schemas.openxmlformats.org/officeDocument/2006/math" xmlns:v="urn:schemas-microsoft-com:vml" xmlns:wp14="http://schemas.microsoft.com/office/word/2010/wordprocessingDrawing" xmlns:wp="http://schemas.openxmlformats.org/drawingml/2006/wordprocessingDrawing" xmlns:w10="urn:schemas-microsoft-com:office:word" xmlns:w="http://schemas.openxmlformats.org/wordprocessingml/2006/main" xmlns:w14="http://schemas.microsoft.com/office/word/2010/wordml" xmlns:w15="http://schemas.microsoft.com/office/word/2012/wordml" xmlns:w16cex="http://schemas.microsoft.com/office/word/2018/wordml/cex" xmlns:w16cid="http://schemas.microsoft.com/office/word/2016/wordml/cid" xmlns:w16="http://schemas.microsoft.com/office/word/2018/wordml" xmlns:w16du="http://schemas.microsoft.com/office/word/2023/wordml/word16du" xmlns:w16sdtdh="http://schemas.microsoft.com/office/word/2020/wordml/sdtdatahash" xmlns:w16sdtfl="http://schemas.microsoft.com/office/word/2024/wordml/sdtformatlock" xmlns:w16se="http://schemas.microsoft.com/office/word/2015/wordml/symex" xmlns:wpg="http://schemas.microsoft.com/office/word/2010/wordprocessingGroup" xmlns:wpi="http://schemas.microsoft.com/office/word/2010/wordprocessingInk" xmlns:wne="http://schemas.microsoft.com/office/word/2006/wordml" xmlns:wps="http://schemas.microsoft.com/office/word/2010/wordprocessingShape" mc:Ignorable="w14 w15 w16se w16cid w16 w16cex w16sdtdh w16sdtfl w16du wp14">
+<w:footnotes xmlns:wpc="http://schemas.microsoft.com/office/word/2010/wordprocessingCanvas" xmlns:cx="http://schemas.microsoft.com/office/drawing/2014/chartex" xmlns:cx1="http://schemas.microsoft.com/office/drawing/2015/9/8/chartex" xmlns:cx2="http://schemas.microsoft.com/office/drawing/2015/10/21/chartex" xmlns:cx3="http://schemas.microsoft.com/office/drawing/2016/5/9/chartex" xmlns:cx4="http://schemas.microsoft.com/office/drawing/2016/5/10/chartex" xmlns:cx5="http://schemas.microsoft.com/office/drawing/2016/5/11/chartex" xmlns:cx6="http://schemas.microsoft.com/office/drawing/2016/5/12/chartex" xmlns:cx7="http://schemas.microsoft.com/office/drawing/2016/5/13/chartex" xmlns:cx8="http://schemas.microsoft.com/office/drawing/2016/5/14/chartex" xmlns:mc="http://schemas.openxmlformats.org/markup-compatibility/2006" xmlns:aink="http://schemas.microsoft.com/office/drawing/2016/ink" xmlns:am3d="http://schemas.microsoft.com/office/drawing/2017/model3d" xmlns:o="urn:schemas-microsoft-com:office:office" xmlns:oel="http://schemas.microsoft.com/office/2019/extlst" xmlns:r="http://schemas.openxmlformats.org/officeDocument/2006/relationships" xmlns:m="http://schemas.openxmlformats.org/officeDocument/2006/math" xmlns:v="urn:schemas-microsoft-com:vml" xmlns:wp14="http://schemas.microsoft.com/office/word/2010/wordprocessingDrawing" xmlns:wp="http://schemas.openxmlformats.org/drawingml/2006/wordprocessingDrawing" xmlns:w10="urn:schemas-microsoft-com:office:word" xmlns:w="http://schemas.openxmlformats.org/wordprocessingml/2006/main" xmlns:w14="http://schemas.microsoft.com/office/word/2010/wordml" xmlns:w15="http://schemas.microsoft.com/office/word/2012/wordml" xmlns:w16cei="http://schemas.microsoft.com/office/word/2026/wordml/cei" xmlns:w16cex="http://schemas.microsoft.com/office/word/2018/wordml/cex" xmlns:w16cid="http://schemas.microsoft.com/office/word/2016/wordml/cid" xmlns:w16="http://schemas.microsoft.com/office/word/2018/wordml" xmlns:w16du="http://schemas.microsoft.com/office/word/2023/wordml/word16du" xmlns:w16sdtdh="http://schemas.microsoft.com/office/word/2020/wordml/sdtdatahash" xmlns:w16sdtfl="http://schemas.microsoft.com/office/word/2024/wordml/sdtformatlock" xmlns:w16se="http://schemas.microsoft.com/office/word/2015/wordml/symex" xmlns:wpg="http://schemas.microsoft.com/office/word/2010/wordprocessingGroup" xmlns:wpi="http://schemas.microsoft.com/office/word/2010/wordprocessingInk" xmlns:wne="http://schemas.microsoft.com/office/word/2006/wordml" xmlns:wps="http://schemas.microsoft.com/office/word/2010/wordprocessingShape" mc:Ignorable="w14 w15 w16se w16cid w16 w16cex w16sdtdh w16sdtfl w16du wp14">
   <w:footnote w:type="separator" w:id="-1">
     <w:p>
       <w:pPr>
@@ -2782,10 +2833,9 @@
 </file>
 
 <file path=word/header1.xml><?xml version="1.0" encoding="utf-8"?>
-<w:hdr xmlns:wpc="http://schemas.microsoft.com/office/word/2010/wordprocessingCanvas" xmlns:cx="http://schemas.microsoft.com/office/drawing/2014/chartex" xmlns:cx1="http://schemas.microsoft.com/office/drawing/2015/9/8/chartex" xmlns:cx2="http://schemas.microsoft.com/office/drawing/2015/10/21/chartex" xmlns:cx3="http://schemas.microsoft.com/office/drawing/2016/5/9/chartex" xmlns:cx4="http://schemas.microsoft.com/office/drawing/2016/5/10/chartex" xmlns:cx5="http://schemas.microsoft.com/office/drawing/2016/5/11/chartex" xmlns:cx6="http://schemas.microsoft.com/office/drawing/2016/5/12/chartex" xmlns:cx7="http://schemas.microsoft.com/office/drawing/2016/5/13/chartex" xmlns:cx8="http://schemas.microsoft.com/office/drawing/2016/5/14/chartex" xmlns:mc="http://schemas.openxmlformats.org/markup-compatibility/2006" xmlns:aink="http://schemas.microsoft.com/office/drawing/2016/ink" xmlns:am3d="http://schemas.microsoft.com/office/drawing/2017/model3d" xmlns:o="urn:schemas-microsoft-com:office:office" xmlns:oel="http://schemas.microsoft.com/office/2019/extlst" xmlns:r="http://schemas.openxmlformats.org/officeDocument/2006/relationships" xmlns:m="http://schemas.openxmlformats.org/officeDocument/2006/math" xmlns:v="urn:schemas-microsoft-com:vml" xmlns:wp14="http://schemas.microsoft.com/office/word/2010/wordprocessingDrawing" xmlns:wp="http://schemas.openxmlformats.org/drawingml/2006/wordprocessingDrawing" xmlns:w10="urn:schemas-microsoft-com:office:word" xmlns:w="http://schemas.openxmlformats.org/wordprocessingml/2006/main" xmlns:w14="http://schemas.microsoft.com/office/word/2010/wordml" xmlns:w15="http://schemas.microsoft.com/office/word/2012/wordml" xmlns:w16cex="http://schemas.microsoft.com/office/word/2018/wordml/cex" xmlns:w16cid="http://schemas.microsoft.com/office/word/2016/wordml/cid" xmlns:w16="http://schemas.microsoft.com/office/word/2018/wordml" xmlns:w16du="http://schemas.microsoft.com/office/word/2023/wordml/word16du" xmlns:w16sdtdh="http://schemas.microsoft.com/office/word/2020/wordml/sdtdatahash" xmlns:w16sdtfl="http://schemas.microsoft.com/office/word/2024/wordml/sdtformatlock" xmlns:w16se="http://schemas.microsoft.com/office/word/2015/wordml/symex" xmlns:wpg="http://schemas.microsoft.com/office/word/2010/wordprocessingGroup" xmlns:wpi="http://schemas.microsoft.com/office/word/2010/wordprocessingInk" xmlns:wne="http://schemas.microsoft.com/office/word/2006/wordml" xmlns:wps="http://schemas.microsoft.com/office/word/2010/wordprocessingShape" mc:Ignorable="w14 w15 w16se w16cid w16 w16cex w16sdtdh w16sdtfl w16du wp14">
+<w:hdr xmlns:wpc="http://schemas.microsoft.com/office/word/2010/wordprocessingCanvas" xmlns:cx="http://schemas.microsoft.com/office/drawing/2014/chartex" xmlns:cx1="http://schemas.microsoft.com/office/drawing/2015/9/8/chartex" xmlns:cx2="http://schemas.microsoft.com/office/drawing/2015/10/21/chartex" xmlns:cx3="http://schemas.microsoft.com/office/drawing/2016/5/9/chartex" xmlns:cx4="http://schemas.microsoft.com/office/drawing/2016/5/10/chartex" xmlns:cx5="http://schemas.microsoft.com/office/drawing/2016/5/11/chartex" xmlns:cx6="http://schemas.microsoft.com/office/drawing/2016/5/12/chartex" xmlns:cx7="http://schemas.microsoft.com/office/drawing/2016/5/13/chartex" xmlns:cx8="http://schemas.microsoft.com/office/drawing/2016/5/14/chartex" xmlns:mc="http://schemas.openxmlformats.org/markup-compatibility/2006" xmlns:aink="http://schemas.microsoft.com/office/drawing/2016/ink" xmlns:am3d="http://schemas.microsoft.com/office/drawing/2017/model3d" xmlns:o="urn:schemas-microsoft-com:office:office" xmlns:oel="http://schemas.microsoft.com/office/2019/extlst" xmlns:r="http://schemas.openxmlformats.org/officeDocument/2006/relationships" xmlns:m="http://schemas.openxmlformats.org/officeDocument/2006/math" xmlns:v="urn:schemas-microsoft-com:vml" xmlns:wp14="http://schemas.microsoft.com/office/word/2010/wordprocessingDrawing" xmlns:wp="http://schemas.openxmlformats.org/drawingml/2006/wordprocessingDrawing" xmlns:w10="urn:schemas-microsoft-com:office:word" xmlns:w="http://schemas.openxmlformats.org/wordprocessingml/2006/main" xmlns:w14="http://schemas.microsoft.com/office/word/2010/wordml" xmlns:w15="http://schemas.microsoft.com/office/word/2012/wordml" xmlns:w16cei="http://schemas.microsoft.com/office/word/2026/wordml/cei" xmlns:w16cex="http://schemas.microsoft.com/office/word/2018/wordml/cex" xmlns:w16cid="http://schemas.microsoft.com/office/word/2016/wordml/cid" xmlns:w16="http://schemas.microsoft.com/office/word/2018/wordml" xmlns:w16du="http://schemas.microsoft.com/office/word/2023/wordml/word16du" xmlns:w16sdtdh="http://schemas.microsoft.com/office/word/2020/wordml/sdtdatahash" xmlns:w16sdtfl="http://schemas.microsoft.com/office/word/2024/wordml/sdtformatlock" xmlns:w16se="http://schemas.microsoft.com/office/word/2015/wordml/symex" xmlns:wpg="http://schemas.microsoft.com/office/word/2010/wordprocessingGroup" xmlns:wpi="http://schemas.microsoft.com/office/word/2010/wordprocessingInk" xmlns:wne="http://schemas.microsoft.com/office/word/2006/wordml" xmlns:wps="http://schemas.microsoft.com/office/word/2010/wordprocessingShape" mc:Ignorable="w14 w15 w16se w16cid w16 w16cex w16sdtdh w16sdtfl w16du wp14">
   <w:p>
     <w:pPr>
-      <w:pStyle w:val="Koptekst"/>
       <w:jc w:val="right"/>
     </w:pPr>
     <w:r>
@@ -2829,7 +2879,7 @@
                   <pic:cNvPicPr/>
                 </pic:nvPicPr>
                 <pic:blipFill>
-                  <a:blip r:embed="rIdTplImgA">
+                  <a:blip r:embed="rId1">
                     <a:extLst>
                       <a:ext uri="{28A0092B-C50C-407E-A947-70E740481C1C}">
                         <a14:useLocalDpi xmlns:a14="http://schemas.microsoft.com/office/drawing/2010/main" val="0"/>
@@ -2881,7 +2931,7 @@
                   <pic:cNvPicPr/>
                 </pic:nvPicPr>
                 <pic:blipFill>
-                  <a:blip r:embed="rIdTplImgB">
+                  <a:blip r:embed="rId2">
                     <a:extLst>
                       <a:ext uri="{28A0092B-C50C-407E-A947-70E740481C1C}">
                         <a14:useLocalDpi xmlns:a14="http://schemas.microsoft.com/office/drawing/2010/main" val="0"/>
@@ -2912,7 +2962,7 @@
 </file>
 
 <file path=word/numbering.xml><?xml version="1.0" encoding="utf-8"?>
-<w:numbering xmlns:wpc="http://schemas.microsoft.com/office/word/2010/wordprocessingCanvas" xmlns:cx="http://schemas.microsoft.com/office/drawing/2014/chartex" xmlns:cx1="http://schemas.microsoft.com/office/drawing/2015/9/8/chartex" xmlns:cx2="http://schemas.microsoft.com/office/drawing/2015/10/21/chartex" xmlns:cx3="http://schemas.microsoft.com/office/drawing/2016/5/9/chartex" xmlns:cx4="http://schemas.microsoft.com/office/drawing/2016/5/10/chartex" xmlns:cx5="http://schemas.microsoft.com/office/drawing/2016/5/11/chartex" xmlns:cx6="http://schemas.microsoft.com/office/drawing/2016/5/12/chartex" xmlns:cx7="http://schemas.microsoft.com/office/drawing/2016/5/13/chartex" xmlns:cx8="http://schemas.microsoft.com/office/drawing/2016/5/14/chartex" xmlns:mc="http://schemas.openxmlformats.org/markup-compatibility/2006" xmlns:aink="http://schemas.microsoft.com/office/drawing/2016/ink" xmlns:am3d="http://schemas.microsoft.com/office/drawing/2017/model3d" xmlns:o="urn:schemas-microsoft-com:office:office" xmlns:oel="http://schemas.microsoft.com/office/2019/extlst" xmlns:r="http://schemas.openxmlformats.org/officeDocument/2006/relationships" xmlns:m="http://schemas.openxmlformats.org/officeDocument/2006/math" xmlns:v="urn:schemas-microsoft-com:vml" xmlns:wp14="http://schemas.microsoft.com/office/word/2010/wordprocessingDrawing" xmlns:wp="http://schemas.openxmlformats.org/drawingml/2006/wordprocessingDrawing" xmlns:w10="urn:schemas-microsoft-com:office:word" xmlns:w="http://schemas.openxmlformats.org/wordprocessingml/2006/main" xmlns:w14="http://schemas.microsoft.com/office/word/2010/wordml" xmlns:w15="http://schemas.microsoft.com/office/word/2012/wordml" xmlns:w16cex="http://schemas.microsoft.com/office/word/2018/wordml/cex" xmlns:w16cid="http://schemas.microsoft.com/office/word/2016/wordml/cid" xmlns:w16="http://schemas.microsoft.com/office/word/2018/wordml" xmlns:w16du="http://schemas.microsoft.com/office/word/2023/wordml/word16du" xmlns:w16sdtdh="http://schemas.microsoft.com/office/word/2020/wordml/sdtdatahash" xmlns:w16sdtfl="http://schemas.microsoft.com/office/word/2024/wordml/sdtformatlock" xmlns:w16se="http://schemas.microsoft.com/office/word/2015/wordml/symex" xmlns:wpg="http://schemas.microsoft.com/office/word/2010/wordprocessingGroup" xmlns:wpi="http://schemas.microsoft.com/office/word/2010/wordprocessingInk" xmlns:wne="http://schemas.microsoft.com/office/word/2006/wordml" xmlns:wps="http://schemas.microsoft.com/office/word/2010/wordprocessingShape" mc:Ignorable="w14 w15 w16se w16cid w16 w16cex w16sdtdh w16sdtfl w16du wp14">
+<w:numbering xmlns:wpc="http://schemas.microsoft.com/office/word/2010/wordprocessingCanvas" xmlns:cx="http://schemas.microsoft.com/office/drawing/2014/chartex" xmlns:cx1="http://schemas.microsoft.com/office/drawing/2015/9/8/chartex" xmlns:cx2="http://schemas.microsoft.com/office/drawing/2015/10/21/chartex" xmlns:cx3="http://schemas.microsoft.com/office/drawing/2016/5/9/chartex" xmlns:cx4="http://schemas.microsoft.com/office/drawing/2016/5/10/chartex" xmlns:cx5="http://schemas.microsoft.com/office/drawing/2016/5/11/chartex" xmlns:cx6="http://schemas.microsoft.com/office/drawing/2016/5/12/chartex" xmlns:cx7="http://schemas.microsoft.com/office/drawing/2016/5/13/chartex" xmlns:cx8="http://schemas.microsoft.com/office/drawing/2016/5/14/chartex" xmlns:mc="http://schemas.openxmlformats.org/markup-compatibility/2006" xmlns:aink="http://schemas.microsoft.com/office/drawing/2016/ink" xmlns:am3d="http://schemas.microsoft.com/office/drawing/2017/model3d" xmlns:o="urn:schemas-microsoft-com:office:office" xmlns:oel="http://schemas.microsoft.com/office/2019/extlst" xmlns:r="http://schemas.openxmlformats.org/officeDocument/2006/relationships" xmlns:m="http://schemas.openxmlformats.org/officeDocument/2006/math" xmlns:v="urn:schemas-microsoft-com:vml" xmlns:wp14="http://schemas.microsoft.com/office/word/2010/wordprocessingDrawing" xmlns:wp="http://schemas.openxmlformats.org/drawingml/2006/wordprocessingDrawing" xmlns:w10="urn:schemas-microsoft-com:office:word" xmlns:w="http://schemas.openxmlformats.org/wordprocessingml/2006/main" xmlns:w14="http://schemas.microsoft.com/office/word/2010/wordml" xmlns:w15="http://schemas.microsoft.com/office/word/2012/wordml" xmlns:w16cei="http://schemas.microsoft.com/office/word/2026/wordml/cei" xmlns:w16cex="http://schemas.microsoft.com/office/word/2018/wordml/cex" xmlns:w16cid="http://schemas.microsoft.com/office/word/2016/wordml/cid" xmlns:w16="http://schemas.microsoft.com/office/word/2018/wordml" xmlns:w16du="http://schemas.microsoft.com/office/word/2023/wordml/word16du" xmlns:w16sdtdh="http://schemas.microsoft.com/office/word/2020/wordml/sdtdatahash" xmlns:w16sdtfl="http://schemas.microsoft.com/office/word/2024/wordml/sdtformatlock" xmlns:w16se="http://schemas.microsoft.com/office/word/2015/wordml/symex" xmlns:wpg="http://schemas.microsoft.com/office/word/2010/wordprocessingGroup" xmlns:wpi="http://schemas.microsoft.com/office/word/2010/wordprocessingInk" xmlns:wne="http://schemas.microsoft.com/office/word/2006/wordml" xmlns:wps="http://schemas.microsoft.com/office/word/2010/wordprocessingShape" mc:Ignorable="w14 w15 w16se w16cid w16 w16cex w16sdtdh w16sdtfl w16du wp14">
   <w:abstractNum w:abstractNumId="0" w15:restartNumberingAfterBreak="0">
     <w:nsid w:val="0B7A6989"/>
     <w:multiLevelType w:val="multilevel"/>
@@ -2929,7 +2979,7 @@
         <w:ind w:left="720" w:hanging="360"/>
       </w:pPr>
       <w:rPr>
-        <w:rFonts w:hint="default" w:ascii="Symbol" w:hAnsi="Symbol"/>
+        <w:rFonts w:ascii="Symbol" w:hAnsi="Symbol" w:hint="default"/>
         <w:sz w:val="20"/>
       </w:rPr>
     </w:lvl>
@@ -2945,7 +2995,7 @@
         <w:ind w:left="1440" w:hanging="360"/>
       </w:pPr>
       <w:rPr>
-        <w:rFonts w:hint="default" w:ascii="Courier New" w:hAnsi="Courier New"/>
+        <w:rFonts w:ascii="Courier New" w:hAnsi="Courier New" w:hint="default"/>
         <w:sz w:val="20"/>
       </w:rPr>
     </w:lvl>
@@ -2961,7 +3011,7 @@
         <w:ind w:left="2160" w:hanging="360"/>
       </w:pPr>
       <w:rPr>
-        <w:rFonts w:hint="default" w:ascii="Wingdings" w:hAnsi="Wingdings"/>
+        <w:rFonts w:ascii="Wingdings" w:hAnsi="Wingdings" w:hint="default"/>
         <w:sz w:val="20"/>
       </w:rPr>
     </w:lvl>
@@ -2977,7 +3027,7 @@
         <w:ind w:left="2880" w:hanging="360"/>
       </w:pPr>
       <w:rPr>
-        <w:rFonts w:hint="default" w:ascii="Wingdings" w:hAnsi="Wingdings"/>
+        <w:rFonts w:ascii="Wingdings" w:hAnsi="Wingdings" w:hint="default"/>
         <w:sz w:val="20"/>
       </w:rPr>
     </w:lvl>
@@ -2993,7 +3043,7 @@
         <w:ind w:left="3600" w:hanging="360"/>
       </w:pPr>
       <w:rPr>
-        <w:rFonts w:hint="default" w:ascii="Wingdings" w:hAnsi="Wingdings"/>
+        <w:rFonts w:ascii="Wingdings" w:hAnsi="Wingdings" w:hint="default"/>
         <w:sz w:val="20"/>
       </w:rPr>
     </w:lvl>
@@ -3009,7 +3059,7 @@
         <w:ind w:left="4320" w:hanging="360"/>
       </w:pPr>
       <w:rPr>
-        <w:rFonts w:hint="default" w:ascii="Wingdings" w:hAnsi="Wingdings"/>
+        <w:rFonts w:ascii="Wingdings" w:hAnsi="Wingdings" w:hint="default"/>
         <w:sz w:val="20"/>
       </w:rPr>
     </w:lvl>
@@ -3025,7 +3075,7 @@
         <w:ind w:left="5040" w:hanging="360"/>
       </w:pPr>
       <w:rPr>
-        <w:rFonts w:hint="default" w:ascii="Wingdings" w:hAnsi="Wingdings"/>
+        <w:rFonts w:ascii="Wingdings" w:hAnsi="Wingdings" w:hint="default"/>
         <w:sz w:val="20"/>
       </w:rPr>
     </w:lvl>
@@ -3041,7 +3091,7 @@
         <w:ind w:left="5760" w:hanging="360"/>
       </w:pPr>
       <w:rPr>
-        <w:rFonts w:hint="default" w:ascii="Wingdings" w:hAnsi="Wingdings"/>
+        <w:rFonts w:ascii="Wingdings" w:hAnsi="Wingdings" w:hint="default"/>
         <w:sz w:val="20"/>
       </w:rPr>
     </w:lvl>
@@ -3057,7 +3107,7 @@
         <w:ind w:left="6480" w:hanging="360"/>
       </w:pPr>
       <w:rPr>
-        <w:rFonts w:hint="default" w:ascii="Wingdings" w:hAnsi="Wingdings"/>
+        <w:rFonts w:ascii="Wingdings" w:hAnsi="Wingdings" w:hint="default"/>
         <w:sz w:val="20"/>
       </w:rPr>
     </w:lvl>
@@ -3078,7 +3128,7 @@
         <w:ind w:left="720" w:hanging="360"/>
       </w:pPr>
       <w:rPr>
-        <w:rFonts w:hint="default" w:ascii="Symbol" w:hAnsi="Symbol"/>
+        <w:rFonts w:ascii="Symbol" w:hAnsi="Symbol" w:hint="default"/>
         <w:sz w:val="20"/>
       </w:rPr>
     </w:lvl>
@@ -3094,7 +3144,7 @@
         <w:ind w:left="1440" w:hanging="360"/>
       </w:pPr>
       <w:rPr>
-        <w:rFonts w:hint="default" w:ascii="Courier New" w:hAnsi="Courier New"/>
+        <w:rFonts w:ascii="Courier New" w:hAnsi="Courier New" w:hint="default"/>
         <w:sz w:val="20"/>
       </w:rPr>
     </w:lvl>
@@ -3110,7 +3160,7 @@
         <w:ind w:left="2160" w:hanging="360"/>
       </w:pPr>
       <w:rPr>
-        <w:rFonts w:hint="default" w:ascii="Wingdings" w:hAnsi="Wingdings"/>
+        <w:rFonts w:ascii="Wingdings" w:hAnsi="Wingdings" w:hint="default"/>
         <w:sz w:val="20"/>
       </w:rPr>
     </w:lvl>
@@ -3126,7 +3176,7 @@
         <w:ind w:left="2880" w:hanging="360"/>
       </w:pPr>
       <w:rPr>
-        <w:rFonts w:hint="default" w:ascii="Wingdings" w:hAnsi="Wingdings"/>
+        <w:rFonts w:ascii="Wingdings" w:hAnsi="Wingdings" w:hint="default"/>
         <w:sz w:val="20"/>
       </w:rPr>
     </w:lvl>
@@ -3142,7 +3192,7 @@
         <w:ind w:left="3600" w:hanging="360"/>
       </w:pPr>
       <w:rPr>
-        <w:rFonts w:hint="default" w:ascii="Wingdings" w:hAnsi="Wingdings"/>
+        <w:rFonts w:ascii="Wingdings" w:hAnsi="Wingdings" w:hint="default"/>
         <w:sz w:val="20"/>
       </w:rPr>
     </w:lvl>
@@ -3158,7 +3208,7 @@
         <w:ind w:left="4320" w:hanging="360"/>
       </w:pPr>
       <w:rPr>
-        <w:rFonts w:hint="default" w:ascii="Wingdings" w:hAnsi="Wingdings"/>
+        <w:rFonts w:ascii="Wingdings" w:hAnsi="Wingdings" w:hint="default"/>
         <w:sz w:val="20"/>
       </w:rPr>
     </w:lvl>
@@ -3174,7 +3224,7 @@
         <w:ind w:left="5040" w:hanging="360"/>
       </w:pPr>
       <w:rPr>
-        <w:rFonts w:hint="default" w:ascii="Wingdings" w:hAnsi="Wingdings"/>
+        <w:rFonts w:ascii="Wingdings" w:hAnsi="Wingdings" w:hint="default"/>
         <w:sz w:val="20"/>
       </w:rPr>
     </w:lvl>
@@ -3190,7 +3240,7 @@
         <w:ind w:left="5760" w:hanging="360"/>
       </w:pPr>
       <w:rPr>
-        <w:rFonts w:hint="default" w:ascii="Wingdings" w:hAnsi="Wingdings"/>
+        <w:rFonts w:ascii="Wingdings" w:hAnsi="Wingdings" w:hint="default"/>
         <w:sz w:val="20"/>
       </w:rPr>
     </w:lvl>
@@ -3206,7 +3256,7 @@
         <w:ind w:left="6480" w:hanging="360"/>
       </w:pPr>
       <w:rPr>
-        <w:rFonts w:hint="default" w:ascii="Wingdings" w:hAnsi="Wingdings"/>
+        <w:rFonts w:ascii="Wingdings" w:hAnsi="Wingdings" w:hint="default"/>
         <w:sz w:val="20"/>
       </w:rPr>
     </w:lvl>
@@ -3227,7 +3277,7 @@
         <w:ind w:left="720" w:hanging="360"/>
       </w:pPr>
       <w:rPr>
-        <w:rFonts w:hint="default" w:ascii="Symbol" w:hAnsi="Symbol"/>
+        <w:rFonts w:ascii="Symbol" w:hAnsi="Symbol" w:hint="default"/>
         <w:sz w:val="20"/>
       </w:rPr>
     </w:lvl>
@@ -3243,7 +3293,7 @@
         <w:ind w:left="1440" w:hanging="360"/>
       </w:pPr>
       <w:rPr>
-        <w:rFonts w:hint="default" w:ascii="Courier New" w:hAnsi="Courier New"/>
+        <w:rFonts w:ascii="Courier New" w:hAnsi="Courier New" w:hint="default"/>
         <w:sz w:val="20"/>
       </w:rPr>
     </w:lvl>
@@ -3259,7 +3309,7 @@
         <w:ind w:left="2160" w:hanging="360"/>
       </w:pPr>
       <w:rPr>
-        <w:rFonts w:hint="default" w:ascii="Wingdings" w:hAnsi="Wingdings"/>
+        <w:rFonts w:ascii="Wingdings" w:hAnsi="Wingdings" w:hint="default"/>
         <w:sz w:val="20"/>
       </w:rPr>
     </w:lvl>
@@ -3275,7 +3325,7 @@
         <w:ind w:left="2880" w:hanging="360"/>
       </w:pPr>
       <w:rPr>
-        <w:rFonts w:hint="default" w:ascii="Wingdings" w:hAnsi="Wingdings"/>
+        <w:rFonts w:ascii="Wingdings" w:hAnsi="Wingdings" w:hint="default"/>
         <w:sz w:val="20"/>
       </w:rPr>
     </w:lvl>
@@ -3291,7 +3341,7 @@
         <w:ind w:left="3600" w:hanging="360"/>
       </w:pPr>
       <w:rPr>
-        <w:rFonts w:hint="default" w:ascii="Wingdings" w:hAnsi="Wingdings"/>
+        <w:rFonts w:ascii="Wingdings" w:hAnsi="Wingdings" w:hint="default"/>
         <w:sz w:val="20"/>
       </w:rPr>
     </w:lvl>
@@ -3307,7 +3357,7 @@
         <w:ind w:left="4320" w:hanging="360"/>
       </w:pPr>
       <w:rPr>
-        <w:rFonts w:hint="default" w:ascii="Wingdings" w:hAnsi="Wingdings"/>
+        <w:rFonts w:ascii="Wingdings" w:hAnsi="Wingdings" w:hint="default"/>
         <w:sz w:val="20"/>
       </w:rPr>
     </w:lvl>
@@ -3323,7 +3373,7 @@
         <w:ind w:left="5040" w:hanging="360"/>
       </w:pPr>
       <w:rPr>
-        <w:rFonts w:hint="default" w:ascii="Wingdings" w:hAnsi="Wingdings"/>
+        <w:rFonts w:ascii="Wingdings" w:hAnsi="Wingdings" w:hint="default"/>
         <w:sz w:val="20"/>
       </w:rPr>
     </w:lvl>
@@ -3339,7 +3389,7 @@
         <w:ind w:left="5760" w:hanging="360"/>
       </w:pPr>
       <w:rPr>
-        <w:rFonts w:hint="default" w:ascii="Wingdings" w:hAnsi="Wingdings"/>
+        <w:rFonts w:ascii="Wingdings" w:hAnsi="Wingdings" w:hint="default"/>
         <w:sz w:val="20"/>
       </w:rPr>
     </w:lvl>
@@ -3355,12 +3405,161 @@
         <w:ind w:left="6480" w:hanging="360"/>
       </w:pPr>
       <w:rPr>
-        <w:rFonts w:hint="default" w:ascii="Wingdings" w:hAnsi="Wingdings"/>
+        <w:rFonts w:ascii="Wingdings" w:hAnsi="Wingdings" w:hint="default"/>
         <w:sz w:val="20"/>
       </w:rPr>
     </w:lvl>
   </w:abstractNum>
   <w:abstractNum w:abstractNumId="3" w15:restartNumberingAfterBreak="0">
+    <w:nsid w:val="308B0DDF"/>
+    <w:multiLevelType w:val="multilevel"/>
+    <w:tmpl w:val="B712BA32"/>
+    <w:lvl w:ilvl="0">
+      <w:start w:val="1"/>
+      <w:numFmt w:val="bullet"/>
+      <w:lvlText w:val=""/>
+      <w:lvlJc w:val="left"/>
+      <w:pPr>
+        <w:tabs>
+          <w:tab w:val="num" w:pos="720"/>
+        </w:tabs>
+        <w:ind w:left="720" w:hanging="360"/>
+      </w:pPr>
+      <w:rPr>
+        <w:rFonts w:ascii="Symbol" w:hAnsi="Symbol" w:hint="default"/>
+        <w:sz w:val="20"/>
+      </w:rPr>
+    </w:lvl>
+    <w:lvl w:ilvl="1">
+      <w:start w:val="1"/>
+      <w:numFmt w:val="bullet"/>
+      <w:lvlText w:val="o"/>
+      <w:lvlJc w:val="left"/>
+      <w:pPr>
+        <w:tabs>
+          <w:tab w:val="num" w:pos="1440"/>
+        </w:tabs>
+        <w:ind w:left="1440" w:hanging="360"/>
+      </w:pPr>
+      <w:rPr>
+        <w:rFonts w:ascii="Courier New" w:hAnsi="Courier New" w:cs="Times New Roman" w:hint="default"/>
+        <w:sz w:val="20"/>
+      </w:rPr>
+    </w:lvl>
+    <w:lvl w:ilvl="2">
+      <w:start w:val="1"/>
+      <w:numFmt w:val="bullet"/>
+      <w:lvlText w:val=""/>
+      <w:lvlJc w:val="left"/>
+      <w:pPr>
+        <w:tabs>
+          <w:tab w:val="num" w:pos="2160"/>
+        </w:tabs>
+        <w:ind w:left="2160" w:hanging="360"/>
+      </w:pPr>
+      <w:rPr>
+        <w:rFonts w:ascii="Wingdings" w:hAnsi="Wingdings" w:hint="default"/>
+        <w:sz w:val="20"/>
+      </w:rPr>
+    </w:lvl>
+    <w:lvl w:ilvl="3">
+      <w:start w:val="1"/>
+      <w:numFmt w:val="bullet"/>
+      <w:lvlText w:val=""/>
+      <w:lvlJc w:val="left"/>
+      <w:pPr>
+        <w:tabs>
+          <w:tab w:val="num" w:pos="2880"/>
+        </w:tabs>
+        <w:ind w:left="2880" w:hanging="360"/>
+      </w:pPr>
+      <w:rPr>
+        <w:rFonts w:ascii="Wingdings" w:hAnsi="Wingdings" w:hint="default"/>
+        <w:sz w:val="20"/>
+      </w:rPr>
+    </w:lvl>
+    <w:lvl w:ilvl="4">
+      <w:start w:val="1"/>
+      <w:numFmt w:val="bullet"/>
+      <w:lvlText w:val=""/>
+      <w:lvlJc w:val="left"/>
+      <w:pPr>
+        <w:tabs>
+          <w:tab w:val="num" w:pos="3600"/>
+        </w:tabs>
+        <w:ind w:left="3600" w:hanging="360"/>
+      </w:pPr>
+      <w:rPr>
+        <w:rFonts w:ascii="Wingdings" w:hAnsi="Wingdings" w:hint="default"/>
+        <w:sz w:val="20"/>
+      </w:rPr>
+    </w:lvl>
+    <w:lvl w:ilvl="5">
+      <w:start w:val="1"/>
+      <w:numFmt w:val="bullet"/>
+      <w:lvlText w:val=""/>
+      <w:lvlJc w:val="left"/>
+      <w:pPr>
+        <w:tabs>
+          <w:tab w:val="num" w:pos="4320"/>
+        </w:tabs>
+        <w:ind w:left="4320" w:hanging="360"/>
+      </w:pPr>
+      <w:rPr>
+        <w:rFonts w:ascii="Wingdings" w:hAnsi="Wingdings" w:hint="default"/>
+        <w:sz w:val="20"/>
+      </w:rPr>
+    </w:lvl>
+    <w:lvl w:ilvl="6">
+      <w:start w:val="1"/>
+      <w:numFmt w:val="bullet"/>
+      <w:lvlText w:val=""/>
+      <w:lvlJc w:val="left"/>
+      <w:pPr>
+        <w:tabs>
+          <w:tab w:val="num" w:pos="5040"/>
+        </w:tabs>
+        <w:ind w:left="5040" w:hanging="360"/>
+      </w:pPr>
+      <w:rPr>
+        <w:rFonts w:ascii="Wingdings" w:hAnsi="Wingdings" w:hint="default"/>
+        <w:sz w:val="20"/>
+      </w:rPr>
+    </w:lvl>
+    <w:lvl w:ilvl="7">
+      <w:start w:val="1"/>
+      <w:numFmt w:val="bullet"/>
+      <w:lvlText w:val=""/>
+      <w:lvlJc w:val="left"/>
+      <w:pPr>
+        <w:tabs>
+          <w:tab w:val="num" w:pos="5760"/>
+        </w:tabs>
+        <w:ind w:left="5760" w:hanging="360"/>
+      </w:pPr>
+      <w:rPr>
+        <w:rFonts w:ascii="Wingdings" w:hAnsi="Wingdings" w:hint="default"/>
+        <w:sz w:val="20"/>
+      </w:rPr>
+    </w:lvl>
+    <w:lvl w:ilvl="8">
+      <w:start w:val="1"/>
+      <w:numFmt w:val="bullet"/>
+      <w:lvlText w:val=""/>
+      <w:lvlJc w:val="left"/>
+      <w:pPr>
+        <w:tabs>
+          <w:tab w:val="num" w:pos="6480"/>
+        </w:tabs>
+        <w:ind w:left="6480" w:hanging="360"/>
+      </w:pPr>
+      <w:rPr>
+        <w:rFonts w:ascii="Wingdings" w:hAnsi="Wingdings" w:hint="default"/>
+        <w:sz w:val="20"/>
+      </w:rPr>
+    </w:lvl>
+  </w:abstractNum>
+  <w:abstractNum w:abstractNumId="4" w15:restartNumberingAfterBreak="0">
     <w:nsid w:val="43183D9C"/>
     <w:multiLevelType w:val="multilevel"/>
     <w:tmpl w:val="74AC5ED4"/>
@@ -3376,7 +3575,7 @@
         <w:ind w:left="720" w:hanging="360"/>
       </w:pPr>
       <w:rPr>
-        <w:rFonts w:hint="default" w:ascii="Symbol" w:hAnsi="Symbol"/>
+        <w:rFonts w:ascii="Symbol" w:hAnsi="Symbol" w:hint="default"/>
         <w:sz w:val="20"/>
       </w:rPr>
     </w:lvl>
@@ -3392,7 +3591,7 @@
         <w:ind w:left="1440" w:hanging="360"/>
       </w:pPr>
       <w:rPr>
-        <w:rFonts w:hint="default" w:ascii="Courier New" w:hAnsi="Courier New"/>
+        <w:rFonts w:ascii="Courier New" w:hAnsi="Courier New" w:hint="default"/>
         <w:sz w:val="20"/>
       </w:rPr>
     </w:lvl>
@@ -3408,7 +3607,7 @@
         <w:ind w:left="2160" w:hanging="360"/>
       </w:pPr>
       <w:rPr>
-        <w:rFonts w:hint="default" w:ascii="Wingdings" w:hAnsi="Wingdings"/>
+        <w:rFonts w:ascii="Wingdings" w:hAnsi="Wingdings" w:hint="default"/>
         <w:sz w:val="20"/>
       </w:rPr>
     </w:lvl>
@@ -3424,7 +3623,7 @@
         <w:ind w:left="2880" w:hanging="360"/>
       </w:pPr>
       <w:rPr>
-        <w:rFonts w:hint="default" w:ascii="Wingdings" w:hAnsi="Wingdings"/>
+        <w:rFonts w:ascii="Wingdings" w:hAnsi="Wingdings" w:hint="default"/>
         <w:sz w:val="20"/>
       </w:rPr>
     </w:lvl>
@@ -3440,7 +3639,7 @@
         <w:ind w:left="3600" w:hanging="360"/>
       </w:pPr>
       <w:rPr>
-        <w:rFonts w:hint="default" w:ascii="Wingdings" w:hAnsi="Wingdings"/>
+        <w:rFonts w:ascii="Wingdings" w:hAnsi="Wingdings" w:hint="default"/>
         <w:sz w:val="20"/>
       </w:rPr>
     </w:lvl>
@@ -3456,7 +3655,7 @@
         <w:ind w:left="4320" w:hanging="360"/>
       </w:pPr>
       <w:rPr>
-        <w:rFonts w:hint="default" w:ascii="Wingdings" w:hAnsi="Wingdings"/>
+        <w:rFonts w:ascii="Wingdings" w:hAnsi="Wingdings" w:hint="default"/>
         <w:sz w:val="20"/>
       </w:rPr>
     </w:lvl>
@@ -3472,7 +3671,7 @@
         <w:ind w:left="5040" w:hanging="360"/>
       </w:pPr>
       <w:rPr>
-        <w:rFonts w:hint="default" w:ascii="Wingdings" w:hAnsi="Wingdings"/>
+        <w:rFonts w:ascii="Wingdings" w:hAnsi="Wingdings" w:hint="default"/>
         <w:sz w:val="20"/>
       </w:rPr>
     </w:lvl>
@@ -3488,7 +3687,7 @@
         <w:ind w:left="5760" w:hanging="360"/>
       </w:pPr>
       <w:rPr>
-        <w:rFonts w:hint="default" w:ascii="Wingdings" w:hAnsi="Wingdings"/>
+        <w:rFonts w:ascii="Wingdings" w:hAnsi="Wingdings" w:hint="default"/>
         <w:sz w:val="20"/>
       </w:rPr>
     </w:lvl>
@@ -3504,12 +3703,12 @@
         <w:ind w:left="6480" w:hanging="360"/>
       </w:pPr>
       <w:rPr>
-        <w:rFonts w:hint="default" w:ascii="Wingdings" w:hAnsi="Wingdings"/>
+        <w:rFonts w:ascii="Wingdings" w:hAnsi="Wingdings" w:hint="default"/>
         <w:sz w:val="20"/>
       </w:rPr>
     </w:lvl>
   </w:abstractNum>
-  <w:abstractNum w:abstractNumId="4" w15:restartNumberingAfterBreak="0">
+  <w:abstractNum w:abstractNumId="5" w15:restartNumberingAfterBreak="0">
     <w:nsid w:val="5D36321A"/>
     <w:multiLevelType w:val="multilevel"/>
     <w:tmpl w:val="8070AFF0"/>
@@ -3525,7 +3724,7 @@
         <w:ind w:left="720" w:hanging="360"/>
       </w:pPr>
       <w:rPr>
-        <w:rFonts w:hint="default" w:ascii="Symbol" w:hAnsi="Symbol"/>
+        <w:rFonts w:ascii="Symbol" w:hAnsi="Symbol" w:hint="default"/>
         <w:sz w:val="20"/>
       </w:rPr>
     </w:lvl>
@@ -3541,7 +3740,7 @@
         <w:ind w:left="1440" w:hanging="360"/>
       </w:pPr>
       <w:rPr>
-        <w:rFonts w:hint="default" w:ascii="Courier New" w:hAnsi="Courier New"/>
+        <w:rFonts w:ascii="Courier New" w:hAnsi="Courier New" w:hint="default"/>
         <w:sz w:val="20"/>
       </w:rPr>
     </w:lvl>
@@ -3557,7 +3756,7 @@
         <w:ind w:left="2160" w:hanging="360"/>
       </w:pPr>
       <w:rPr>
-        <w:rFonts w:hint="default" w:ascii="Wingdings" w:hAnsi="Wingdings"/>
+        <w:rFonts w:ascii="Wingdings" w:hAnsi="Wingdings" w:hint="default"/>
         <w:sz w:val="20"/>
       </w:rPr>
     </w:lvl>
@@ -3573,7 +3772,7 @@
         <w:ind w:left="2880" w:hanging="360"/>
       </w:pPr>
       <w:rPr>
-        <w:rFonts w:hint="default" w:ascii="Wingdings" w:hAnsi="Wingdings"/>
+        <w:rFonts w:ascii="Wingdings" w:hAnsi="Wingdings" w:hint="default"/>
         <w:sz w:val="20"/>
       </w:rPr>
     </w:lvl>
@@ -3589,7 +3788,7 @@
         <w:ind w:left="3600" w:hanging="360"/>
       </w:pPr>
       <w:rPr>
-        <w:rFonts w:hint="default" w:ascii="Wingdings" w:hAnsi="Wingdings"/>
+        <w:rFonts w:ascii="Wingdings" w:hAnsi="Wingdings" w:hint="default"/>
         <w:sz w:val="20"/>
       </w:rPr>
     </w:lvl>
@@ -3605,7 +3804,7 @@
         <w:ind w:left="4320" w:hanging="360"/>
       </w:pPr>
       <w:rPr>
-        <w:rFonts w:hint="default" w:ascii="Wingdings" w:hAnsi="Wingdings"/>
+        <w:rFonts w:ascii="Wingdings" w:hAnsi="Wingdings" w:hint="default"/>
         <w:sz w:val="20"/>
       </w:rPr>
     </w:lvl>
@@ -3621,7 +3820,7 @@
         <w:ind w:left="5040" w:hanging="360"/>
       </w:pPr>
       <w:rPr>
-        <w:rFonts w:hint="default" w:ascii="Wingdings" w:hAnsi="Wingdings"/>
+        <w:rFonts w:ascii="Wingdings" w:hAnsi="Wingdings" w:hint="default"/>
         <w:sz w:val="20"/>
       </w:rPr>
     </w:lvl>
@@ -3637,7 +3836,7 @@
         <w:ind w:left="5760" w:hanging="360"/>
       </w:pPr>
       <w:rPr>
-        <w:rFonts w:hint="default" w:ascii="Wingdings" w:hAnsi="Wingdings"/>
+        <w:rFonts w:ascii="Wingdings" w:hAnsi="Wingdings" w:hint="default"/>
         <w:sz w:val="20"/>
       </w:rPr>
     </w:lvl>
@@ -3653,12 +3852,12 @@
         <w:ind w:left="6480" w:hanging="360"/>
       </w:pPr>
       <w:rPr>
-        <w:rFonts w:hint="default" w:ascii="Wingdings" w:hAnsi="Wingdings"/>
+        <w:rFonts w:ascii="Wingdings" w:hAnsi="Wingdings" w:hint="default"/>
         <w:sz w:val="20"/>
       </w:rPr>
     </w:lvl>
   </w:abstractNum>
-  <w:abstractNum w:abstractNumId="5" w15:restartNumberingAfterBreak="0">
+  <w:abstractNum w:abstractNumId="6" w15:restartNumberingAfterBreak="0">
     <w:nsid w:val="5E5C2E15"/>
     <w:multiLevelType w:val="multilevel"/>
     <w:tmpl w:val="38C8DC82"/>
@@ -3674,7 +3873,7 @@
         <w:ind w:left="720" w:hanging="360"/>
       </w:pPr>
       <w:rPr>
-        <w:rFonts w:hint="default" w:ascii="Symbol" w:hAnsi="Symbol"/>
+        <w:rFonts w:ascii="Symbol" w:hAnsi="Symbol" w:hint="default"/>
         <w:sz w:val="20"/>
       </w:rPr>
     </w:lvl>
@@ -3690,7 +3889,7 @@
         <w:ind w:left="1440" w:hanging="360"/>
       </w:pPr>
       <w:rPr>
-        <w:rFonts w:hint="default" w:ascii="Courier New" w:hAnsi="Courier New"/>
+        <w:rFonts w:ascii="Courier New" w:hAnsi="Courier New" w:hint="default"/>
         <w:sz w:val="20"/>
       </w:rPr>
     </w:lvl>
@@ -3706,7 +3905,7 @@
         <w:ind w:left="2160" w:hanging="360"/>
       </w:pPr>
       <w:rPr>
-        <w:rFonts w:hint="default" w:ascii="Wingdings" w:hAnsi="Wingdings"/>
+        <w:rFonts w:ascii="Wingdings" w:hAnsi="Wingdings" w:hint="default"/>
         <w:sz w:val="20"/>
       </w:rPr>
     </w:lvl>
@@ -3722,7 +3921,7 @@
         <w:ind w:left="2880" w:hanging="360"/>
       </w:pPr>
       <w:rPr>
-        <w:rFonts w:hint="default" w:ascii="Wingdings" w:hAnsi="Wingdings"/>
+        <w:rFonts w:ascii="Wingdings" w:hAnsi="Wingdings" w:hint="default"/>
         <w:sz w:val="20"/>
       </w:rPr>
     </w:lvl>
@@ -3738,7 +3937,7 @@
         <w:ind w:left="3600" w:hanging="360"/>
       </w:pPr>
       <w:rPr>
-        <w:rFonts w:hint="default" w:ascii="Wingdings" w:hAnsi="Wingdings"/>
+        <w:rFonts w:ascii="Wingdings" w:hAnsi="Wingdings" w:hint="default"/>
         <w:sz w:val="20"/>
       </w:rPr>
     </w:lvl>
@@ -3754,7 +3953,7 @@
         <w:ind w:left="4320" w:hanging="360"/>
       </w:pPr>
       <w:rPr>
-        <w:rFonts w:hint="default" w:ascii="Wingdings" w:hAnsi="Wingdings"/>
+        <w:rFonts w:ascii="Wingdings" w:hAnsi="Wingdings" w:hint="default"/>
         <w:sz w:val="20"/>
       </w:rPr>
     </w:lvl>
@@ -3770,7 +3969,7 @@
         <w:ind w:left="5040" w:hanging="360"/>
       </w:pPr>
       <w:rPr>
-        <w:rFonts w:hint="default" w:ascii="Wingdings" w:hAnsi="Wingdings"/>
+        <w:rFonts w:ascii="Wingdings" w:hAnsi="Wingdings" w:hint="default"/>
         <w:sz w:val="20"/>
       </w:rPr>
     </w:lvl>
@@ -3786,7 +3985,7 @@
         <w:ind w:left="5760" w:hanging="360"/>
       </w:pPr>
       <w:rPr>
-        <w:rFonts w:hint="default" w:ascii="Wingdings" w:hAnsi="Wingdings"/>
+        <w:rFonts w:ascii="Wingdings" w:hAnsi="Wingdings" w:hint="default"/>
         <w:sz w:val="20"/>
       </w:rPr>
     </w:lvl>
@@ -3802,12 +4001,12 @@
         <w:ind w:left="6480" w:hanging="360"/>
       </w:pPr>
       <w:rPr>
-        <w:rFonts w:hint="default" w:ascii="Wingdings" w:hAnsi="Wingdings"/>
+        <w:rFonts w:ascii="Wingdings" w:hAnsi="Wingdings" w:hint="default"/>
         <w:sz w:val="20"/>
       </w:rPr>
     </w:lvl>
   </w:abstractNum>
-  <w:abstractNum w:abstractNumId="6" w15:restartNumberingAfterBreak="0">
+  <w:abstractNum w:abstractNumId="7" w15:restartNumberingAfterBreak="0">
     <w:nsid w:val="65CB6C2C"/>
     <w:multiLevelType w:val="multilevel"/>
     <w:tmpl w:val="577EFE86"/>
@@ -3823,7 +4022,7 @@
         <w:ind w:left="720" w:hanging="360"/>
       </w:pPr>
       <w:rPr>
-        <w:rFonts w:hint="default" w:ascii="Symbol" w:hAnsi="Symbol"/>
+        <w:rFonts w:ascii="Symbol" w:hAnsi="Symbol" w:hint="default"/>
         <w:sz w:val="20"/>
       </w:rPr>
     </w:lvl>
@@ -3839,7 +4038,7 @@
         <w:ind w:left="1440" w:hanging="360"/>
       </w:pPr>
       <w:rPr>
-        <w:rFonts w:hint="default" w:ascii="Courier New" w:hAnsi="Courier New"/>
+        <w:rFonts w:ascii="Courier New" w:hAnsi="Courier New" w:hint="default"/>
         <w:sz w:val="20"/>
       </w:rPr>
     </w:lvl>
@@ -3855,7 +4054,7 @@
         <w:ind w:left="2160" w:hanging="360"/>
       </w:pPr>
       <w:rPr>
-        <w:rFonts w:hint="default" w:ascii="Wingdings" w:hAnsi="Wingdings"/>
+        <w:rFonts w:ascii="Wingdings" w:hAnsi="Wingdings" w:hint="default"/>
         <w:sz w:val="20"/>
       </w:rPr>
     </w:lvl>
@@ -3871,7 +4070,7 @@
         <w:ind w:left="2880" w:hanging="360"/>
       </w:pPr>
       <w:rPr>
-        <w:rFonts w:hint="default" w:ascii="Wingdings" w:hAnsi="Wingdings"/>
+        <w:rFonts w:ascii="Wingdings" w:hAnsi="Wingdings" w:hint="default"/>
         <w:sz w:val="20"/>
       </w:rPr>
     </w:lvl>
@@ -3887,7 +4086,7 @@
         <w:ind w:left="3600" w:hanging="360"/>
       </w:pPr>
       <w:rPr>
-        <w:rFonts w:hint="default" w:ascii="Wingdings" w:hAnsi="Wingdings"/>
+        <w:rFonts w:ascii="Wingdings" w:hAnsi="Wingdings" w:hint="default"/>
         <w:sz w:val="20"/>
       </w:rPr>
     </w:lvl>
@@ -3903,7 +4102,7 @@
         <w:ind w:left="4320" w:hanging="360"/>
       </w:pPr>
       <w:rPr>
-        <w:rFonts w:hint="default" w:ascii="Wingdings" w:hAnsi="Wingdings"/>
+        <w:rFonts w:ascii="Wingdings" w:hAnsi="Wingdings" w:hint="default"/>
         <w:sz w:val="20"/>
       </w:rPr>
     </w:lvl>
@@ -3919,7 +4118,7 @@
         <w:ind w:left="5040" w:hanging="360"/>
       </w:pPr>
       <w:rPr>
-        <w:rFonts w:hint="default" w:ascii="Wingdings" w:hAnsi="Wingdings"/>
+        <w:rFonts w:ascii="Wingdings" w:hAnsi="Wingdings" w:hint="default"/>
         <w:sz w:val="20"/>
       </w:rPr>
     </w:lvl>
@@ -3935,7 +4134,7 @@
         <w:ind w:left="5760" w:hanging="360"/>
       </w:pPr>
       <w:rPr>
-        <w:rFonts w:hint="default" w:ascii="Wingdings" w:hAnsi="Wingdings"/>
+        <w:rFonts w:ascii="Wingdings" w:hAnsi="Wingdings" w:hint="default"/>
         <w:sz w:val="20"/>
       </w:rPr>
     </w:lvl>
@@ -3951,12 +4150,12 @@
         <w:ind w:left="6480" w:hanging="360"/>
       </w:pPr>
       <w:rPr>
-        <w:rFonts w:hint="default" w:ascii="Wingdings" w:hAnsi="Wingdings"/>
+        <w:rFonts w:ascii="Wingdings" w:hAnsi="Wingdings" w:hint="default"/>
         <w:sz w:val="20"/>
       </w:rPr>
     </w:lvl>
   </w:abstractNum>
-  <w:abstractNum w:abstractNumId="7" w15:restartNumberingAfterBreak="0">
+  <w:abstractNum w:abstractNumId="8" w15:restartNumberingAfterBreak="0">
     <w:nsid w:val="688B6BB9"/>
     <w:multiLevelType w:val="multilevel"/>
     <w:tmpl w:val="B3765668"/>
@@ -3972,7 +4171,7 @@
         <w:ind w:left="720" w:hanging="360"/>
       </w:pPr>
       <w:rPr>
-        <w:rFonts w:hint="default" w:ascii="Symbol" w:hAnsi="Symbol"/>
+        <w:rFonts w:ascii="Symbol" w:hAnsi="Symbol" w:hint="default"/>
         <w:sz w:val="20"/>
       </w:rPr>
     </w:lvl>
@@ -3988,7 +4187,7 @@
         <w:ind w:left="1440" w:hanging="360"/>
       </w:pPr>
       <w:rPr>
-        <w:rFonts w:hint="default" w:ascii="Courier New" w:hAnsi="Courier New"/>
+        <w:rFonts w:ascii="Courier New" w:hAnsi="Courier New" w:hint="default"/>
         <w:sz w:val="20"/>
       </w:rPr>
     </w:lvl>
@@ -4004,7 +4203,7 @@
         <w:ind w:left="2160" w:hanging="360"/>
       </w:pPr>
       <w:rPr>
-        <w:rFonts w:hint="default" w:ascii="Wingdings" w:hAnsi="Wingdings"/>
+        <w:rFonts w:ascii="Wingdings" w:hAnsi="Wingdings" w:hint="default"/>
         <w:sz w:val="20"/>
       </w:rPr>
     </w:lvl>
@@ -4020,7 +4219,7 @@
         <w:ind w:left="2880" w:hanging="360"/>
       </w:pPr>
       <w:rPr>
-        <w:rFonts w:hint="default" w:ascii="Wingdings" w:hAnsi="Wingdings"/>
+        <w:rFonts w:ascii="Wingdings" w:hAnsi="Wingdings" w:hint="default"/>
         <w:sz w:val="20"/>
       </w:rPr>
     </w:lvl>
@@ -4036,7 +4235,7 @@
         <w:ind w:left="3600" w:hanging="360"/>
       </w:pPr>
       <w:rPr>
-        <w:rFonts w:hint="default" w:ascii="Wingdings" w:hAnsi="Wingdings"/>
+        <w:rFonts w:ascii="Wingdings" w:hAnsi="Wingdings" w:hint="default"/>
         <w:sz w:val="20"/>
       </w:rPr>
     </w:lvl>
@@ -4052,7 +4251,7 @@
         <w:ind w:left="4320" w:hanging="360"/>
       </w:pPr>
       <w:rPr>
-        <w:rFonts w:hint="default" w:ascii="Wingdings" w:hAnsi="Wingdings"/>
+        <w:rFonts w:ascii="Wingdings" w:hAnsi="Wingdings" w:hint="default"/>
         <w:sz w:val="20"/>
       </w:rPr>
     </w:lvl>
@@ -4068,7 +4267,7 @@
         <w:ind w:left="5040" w:hanging="360"/>
       </w:pPr>
       <w:rPr>
-        <w:rFonts w:hint="default" w:ascii="Wingdings" w:hAnsi="Wingdings"/>
+        <w:rFonts w:ascii="Wingdings" w:hAnsi="Wingdings" w:hint="default"/>
         <w:sz w:val="20"/>
       </w:rPr>
     </w:lvl>
@@ -4084,7 +4283,7 @@
         <w:ind w:left="5760" w:hanging="360"/>
       </w:pPr>
       <w:rPr>
-        <w:rFonts w:hint="default" w:ascii="Wingdings" w:hAnsi="Wingdings"/>
+        <w:rFonts w:ascii="Wingdings" w:hAnsi="Wingdings" w:hint="default"/>
         <w:sz w:val="20"/>
       </w:rPr>
     </w:lvl>
@@ -4100,12 +4299,12 @@
         <w:ind w:left="6480" w:hanging="360"/>
       </w:pPr>
       <w:rPr>
-        <w:rFonts w:hint="default" w:ascii="Wingdings" w:hAnsi="Wingdings"/>
+        <w:rFonts w:ascii="Wingdings" w:hAnsi="Wingdings" w:hint="default"/>
         <w:sz w:val="20"/>
       </w:rPr>
     </w:lvl>
   </w:abstractNum>
-  <w:abstractNum w:abstractNumId="8" w15:restartNumberingAfterBreak="0">
+  <w:abstractNum w:abstractNumId="9" w15:restartNumberingAfterBreak="0">
     <w:nsid w:val="76E21EDB"/>
     <w:multiLevelType w:val="multilevel"/>
     <w:tmpl w:val="019E737A"/>
@@ -4121,7 +4320,7 @@
         <w:ind w:left="720" w:hanging="360"/>
       </w:pPr>
       <w:rPr>
-        <w:rFonts w:hint="default" w:ascii="Symbol" w:hAnsi="Symbol"/>
+        <w:rFonts w:ascii="Symbol" w:hAnsi="Symbol" w:hint="default"/>
         <w:sz w:val="20"/>
       </w:rPr>
     </w:lvl>
@@ -4137,7 +4336,7 @@
         <w:ind w:left="1440" w:hanging="360"/>
       </w:pPr>
       <w:rPr>
-        <w:rFonts w:hint="default" w:ascii="Courier New" w:hAnsi="Courier New"/>
+        <w:rFonts w:ascii="Courier New" w:hAnsi="Courier New" w:hint="default"/>
         <w:sz w:val="20"/>
       </w:rPr>
     </w:lvl>
@@ -4153,7 +4352,7 @@
         <w:ind w:left="2160" w:hanging="360"/>
       </w:pPr>
       <w:rPr>
-        <w:rFonts w:hint="default" w:ascii="Wingdings" w:hAnsi="Wingdings"/>
+        <w:rFonts w:ascii="Wingdings" w:hAnsi="Wingdings" w:hint="default"/>
         <w:sz w:val="20"/>
       </w:rPr>
     </w:lvl>
@@ -4169,7 +4368,7 @@
         <w:ind w:left="2880" w:hanging="360"/>
       </w:pPr>
       <w:rPr>
-        <w:rFonts w:hint="default" w:ascii="Wingdings" w:hAnsi="Wingdings"/>
+        <w:rFonts w:ascii="Wingdings" w:hAnsi="Wingdings" w:hint="default"/>
         <w:sz w:val="20"/>
       </w:rPr>
     </w:lvl>
@@ -4185,7 +4384,7 @@
         <w:ind w:left="3600" w:hanging="360"/>
       </w:pPr>
       <w:rPr>
-        <w:rFonts w:hint="default" w:ascii="Wingdings" w:hAnsi="Wingdings"/>
+        <w:rFonts w:ascii="Wingdings" w:hAnsi="Wingdings" w:hint="default"/>
         <w:sz w:val="20"/>
       </w:rPr>
     </w:lvl>
@@ -4201,7 +4400,7 @@
         <w:ind w:left="4320" w:hanging="360"/>
       </w:pPr>
       <w:rPr>
-        <w:rFonts w:hint="default" w:ascii="Wingdings" w:hAnsi="Wingdings"/>
+        <w:rFonts w:ascii="Wingdings" w:hAnsi="Wingdings" w:hint="default"/>
         <w:sz w:val="20"/>
       </w:rPr>
     </w:lvl>
@@ -4217,7 +4416,7 @@
         <w:ind w:left="5040" w:hanging="360"/>
       </w:pPr>
       <w:rPr>
-        <w:rFonts w:hint="default" w:ascii="Wingdings" w:hAnsi="Wingdings"/>
+        <w:rFonts w:ascii="Wingdings" w:hAnsi="Wingdings" w:hint="default"/>
         <w:sz w:val="20"/>
       </w:rPr>
     </w:lvl>
@@ -4233,7 +4432,7 @@
         <w:ind w:left="5760" w:hanging="360"/>
       </w:pPr>
       <w:rPr>
-        <w:rFonts w:hint="default" w:ascii="Wingdings" w:hAnsi="Wingdings"/>
+        <w:rFonts w:ascii="Wingdings" w:hAnsi="Wingdings" w:hint="default"/>
         <w:sz w:val="20"/>
       </w:rPr>
     </w:lvl>
@@ -4249,12 +4448,12 @@
         <w:ind w:left="6480" w:hanging="360"/>
       </w:pPr>
       <w:rPr>
-        <w:rFonts w:hint="default" w:ascii="Wingdings" w:hAnsi="Wingdings"/>
+        <w:rFonts w:ascii="Wingdings" w:hAnsi="Wingdings" w:hint="default"/>
         <w:sz w:val="20"/>
       </w:rPr>
     </w:lvl>
   </w:abstractNum>
-  <w:abstractNum w:abstractNumId="9" w15:restartNumberingAfterBreak="0">
+  <w:abstractNum w:abstractNumId="10" w15:restartNumberingAfterBreak="0">
     <w:nsid w:val="781E5C41"/>
     <w:multiLevelType w:val="multilevel"/>
     <w:tmpl w:val="D9A04A7C"/>
@@ -4270,7 +4469,7 @@
         <w:ind w:left="720" w:hanging="360"/>
       </w:pPr>
       <w:rPr>
-        <w:rFonts w:hint="default" w:ascii="Symbol" w:hAnsi="Symbol"/>
+        <w:rFonts w:ascii="Symbol" w:hAnsi="Symbol" w:hint="default"/>
         <w:sz w:val="20"/>
       </w:rPr>
     </w:lvl>
@@ -4286,7 +4485,7 @@
         <w:ind w:left="1440" w:hanging="360"/>
       </w:pPr>
       <w:rPr>
-        <w:rFonts w:hint="default" w:ascii="Courier New" w:hAnsi="Courier New"/>
+        <w:rFonts w:ascii="Courier New" w:hAnsi="Courier New" w:hint="default"/>
         <w:sz w:val="20"/>
       </w:rPr>
     </w:lvl>
@@ -4302,7 +4501,7 @@
         <w:ind w:left="2160" w:hanging="360"/>
       </w:pPr>
       <w:rPr>
-        <w:rFonts w:hint="default" w:ascii="Wingdings" w:hAnsi="Wingdings"/>
+        <w:rFonts w:ascii="Wingdings" w:hAnsi="Wingdings" w:hint="default"/>
         <w:sz w:val="20"/>
       </w:rPr>
     </w:lvl>
@@ -4318,7 +4517,7 @@
         <w:ind w:left="2880" w:hanging="360"/>
       </w:pPr>
       <w:rPr>
-        <w:rFonts w:hint="default" w:ascii="Wingdings" w:hAnsi="Wingdings"/>
+        <w:rFonts w:ascii="Wingdings" w:hAnsi="Wingdings" w:hint="default"/>
         <w:sz w:val="20"/>
       </w:rPr>
     </w:lvl>
@@ -4334,7 +4533,7 @@
         <w:ind w:left="3600" w:hanging="360"/>
       </w:pPr>
       <w:rPr>
-        <w:rFonts w:hint="default" w:ascii="Wingdings" w:hAnsi="Wingdings"/>
+        <w:rFonts w:ascii="Wingdings" w:hAnsi="Wingdings" w:hint="default"/>
         <w:sz w:val="20"/>
       </w:rPr>
     </w:lvl>
@@ -4350,7 +4549,7 @@
         <w:ind w:left="4320" w:hanging="360"/>
       </w:pPr>
       <w:rPr>
-        <w:rFonts w:hint="default" w:ascii="Wingdings" w:hAnsi="Wingdings"/>
+        <w:rFonts w:ascii="Wingdings" w:hAnsi="Wingdings" w:hint="default"/>
         <w:sz w:val="20"/>
       </w:rPr>
     </w:lvl>
@@ -4366,7 +4565,7 @@
         <w:ind w:left="5040" w:hanging="360"/>
       </w:pPr>
       <w:rPr>
-        <w:rFonts w:hint="default" w:ascii="Wingdings" w:hAnsi="Wingdings"/>
+        <w:rFonts w:ascii="Wingdings" w:hAnsi="Wingdings" w:hint="default"/>
         <w:sz w:val="20"/>
       </w:rPr>
     </w:lvl>
@@ -4382,7 +4581,7 @@
         <w:ind w:left="5760" w:hanging="360"/>
       </w:pPr>
       <w:rPr>
-        <w:rFonts w:hint="default" w:ascii="Wingdings" w:hAnsi="Wingdings"/>
+        <w:rFonts w:ascii="Wingdings" w:hAnsi="Wingdings" w:hint="default"/>
         <w:sz w:val="20"/>
       </w:rPr>
     </w:lvl>
@@ -4398,12 +4597,12 @@
         <w:ind w:left="6480" w:hanging="360"/>
       </w:pPr>
       <w:rPr>
-        <w:rFonts w:hint="default" w:ascii="Wingdings" w:hAnsi="Wingdings"/>
+        <w:rFonts w:ascii="Wingdings" w:hAnsi="Wingdings" w:hint="default"/>
         <w:sz w:val="20"/>
       </w:rPr>
     </w:lvl>
   </w:abstractNum>
-  <w:abstractNum w:abstractNumId="10" w15:restartNumberingAfterBreak="0">
+  <w:abstractNum w:abstractNumId="11" w15:restartNumberingAfterBreak="0">
     <w:nsid w:val="7CEF40DA"/>
     <w:multiLevelType w:val="multilevel"/>
     <w:tmpl w:val="374A8012"/>
@@ -4419,7 +4618,7 @@
         <w:ind w:left="720" w:hanging="360"/>
       </w:pPr>
       <w:rPr>
-        <w:rFonts w:hint="default" w:ascii="Symbol" w:hAnsi="Symbol"/>
+        <w:rFonts w:ascii="Symbol" w:hAnsi="Symbol" w:hint="default"/>
         <w:sz w:val="20"/>
       </w:rPr>
     </w:lvl>
@@ -4435,7 +4634,7 @@
         <w:ind w:left="1440" w:hanging="360"/>
       </w:pPr>
       <w:rPr>
-        <w:rFonts w:hint="default" w:ascii="Courier New" w:hAnsi="Courier New"/>
+        <w:rFonts w:ascii="Courier New" w:hAnsi="Courier New" w:hint="default"/>
         <w:sz w:val="20"/>
       </w:rPr>
     </w:lvl>
@@ -4451,7 +4650,7 @@
         <w:ind w:left="2160" w:hanging="360"/>
       </w:pPr>
       <w:rPr>
-        <w:rFonts w:hint="default" w:ascii="Wingdings" w:hAnsi="Wingdings"/>
+        <w:rFonts w:ascii="Wingdings" w:hAnsi="Wingdings" w:hint="default"/>
         <w:sz w:val="20"/>
       </w:rPr>
     </w:lvl>
@@ -4467,7 +4666,7 @@
         <w:ind w:left="2880" w:hanging="360"/>
       </w:pPr>
       <w:rPr>
-        <w:rFonts w:hint="default" w:ascii="Wingdings" w:hAnsi="Wingdings"/>
+        <w:rFonts w:ascii="Wingdings" w:hAnsi="Wingdings" w:hint="default"/>
         <w:sz w:val="20"/>
       </w:rPr>
     </w:lvl>
@@ -4483,7 +4682,7 @@
         <w:ind w:left="3600" w:hanging="360"/>
       </w:pPr>
       <w:rPr>
-        <w:rFonts w:hint="default" w:ascii="Wingdings" w:hAnsi="Wingdings"/>
+        <w:rFonts w:ascii="Wingdings" w:hAnsi="Wingdings" w:hint="default"/>
         <w:sz w:val="20"/>
       </w:rPr>
     </w:lvl>
@@ -4499,7 +4698,7 @@
         <w:ind w:left="4320" w:hanging="360"/>
       </w:pPr>
       <w:rPr>
-        <w:rFonts w:hint="default" w:ascii="Wingdings" w:hAnsi="Wingdings"/>
+        <w:rFonts w:ascii="Wingdings" w:hAnsi="Wingdings" w:hint="default"/>
         <w:sz w:val="20"/>
       </w:rPr>
     </w:lvl>
@@ -4515,7 +4714,7 @@
         <w:ind w:left="5040" w:hanging="360"/>
       </w:pPr>
       <w:rPr>
-        <w:rFonts w:hint="default" w:ascii="Wingdings" w:hAnsi="Wingdings"/>
+        <w:rFonts w:ascii="Wingdings" w:hAnsi="Wingdings" w:hint="default"/>
         <w:sz w:val="20"/>
       </w:rPr>
     </w:lvl>
@@ -4531,7 +4730,7 @@
         <w:ind w:left="5760" w:hanging="360"/>
       </w:pPr>
       <w:rPr>
-        <w:rFonts w:hint="default" w:ascii="Wingdings" w:hAnsi="Wingdings"/>
+        <w:rFonts w:ascii="Wingdings" w:hAnsi="Wingdings" w:hint="default"/>
         <w:sz w:val="20"/>
       </w:rPr>
     </w:lvl>
@@ -4547,12 +4746,12 @@
         <w:ind w:left="6480" w:hanging="360"/>
       </w:pPr>
       <w:rPr>
-        <w:rFonts w:hint="default" w:ascii="Wingdings" w:hAnsi="Wingdings"/>
+        <w:rFonts w:ascii="Wingdings" w:hAnsi="Wingdings" w:hint="default"/>
         <w:sz w:val="20"/>
       </w:rPr>
     </w:lvl>
   </w:abstractNum>
-  <w:abstractNum w:abstractNumId="11" w15:restartNumberingAfterBreak="0">
+  <w:abstractNum w:abstractNumId="12" w15:restartNumberingAfterBreak="0">
     <w:nsid w:val="7E4F7659"/>
     <w:multiLevelType w:val="multilevel"/>
     <w:tmpl w:val="F61E6554"/>
@@ -4568,7 +4767,7 @@
         <w:ind w:left="720" w:hanging="360"/>
       </w:pPr>
       <w:rPr>
-        <w:rFonts w:hint="default" w:ascii="Symbol" w:hAnsi="Symbol"/>
+        <w:rFonts w:ascii="Symbol" w:hAnsi="Symbol" w:hint="default"/>
         <w:sz w:val="20"/>
       </w:rPr>
     </w:lvl>
@@ -4584,7 +4783,7 @@
         <w:ind w:left="1440" w:hanging="360"/>
       </w:pPr>
       <w:rPr>
-        <w:rFonts w:hint="default" w:ascii="Courier New" w:hAnsi="Courier New"/>
+        <w:rFonts w:ascii="Courier New" w:hAnsi="Courier New" w:hint="default"/>
         <w:sz w:val="20"/>
       </w:rPr>
     </w:lvl>
@@ -4600,7 +4799,7 @@
         <w:ind w:left="2160" w:hanging="360"/>
       </w:pPr>
       <w:rPr>
-        <w:rFonts w:hint="default" w:ascii="Wingdings" w:hAnsi="Wingdings"/>
+        <w:rFonts w:ascii="Wingdings" w:hAnsi="Wingdings" w:hint="default"/>
         <w:sz w:val="20"/>
       </w:rPr>
     </w:lvl>
@@ -4616,7 +4815,7 @@
         <w:ind w:left="2880" w:hanging="360"/>
       </w:pPr>
       <w:rPr>
-        <w:rFonts w:hint="default" w:ascii="Wingdings" w:hAnsi="Wingdings"/>
+        <w:rFonts w:ascii="Wingdings" w:hAnsi="Wingdings" w:hint="default"/>
         <w:sz w:val="20"/>
       </w:rPr>
     </w:lvl>
@@ -4632,7 +4831,7 @@
         <w:ind w:left="3600" w:hanging="360"/>
       </w:pPr>
       <w:rPr>
-        <w:rFonts w:hint="default" w:ascii="Wingdings" w:hAnsi="Wingdings"/>
+        <w:rFonts w:ascii="Wingdings" w:hAnsi="Wingdings" w:hint="default"/>
         <w:sz w:val="20"/>
       </w:rPr>
     </w:lvl>
@@ -4648,7 +4847,7 @@
         <w:ind w:left="4320" w:hanging="360"/>
       </w:pPr>
       <w:rPr>
-        <w:rFonts w:hint="default" w:ascii="Wingdings" w:hAnsi="Wingdings"/>
+        <w:rFonts w:ascii="Wingdings" w:hAnsi="Wingdings" w:hint="default"/>
         <w:sz w:val="20"/>
       </w:rPr>
     </w:lvl>
@@ -4664,7 +4863,7 @@
         <w:ind w:left="5040" w:hanging="360"/>
       </w:pPr>
       <w:rPr>
-        <w:rFonts w:hint="default" w:ascii="Wingdings" w:hAnsi="Wingdings"/>
+        <w:rFonts w:ascii="Wingdings" w:hAnsi="Wingdings" w:hint="default"/>
         <w:sz w:val="20"/>
       </w:rPr>
     </w:lvl>
@@ -4680,7 +4879,7 @@
         <w:ind w:left="5760" w:hanging="360"/>
       </w:pPr>
       <w:rPr>
-        <w:rFonts w:hint="default" w:ascii="Wingdings" w:hAnsi="Wingdings"/>
+        <w:rFonts w:ascii="Wingdings" w:hAnsi="Wingdings" w:hint="default"/>
         <w:sz w:val="20"/>
       </w:rPr>
     </w:lvl>
@@ -4696,22 +4895,22 @@
         <w:ind w:left="6480" w:hanging="360"/>
       </w:pPr>
       <w:rPr>
-        <w:rFonts w:hint="default" w:ascii="Wingdings" w:hAnsi="Wingdings"/>
+        <w:rFonts w:ascii="Wingdings" w:hAnsi="Wingdings" w:hint="default"/>
         <w:sz w:val="20"/>
       </w:rPr>
     </w:lvl>
   </w:abstractNum>
   <w:num w:numId="1" w16cid:durableId="2094084164">
-    <w:abstractNumId w:val="6"/>
+    <w:abstractNumId w:val="7"/>
   </w:num>
   <w:num w:numId="2" w16cid:durableId="495343433">
-    <w:abstractNumId w:val="7"/>
+    <w:abstractNumId w:val="8"/>
   </w:num>
   <w:num w:numId="3" w16cid:durableId="509493376">
-    <w:abstractNumId w:val="4"/>
+    <w:abstractNumId w:val="5"/>
   </w:num>
   <w:num w:numId="4" w16cid:durableId="860585422">
-    <w:abstractNumId w:val="3"/>
+    <w:abstractNumId w:val="4"/>
   </w:num>
   <w:num w:numId="5" w16cid:durableId="1356809995">
     <w:abstractNumId w:val="1"/>
@@ -4720,22 +4919,34 @@
     <w:abstractNumId w:val="2"/>
   </w:num>
   <w:num w:numId="7" w16cid:durableId="1315986216">
-    <w:abstractNumId w:val="11"/>
+    <w:abstractNumId w:val="12"/>
   </w:num>
   <w:num w:numId="8" w16cid:durableId="89356575">
-    <w:abstractNumId w:val="5"/>
+    <w:abstractNumId w:val="6"/>
   </w:num>
   <w:num w:numId="9" w16cid:durableId="1302733278">
-    <w:abstractNumId w:val="8"/>
+    <w:abstractNumId w:val="9"/>
   </w:num>
   <w:num w:numId="10" w16cid:durableId="495271369">
     <w:abstractNumId w:val="0"/>
   </w:num>
   <w:num w:numId="11" w16cid:durableId="1951160929">
-    <w:abstractNumId w:val="9"/>
+    <w:abstractNumId w:val="10"/>
   </w:num>
   <w:num w:numId="12" w16cid:durableId="1745756699">
-    <w:abstractNumId w:val="10"/>
+    <w:abstractNumId w:val="11"/>
+  </w:num>
+  <w:num w:numId="13" w16cid:durableId="1650284164">
+    <w:abstractNumId w:val="3"/>
+    <w:lvlOverride w:ilvl="0"/>
+    <w:lvlOverride w:ilvl="1"/>
+    <w:lvlOverride w:ilvl="2"/>
+    <w:lvlOverride w:ilvl="3"/>
+    <w:lvlOverride w:ilvl="4"/>
+    <w:lvlOverride w:ilvl="5"/>
+    <w:lvlOverride w:ilvl="6"/>
+    <w:lvlOverride w:ilvl="7"/>
+    <w:lvlOverride w:ilvl="8"/>
   </w:num>
 </w:numbering>
 </file>
@@ -4745,11 +4956,11 @@
   <w:docDefaults>
     <w:rPrDefault>
       <w:rPr>
-        <w:rFonts w:asciiTheme="minorHAnsi" w:hAnsiTheme="minorHAnsi" w:eastAsiaTheme="minorHAnsi" w:cstheme="minorBidi"/>
+        <w:rFonts w:asciiTheme="minorHAnsi" w:eastAsiaTheme="minorHAnsi" w:hAnsiTheme="minorHAnsi" w:cstheme="minorBidi"/>
         <w:kern w:val="2"/>
         <w:sz w:val="22"/>
         <w:szCs w:val="22"/>
-        <w:lang w:eastAsia="en-US" w:bidi="ar-SA"/>
+        <w:lang w:val="nl-BE" w:eastAsia="en-US" w:bidi="ar-SA"/>
         <w14:ligatures w14:val="standardContextual"/>
       </w:rPr>
     </w:rPrDefault>
@@ -4762,14 +4973,14 @@
   <w:latentStyles w:defLockedState="0" w:defUIPriority="99" w:defSemiHidden="0" w:defUnhideWhenUsed="0" w:defQFormat="0" w:count="376">
     <w:lsdException w:name="Normal" w:uiPriority="0" w:qFormat="1"/>
     <w:lsdException w:name="heading 1" w:uiPriority="9" w:qFormat="1"/>
-    <w:lsdException w:name="heading 2" w:uiPriority="9" w:semiHidden="1" w:unhideWhenUsed="1" w:qFormat="1"/>
-    <w:lsdException w:name="heading 3" w:uiPriority="9" w:semiHidden="1" w:unhideWhenUsed="1" w:qFormat="1"/>
-    <w:lsdException w:name="heading 4" w:uiPriority="9" w:semiHidden="1" w:unhideWhenUsed="1" w:qFormat="1"/>
-    <w:lsdException w:name="heading 5" w:uiPriority="9" w:semiHidden="1" w:unhideWhenUsed="1" w:qFormat="1"/>
-    <w:lsdException w:name="heading 6" w:uiPriority="9" w:semiHidden="1" w:unhideWhenUsed="1" w:qFormat="1"/>
-    <w:lsdException w:name="heading 7" w:uiPriority="9" w:semiHidden="1" w:unhideWhenUsed="1" w:qFormat="1"/>
-    <w:lsdException w:name="heading 8" w:uiPriority="9" w:semiHidden="1" w:unhideWhenUsed="1" w:qFormat="1"/>
-    <w:lsdException w:name="heading 9" w:uiPriority="9" w:semiHidden="1" w:unhideWhenUsed="1" w:qFormat="1"/>
+    <w:lsdException w:name="heading 2" w:semiHidden="1" w:uiPriority="9" w:unhideWhenUsed="1" w:qFormat="1"/>
+    <w:lsdException w:name="heading 3" w:semiHidden="1" w:uiPriority="9" w:unhideWhenUsed="1" w:qFormat="1"/>
+    <w:lsdException w:name="heading 4" w:semiHidden="1" w:uiPriority="9" w:unhideWhenUsed="1" w:qFormat="1"/>
+    <w:lsdException w:name="heading 5" w:semiHidden="1" w:uiPriority="9" w:unhideWhenUsed="1" w:qFormat="1"/>
+    <w:lsdException w:name="heading 6" w:semiHidden="1" w:uiPriority="9" w:unhideWhenUsed="1" w:qFormat="1"/>
+    <w:lsdException w:name="heading 7" w:semiHidden="1" w:uiPriority="9" w:unhideWhenUsed="1" w:qFormat="1"/>
+    <w:lsdException w:name="heading 8" w:semiHidden="1" w:uiPriority="9" w:unhideWhenUsed="1" w:qFormat="1"/>
+    <w:lsdException w:name="heading 9" w:semiHidden="1" w:uiPriority="9" w:unhideWhenUsed="1" w:qFormat="1"/>
     <w:lsdException w:name="index 1" w:semiHidden="1" w:unhideWhenUsed="1"/>
     <w:lsdException w:name="index 2" w:semiHidden="1" w:unhideWhenUsed="1"/>
     <w:lsdException w:name="index 3" w:semiHidden="1" w:unhideWhenUsed="1"/>
@@ -4779,22 +4990,22 @@
     <w:lsdException w:name="index 7" w:semiHidden="1" w:unhideWhenUsed="1"/>
     <w:lsdException w:name="index 8" w:semiHidden="1" w:unhideWhenUsed="1"/>
     <w:lsdException w:name="index 9" w:semiHidden="1" w:unhideWhenUsed="1"/>
-    <w:lsdException w:name="toc 1" w:uiPriority="39" w:semiHidden="1" w:unhideWhenUsed="1"/>
-    <w:lsdException w:name="toc 2" w:uiPriority="39" w:semiHidden="1" w:unhideWhenUsed="1"/>
-    <w:lsdException w:name="toc 3" w:uiPriority="39" w:semiHidden="1" w:unhideWhenUsed="1"/>
-    <w:lsdException w:name="toc 4" w:uiPriority="39" w:semiHidden="1" w:unhideWhenUsed="1"/>
-    <w:lsdException w:name="toc 5" w:uiPriority="39" w:semiHidden="1" w:unhideWhenUsed="1"/>
-    <w:lsdException w:name="toc 6" w:uiPriority="39" w:semiHidden="1" w:unhideWhenUsed="1"/>
-    <w:lsdException w:name="toc 7" w:uiPriority="39" w:semiHidden="1" w:unhideWhenUsed="1"/>
-    <w:lsdException w:name="toc 8" w:uiPriority="39" w:semiHidden="1" w:unhideWhenUsed="1"/>
-    <w:lsdException w:name="toc 9" w:uiPriority="39" w:semiHidden="1" w:unhideWhenUsed="1"/>
+    <w:lsdException w:name="toc 1" w:semiHidden="1" w:uiPriority="39" w:unhideWhenUsed="1"/>
+    <w:lsdException w:name="toc 2" w:semiHidden="1" w:uiPriority="39" w:unhideWhenUsed="1"/>
+    <w:lsdException w:name="toc 3" w:semiHidden="1" w:uiPriority="39" w:unhideWhenUsed="1"/>
+    <w:lsdException w:name="toc 4" w:semiHidden="1" w:uiPriority="39" w:unhideWhenUsed="1"/>
+    <w:lsdException w:name="toc 5" w:semiHidden="1" w:uiPriority="39" w:unhideWhenUsed="1"/>
+    <w:lsdException w:name="toc 6" w:semiHidden="1" w:uiPriority="39" w:unhideWhenUsed="1"/>
+    <w:lsdException w:name="toc 7" w:semiHidden="1" w:uiPriority="39" w:unhideWhenUsed="1"/>
+    <w:lsdException w:name="toc 8" w:semiHidden="1" w:uiPriority="39" w:unhideWhenUsed="1"/>
+    <w:lsdException w:name="toc 9" w:semiHidden="1" w:uiPriority="39" w:unhideWhenUsed="1"/>
     <w:lsdException w:name="Normal Indent" w:semiHidden="1" w:unhideWhenUsed="1"/>
     <w:lsdException w:name="footnote text" w:semiHidden="1" w:unhideWhenUsed="1"/>
     <w:lsdException w:name="annotation text" w:semiHidden="1" w:unhideWhenUsed="1"/>
     <w:lsdException w:name="header" w:semiHidden="1" w:unhideWhenUsed="1"/>
     <w:lsdException w:name="footer" w:semiHidden="1" w:unhideWhenUsed="1"/>
     <w:lsdException w:name="index heading" w:semiHidden="1" w:unhideWhenUsed="1"/>
-    <w:lsdException w:name="caption" w:uiPriority="35" w:semiHidden="1" w:unhideWhenUsed="1" w:qFormat="1"/>
+    <w:lsdException w:name="caption" w:semiHidden="1" w:uiPriority="35" w:unhideWhenUsed="1" w:qFormat="1"/>
     <w:lsdException w:name="table of figures" w:semiHidden="1" w:unhideWhenUsed="1"/>
     <w:lsdException w:name="envelope address" w:semiHidden="1" w:unhideWhenUsed="1"/>
     <w:lsdException w:name="envelope return" w:semiHidden="1" w:unhideWhenUsed="1"/>
@@ -4825,7 +5036,7 @@
     <w:lsdException w:name="Title" w:uiPriority="10" w:qFormat="1"/>
     <w:lsdException w:name="Closing" w:semiHidden="1" w:unhideWhenUsed="1"/>
     <w:lsdException w:name="Signature" w:semiHidden="1" w:unhideWhenUsed="1"/>
-    <w:lsdException w:name="Default Paragraph Font" w:uiPriority="1" w:semiHidden="1" w:unhideWhenUsed="1"/>
+    <w:lsdException w:name="Default Paragraph Font" w:semiHidden="1" w:uiPriority="1" w:unhideWhenUsed="1"/>
     <w:lsdException w:name="Body Text" w:semiHidden="1" w:unhideWhenUsed="1"/>
     <w:lsdException w:name="Body Text Indent" w:semiHidden="1" w:unhideWhenUsed="1"/>
     <w:lsdException w:name="List Continue" w:semiHidden="1" w:unhideWhenUsed="1"/>
@@ -5025,8 +5236,8 @@
     <w:lsdException w:name="Subtle Reference" w:uiPriority="31" w:qFormat="1"/>
     <w:lsdException w:name="Intense Reference" w:uiPriority="32" w:qFormat="1"/>
     <w:lsdException w:name="Book Title" w:uiPriority="33" w:qFormat="1"/>
-    <w:lsdException w:name="Bibliography" w:uiPriority="37" w:semiHidden="1" w:unhideWhenUsed="1"/>
-    <w:lsdException w:name="TOC Heading" w:uiPriority="39" w:semiHidden="1" w:unhideWhenUsed="1" w:qFormat="1"/>
+    <w:lsdException w:name="Bibliography" w:semiHidden="1" w:uiPriority="37" w:unhideWhenUsed="1"/>
+    <w:lsdException w:name="TOC Heading" w:semiHidden="1" w:uiPriority="39" w:unhideWhenUsed="1" w:qFormat="1"/>
     <w:lsdException w:name="Plain Table 1" w:uiPriority="41"/>
     <w:lsdException w:name="Plain Table 2" w:uiPriority="42"/>
     <w:lsdException w:name="Plain Table 3" w:uiPriority="43"/>
@@ -5137,20 +5348,20 @@
     <w:lsdException w:name="Unresolved Mention" w:semiHidden="1" w:unhideWhenUsed="1"/>
     <w:lsdException w:name="Smart Link" w:semiHidden="1" w:unhideWhenUsed="1"/>
   </w:latentStyles>
-  <w:style w:type="paragraph" w:styleId="Normal" w:default="1">
+  <w:style w:type="paragraph" w:default="1" w:styleId="Standaard">
     <w:name w:val="Normal"/>
     <w:qFormat/>
     <w:rsid w:val="00915187"/>
     <w:rPr>
-      <w:rFonts w:ascii="Arial" w:hAnsi="Arial" w:eastAsia="Arial" w:cs="Arial"/>
+      <w:rFonts w:ascii="Arial" w:eastAsia="Arial" w:hAnsi="Arial" w:cs="Arial"/>
       <w:lang w:val="en-GB"/>
     </w:rPr>
   </w:style>
-  <w:style w:type="paragraph" w:styleId="Heading1">
+  <w:style w:type="paragraph" w:styleId="Kop1">
     <w:name w:val="heading 1"/>
-    <w:basedOn w:val="Normal"/>
-    <w:next w:val="Normal"/>
-    <w:link w:val="Heading1Char"/>
+    <w:basedOn w:val="Standaard"/>
+    <w:next w:val="Standaard"/>
+    <w:link w:val="Kop1Char"/>
     <w:uiPriority w:val="9"/>
     <w:qFormat/>
     <w:rsid w:val="00915187"/>
@@ -5161,17 +5372,17 @@
       <w:outlineLvl w:val="0"/>
     </w:pPr>
     <w:rPr>
-      <w:rFonts w:asciiTheme="majorHAnsi" w:hAnsiTheme="majorHAnsi" w:eastAsiaTheme="majorEastAsia" w:cstheme="majorBidi"/>
+      <w:rFonts w:asciiTheme="majorHAnsi" w:eastAsiaTheme="majorEastAsia" w:hAnsiTheme="majorHAnsi" w:cstheme="majorBidi"/>
       <w:color w:val="0F4761" w:themeColor="accent1" w:themeShade="BF"/>
       <w:sz w:val="40"/>
       <w:szCs w:val="40"/>
     </w:rPr>
   </w:style>
-  <w:style w:type="paragraph" w:styleId="Heading2">
+  <w:style w:type="paragraph" w:styleId="Kop2">
     <w:name w:val="heading 2"/>
-    <w:basedOn w:val="Normal"/>
-    <w:next w:val="Normal"/>
-    <w:link w:val="Heading2Char"/>
+    <w:basedOn w:val="Standaard"/>
+    <w:next w:val="Standaard"/>
+    <w:link w:val="Kop2Char"/>
     <w:uiPriority w:val="9"/>
     <w:semiHidden/>
     <w:unhideWhenUsed/>
@@ -5184,17 +5395,17 @@
       <w:outlineLvl w:val="1"/>
     </w:pPr>
     <w:rPr>
-      <w:rFonts w:asciiTheme="majorHAnsi" w:hAnsiTheme="majorHAnsi" w:eastAsiaTheme="majorEastAsia" w:cstheme="majorBidi"/>
+      <w:rFonts w:asciiTheme="majorHAnsi" w:eastAsiaTheme="majorEastAsia" w:hAnsiTheme="majorHAnsi" w:cstheme="majorBidi"/>
       <w:color w:val="0F4761" w:themeColor="accent1" w:themeShade="BF"/>
       <w:sz w:val="32"/>
       <w:szCs w:val="32"/>
     </w:rPr>
   </w:style>
-  <w:style w:type="paragraph" w:styleId="Heading3">
+  <w:style w:type="paragraph" w:styleId="Kop3">
     <w:name w:val="heading 3"/>
-    <w:basedOn w:val="Normal"/>
-    <w:next w:val="Normal"/>
-    <w:link w:val="Heading3Char"/>
+    <w:basedOn w:val="Standaard"/>
+    <w:next w:val="Standaard"/>
+    <w:link w:val="Kop3Char"/>
     <w:uiPriority w:val="9"/>
     <w:semiHidden/>
     <w:unhideWhenUsed/>
@@ -5213,11 +5424,11 @@
       <w:szCs w:val="28"/>
     </w:rPr>
   </w:style>
-  <w:style w:type="paragraph" w:styleId="Heading4">
+  <w:style w:type="paragraph" w:styleId="Kop4">
     <w:name w:val="heading 4"/>
-    <w:basedOn w:val="Normal"/>
-    <w:next w:val="Normal"/>
-    <w:link w:val="Heading4Char"/>
+    <w:basedOn w:val="Standaard"/>
+    <w:next w:val="Standaard"/>
+    <w:link w:val="Kop4Char"/>
     <w:uiPriority w:val="9"/>
     <w:semiHidden/>
     <w:unhideWhenUsed/>
@@ -5236,11 +5447,11 @@
       <w:color w:val="0F4761" w:themeColor="accent1" w:themeShade="BF"/>
     </w:rPr>
   </w:style>
-  <w:style w:type="paragraph" w:styleId="Heading5">
+  <w:style w:type="paragraph" w:styleId="Kop5">
     <w:name w:val="heading 5"/>
-    <w:basedOn w:val="Normal"/>
-    <w:next w:val="Normal"/>
-    <w:link w:val="Heading5Char"/>
+    <w:basedOn w:val="Standaard"/>
+    <w:next w:val="Standaard"/>
+    <w:link w:val="Kop5Char"/>
     <w:uiPriority w:val="9"/>
     <w:semiHidden/>
     <w:unhideWhenUsed/>
@@ -5257,11 +5468,11 @@
       <w:color w:val="0F4761" w:themeColor="accent1" w:themeShade="BF"/>
     </w:rPr>
   </w:style>
-  <w:style w:type="paragraph" w:styleId="Heading6">
+  <w:style w:type="paragraph" w:styleId="Kop6">
     <w:name w:val="heading 6"/>
-    <w:basedOn w:val="Normal"/>
-    <w:next w:val="Normal"/>
-    <w:link w:val="Heading6Char"/>
+    <w:basedOn w:val="Standaard"/>
+    <w:next w:val="Standaard"/>
+    <w:link w:val="Kop6Char"/>
     <w:uiPriority w:val="9"/>
     <w:semiHidden/>
     <w:unhideWhenUsed/>
@@ -5280,11 +5491,11 @@
       <w:color w:val="595959" w:themeColor="text1" w:themeTint="A6"/>
     </w:rPr>
   </w:style>
-  <w:style w:type="paragraph" w:styleId="Heading7">
+  <w:style w:type="paragraph" w:styleId="Kop7">
     <w:name w:val="heading 7"/>
-    <w:basedOn w:val="Normal"/>
-    <w:next w:val="Normal"/>
-    <w:link w:val="Heading7Char"/>
+    <w:basedOn w:val="Standaard"/>
+    <w:next w:val="Standaard"/>
+    <w:link w:val="Kop7Char"/>
     <w:uiPriority w:val="9"/>
     <w:semiHidden/>
     <w:unhideWhenUsed/>
@@ -5301,11 +5512,11 @@
       <w:color w:val="595959" w:themeColor="text1" w:themeTint="A6"/>
     </w:rPr>
   </w:style>
-  <w:style w:type="paragraph" w:styleId="Heading8">
+  <w:style w:type="paragraph" w:styleId="Kop8">
     <w:name w:val="heading 8"/>
-    <w:basedOn w:val="Normal"/>
-    <w:next w:val="Normal"/>
-    <w:link w:val="Heading8Char"/>
+    <w:basedOn w:val="Standaard"/>
+    <w:next w:val="Standaard"/>
+    <w:link w:val="Kop8Char"/>
     <w:uiPriority w:val="9"/>
     <w:semiHidden/>
     <w:unhideWhenUsed/>
@@ -5324,11 +5535,11 @@
       <w:color w:val="272727" w:themeColor="text1" w:themeTint="D8"/>
     </w:rPr>
   </w:style>
-  <w:style w:type="paragraph" w:styleId="Heading9">
+  <w:style w:type="paragraph" w:styleId="Kop9">
     <w:name w:val="heading 9"/>
-    <w:basedOn w:val="Normal"/>
-    <w:next w:val="Normal"/>
-    <w:link w:val="Heading9Char"/>
+    <w:basedOn w:val="Standaard"/>
+    <w:next w:val="Standaard"/>
+    <w:link w:val="Kop9Char"/>
     <w:uiPriority w:val="9"/>
     <w:semiHidden/>
     <w:unhideWhenUsed/>
@@ -5345,13 +5556,13 @@
       <w:color w:val="272727" w:themeColor="text1" w:themeTint="D8"/>
     </w:rPr>
   </w:style>
-  <w:style w:type="character" w:styleId="DefaultParagraphFont" w:default="1">
+  <w:style w:type="character" w:default="1" w:styleId="Standaardalinea-lettertype">
     <w:name w:val="Default Paragraph Font"/>
     <w:uiPriority w:val="1"/>
     <w:semiHidden/>
     <w:unhideWhenUsed/>
   </w:style>
-  <w:style w:type="table" w:styleId="TableNormal" w:default="1">
+  <w:style w:type="table" w:default="1" w:styleId="Standaardtabel">
     <w:name w:val="Normal Table"/>
     <w:uiPriority w:val="99"/>
     <w:semiHidden/>
@@ -5366,45 +5577,45 @@
       </w:tblCellMar>
     </w:tblPr>
   </w:style>
-  <w:style w:type="numbering" w:styleId="NoList" w:default="1">
+  <w:style w:type="numbering" w:default="1" w:styleId="Geenlijst">
     <w:name w:val="No List"/>
     <w:uiPriority w:val="99"/>
     <w:semiHidden/>
     <w:unhideWhenUsed/>
   </w:style>
-  <w:style w:type="character" w:styleId="Heading1Char" w:customStyle="1">
-    <w:name w:val="Heading 1 Char"/>
-    <w:basedOn w:val="DefaultParagraphFont"/>
-    <w:link w:val="Heading1"/>
+  <w:style w:type="character" w:customStyle="1" w:styleId="Kop1Char">
+    <w:name w:val="Kop 1 Char"/>
+    <w:basedOn w:val="Standaardalinea-lettertype"/>
+    <w:link w:val="Kop1"/>
     <w:uiPriority w:val="9"/>
     <w:rsid w:val="00915187"/>
     <w:rPr>
-      <w:rFonts w:asciiTheme="majorHAnsi" w:hAnsiTheme="majorHAnsi" w:eastAsiaTheme="majorEastAsia" w:cstheme="majorBidi"/>
+      <w:rFonts w:asciiTheme="majorHAnsi" w:eastAsiaTheme="majorEastAsia" w:hAnsiTheme="majorHAnsi" w:cstheme="majorBidi"/>
       <w:color w:val="0F4761" w:themeColor="accent1" w:themeShade="BF"/>
       <w:sz w:val="40"/>
       <w:szCs w:val="40"/>
       <w:lang w:val="en-GB"/>
     </w:rPr>
   </w:style>
-  <w:style w:type="character" w:styleId="Heading2Char" w:customStyle="1">
-    <w:name w:val="Heading 2 Char"/>
-    <w:basedOn w:val="DefaultParagraphFont"/>
-    <w:link w:val="Heading2"/>
+  <w:style w:type="character" w:customStyle="1" w:styleId="Kop2Char">
+    <w:name w:val="Kop 2 Char"/>
+    <w:basedOn w:val="Standaardalinea-lettertype"/>
+    <w:link w:val="Kop2"/>
     <w:uiPriority w:val="9"/>
     <w:semiHidden/>
     <w:rsid w:val="00915187"/>
     <w:rPr>
-      <w:rFonts w:asciiTheme="majorHAnsi" w:hAnsiTheme="majorHAnsi" w:eastAsiaTheme="majorEastAsia" w:cstheme="majorBidi"/>
+      <w:rFonts w:asciiTheme="majorHAnsi" w:eastAsiaTheme="majorEastAsia" w:hAnsiTheme="majorHAnsi" w:cstheme="majorBidi"/>
       <w:color w:val="0F4761" w:themeColor="accent1" w:themeShade="BF"/>
       <w:sz w:val="32"/>
       <w:szCs w:val="32"/>
       <w:lang w:val="en-GB"/>
     </w:rPr>
   </w:style>
-  <w:style w:type="character" w:styleId="Heading3Char" w:customStyle="1">
-    <w:name w:val="Heading 3 Char"/>
-    <w:basedOn w:val="DefaultParagraphFont"/>
-    <w:link w:val="Heading3"/>
+  <w:style w:type="character" w:customStyle="1" w:styleId="Kop3Char">
+    <w:name w:val="Kop 3 Char"/>
+    <w:basedOn w:val="Standaardalinea-lettertype"/>
+    <w:link w:val="Kop3"/>
     <w:uiPriority w:val="9"/>
     <w:semiHidden/>
     <w:rsid w:val="00915187"/>
@@ -5416,10 +5627,10 @@
       <w:lang w:val="en-GB"/>
     </w:rPr>
   </w:style>
-  <w:style w:type="character" w:styleId="Heading4Char" w:customStyle="1">
-    <w:name w:val="Heading 4 Char"/>
-    <w:basedOn w:val="DefaultParagraphFont"/>
-    <w:link w:val="Heading4"/>
+  <w:style w:type="character" w:customStyle="1" w:styleId="Kop4Char">
+    <w:name w:val="Kop 4 Char"/>
+    <w:basedOn w:val="Standaardalinea-lettertype"/>
+    <w:link w:val="Kop4"/>
     <w:uiPriority w:val="9"/>
     <w:semiHidden/>
     <w:rsid w:val="00915187"/>
@@ -5431,10 +5642,10 @@
       <w:lang w:val="en-GB"/>
     </w:rPr>
   </w:style>
-  <w:style w:type="character" w:styleId="Heading5Char" w:customStyle="1">
-    <w:name w:val="Heading 5 Char"/>
-    <w:basedOn w:val="DefaultParagraphFont"/>
-    <w:link w:val="Heading5"/>
+  <w:style w:type="character" w:customStyle="1" w:styleId="Kop5Char">
+    <w:name w:val="Kop 5 Char"/>
+    <w:basedOn w:val="Standaardalinea-lettertype"/>
+    <w:link w:val="Kop5"/>
     <w:uiPriority w:val="9"/>
     <w:semiHidden/>
     <w:rsid w:val="00915187"/>
@@ -5444,10 +5655,10 @@
       <w:lang w:val="en-GB"/>
     </w:rPr>
   </w:style>
-  <w:style w:type="character" w:styleId="Heading6Char" w:customStyle="1">
-    <w:name w:val="Heading 6 Char"/>
-    <w:basedOn w:val="DefaultParagraphFont"/>
-    <w:link w:val="Heading6"/>
+  <w:style w:type="character" w:customStyle="1" w:styleId="Kop6Char">
+    <w:name w:val="Kop 6 Char"/>
+    <w:basedOn w:val="Standaardalinea-lettertype"/>
+    <w:link w:val="Kop6"/>
     <w:uiPriority w:val="9"/>
     <w:semiHidden/>
     <w:rsid w:val="00915187"/>
@@ -5459,10 +5670,10 @@
       <w:lang w:val="en-GB"/>
     </w:rPr>
   </w:style>
-  <w:style w:type="character" w:styleId="Heading7Char" w:customStyle="1">
-    <w:name w:val="Heading 7 Char"/>
-    <w:basedOn w:val="DefaultParagraphFont"/>
-    <w:link w:val="Heading7"/>
+  <w:style w:type="character" w:customStyle="1" w:styleId="Kop7Char">
+    <w:name w:val="Kop 7 Char"/>
+    <w:basedOn w:val="Standaardalinea-lettertype"/>
+    <w:link w:val="Kop7"/>
     <w:uiPriority w:val="9"/>
     <w:semiHidden/>
     <w:rsid w:val="00915187"/>
@@ -5472,10 +5683,10 @@
       <w:lang w:val="en-GB"/>
     </w:rPr>
   </w:style>
-  <w:style w:type="character" w:styleId="Heading8Char" w:customStyle="1">
-    <w:name w:val="Heading 8 Char"/>
-    <w:basedOn w:val="DefaultParagraphFont"/>
-    <w:link w:val="Heading8"/>
+  <w:style w:type="character" w:customStyle="1" w:styleId="Kop8Char">
+    <w:name w:val="Kop 8 Char"/>
+    <w:basedOn w:val="Standaardalinea-lettertype"/>
+    <w:link w:val="Kop8"/>
     <w:uiPriority w:val="9"/>
     <w:semiHidden/>
     <w:rsid w:val="00915187"/>
@@ -5487,10 +5698,10 @@
       <w:lang w:val="en-GB"/>
     </w:rPr>
   </w:style>
-  <w:style w:type="character" w:styleId="Heading9Char" w:customStyle="1">
-    <w:name w:val="Heading 9 Char"/>
-    <w:basedOn w:val="DefaultParagraphFont"/>
-    <w:link w:val="Heading9"/>
+  <w:style w:type="character" w:customStyle="1" w:styleId="Kop9Char">
+    <w:name w:val="Kop 9 Char"/>
+    <w:basedOn w:val="Standaardalinea-lettertype"/>
+    <w:link w:val="Kop9"/>
     <w:uiPriority w:val="9"/>
     <w:semiHidden/>
     <w:rsid w:val="00915187"/>
@@ -5500,11 +5711,11 @@
       <w:lang w:val="en-GB"/>
     </w:rPr>
   </w:style>
-  <w:style w:type="paragraph" w:styleId="Title">
+  <w:style w:type="paragraph" w:styleId="Titel">
     <w:name w:val="Title"/>
-    <w:basedOn w:val="Normal"/>
-    <w:next w:val="Normal"/>
-    <w:link w:val="TitleChar"/>
+    <w:basedOn w:val="Standaard"/>
+    <w:next w:val="Standaard"/>
+    <w:link w:val="TitelChar"/>
     <w:uiPriority w:val="10"/>
     <w:qFormat/>
     <w:rsid w:val="00915187"/>
@@ -5513,21 +5724,21 @@
       <w:contextualSpacing/>
     </w:pPr>
     <w:rPr>
-      <w:rFonts w:asciiTheme="majorHAnsi" w:hAnsiTheme="majorHAnsi" w:eastAsiaTheme="majorEastAsia" w:cstheme="majorBidi"/>
+      <w:rFonts w:asciiTheme="majorHAnsi" w:eastAsiaTheme="majorEastAsia" w:hAnsiTheme="majorHAnsi" w:cstheme="majorBidi"/>
       <w:spacing w:val="-10"/>
       <w:kern w:val="28"/>
       <w:sz w:val="56"/>
       <w:szCs w:val="56"/>
     </w:rPr>
   </w:style>
-  <w:style w:type="character" w:styleId="TitleChar" w:customStyle="1">
-    <w:name w:val="Title Char"/>
-    <w:basedOn w:val="DefaultParagraphFont"/>
-    <w:link w:val="Title"/>
+  <w:style w:type="character" w:customStyle="1" w:styleId="TitelChar">
+    <w:name w:val="Titel Char"/>
+    <w:basedOn w:val="Standaardalinea-lettertype"/>
+    <w:link w:val="Titel"/>
     <w:uiPriority w:val="10"/>
     <w:rsid w:val="00915187"/>
     <w:rPr>
-      <w:rFonts w:asciiTheme="majorHAnsi" w:hAnsiTheme="majorHAnsi" w:eastAsiaTheme="majorEastAsia" w:cstheme="majorBidi"/>
+      <w:rFonts w:asciiTheme="majorHAnsi" w:eastAsiaTheme="majorEastAsia" w:hAnsiTheme="majorHAnsi" w:cstheme="majorBidi"/>
       <w:spacing w:val="-10"/>
       <w:kern w:val="28"/>
       <w:sz w:val="56"/>
@@ -5535,11 +5746,11 @@
       <w:lang w:val="en-GB"/>
     </w:rPr>
   </w:style>
-  <w:style w:type="paragraph" w:styleId="Subtitle">
+  <w:style w:type="paragraph" w:styleId="Ondertitel">
     <w:name w:val="Subtitle"/>
-    <w:basedOn w:val="Normal"/>
-    <w:next w:val="Normal"/>
-    <w:link w:val="SubtitleChar"/>
+    <w:basedOn w:val="Standaard"/>
+    <w:next w:val="Standaard"/>
+    <w:link w:val="OndertitelChar"/>
     <w:uiPriority w:val="11"/>
     <w:qFormat/>
     <w:rsid w:val="00915187"/>
@@ -5556,10 +5767,10 @@
       <w:szCs w:val="28"/>
     </w:rPr>
   </w:style>
-  <w:style w:type="character" w:styleId="SubtitleChar" w:customStyle="1">
-    <w:name w:val="Subtitle Char"/>
-    <w:basedOn w:val="DefaultParagraphFont"/>
-    <w:link w:val="Subtitle"/>
+  <w:style w:type="character" w:customStyle="1" w:styleId="OndertitelChar">
+    <w:name w:val="Ondertitel Char"/>
+    <w:basedOn w:val="Standaardalinea-lettertype"/>
+    <w:link w:val="Ondertitel"/>
     <w:uiPriority w:val="11"/>
     <w:rsid w:val="00915187"/>
     <w:rPr>
@@ -5571,11 +5782,11 @@
       <w:lang w:val="en-GB"/>
     </w:rPr>
   </w:style>
-  <w:style w:type="paragraph" w:styleId="Quote">
+  <w:style w:type="paragraph" w:styleId="Citaat">
     <w:name w:val="Quote"/>
-    <w:basedOn w:val="Normal"/>
-    <w:next w:val="Normal"/>
-    <w:link w:val="QuoteChar"/>
+    <w:basedOn w:val="Standaard"/>
+    <w:next w:val="Standaard"/>
+    <w:link w:val="CitaatChar"/>
     <w:uiPriority w:val="29"/>
     <w:qFormat/>
     <w:rsid w:val="00915187"/>
@@ -5589,10 +5800,10 @@
       <w:color w:val="404040" w:themeColor="text1" w:themeTint="BF"/>
     </w:rPr>
   </w:style>
-  <w:style w:type="character" w:styleId="QuoteChar" w:customStyle="1">
-    <w:name w:val="Quote Char"/>
-    <w:basedOn w:val="DefaultParagraphFont"/>
-    <w:link w:val="Quote"/>
+  <w:style w:type="character" w:customStyle="1" w:styleId="CitaatChar">
+    <w:name w:val="Citaat Char"/>
+    <w:basedOn w:val="Standaardalinea-lettertype"/>
+    <w:link w:val="Citaat"/>
     <w:uiPriority w:val="29"/>
     <w:rsid w:val="00915187"/>
     <w:rPr>
@@ -5602,9 +5813,9 @@
       <w:lang w:val="en-GB"/>
     </w:rPr>
   </w:style>
-  <w:style w:type="paragraph" w:styleId="ListParagraph">
+  <w:style w:type="paragraph" w:styleId="Lijstalinea">
     <w:name w:val="List Paragraph"/>
-    <w:basedOn w:val="Normal"/>
+    <w:basedOn w:val="Standaard"/>
     <w:uiPriority w:val="34"/>
     <w:qFormat/>
     <w:rsid w:val="00915187"/>
@@ -5613,9 +5824,9 @@
       <w:contextualSpacing/>
     </w:pPr>
   </w:style>
-  <w:style w:type="character" w:styleId="IntenseEmphasis">
+  <w:style w:type="character" w:styleId="Intensievebenadrukking">
     <w:name w:val="Intense Emphasis"/>
-    <w:basedOn w:val="DefaultParagraphFont"/>
+    <w:basedOn w:val="Standaardalinea-lettertype"/>
     <w:uiPriority w:val="21"/>
     <w:qFormat/>
     <w:rsid w:val="00915187"/>
@@ -5625,18 +5836,18 @@
       <w:color w:val="0F4761" w:themeColor="accent1" w:themeShade="BF"/>
     </w:rPr>
   </w:style>
-  <w:style w:type="paragraph" w:styleId="IntenseQuote">
+  <w:style w:type="paragraph" w:styleId="Duidelijkcitaat">
     <w:name w:val="Intense Quote"/>
-    <w:basedOn w:val="Normal"/>
-    <w:next w:val="Normal"/>
-    <w:link w:val="IntenseQuoteChar"/>
+    <w:basedOn w:val="Standaard"/>
+    <w:next w:val="Standaard"/>
+    <w:link w:val="DuidelijkcitaatChar"/>
     <w:uiPriority w:val="30"/>
     <w:qFormat/>
     <w:rsid w:val="00915187"/>
     <w:pPr>
       <w:pBdr>
-        <w:top w:val="single" w:color="0F4761" w:themeColor="accent1" w:themeShade="BF" w:sz="4" w:space="10"/>
-        <w:bottom w:val="single" w:color="0F4761" w:themeColor="accent1" w:themeShade="BF" w:sz="4" w:space="10"/>
+        <w:top w:val="single" w:sz="4" w:space="10" w:color="0F4761" w:themeColor="accent1" w:themeShade="BF"/>
+        <w:bottom w:val="single" w:sz="4" w:space="10" w:color="0F4761" w:themeColor="accent1" w:themeShade="BF"/>
       </w:pBdr>
       <w:spacing w:before="360" w:after="360"/>
       <w:ind w:left="864" w:right="864"/>
@@ -5648,10 +5859,10 @@
       <w:color w:val="0F4761" w:themeColor="accent1" w:themeShade="BF"/>
     </w:rPr>
   </w:style>
-  <w:style w:type="character" w:styleId="IntenseQuoteChar" w:customStyle="1">
-    <w:name w:val="Intense Quote Char"/>
-    <w:basedOn w:val="DefaultParagraphFont"/>
-    <w:link w:val="IntenseQuote"/>
+  <w:style w:type="character" w:customStyle="1" w:styleId="DuidelijkcitaatChar">
+    <w:name w:val="Duidelijk citaat Char"/>
+    <w:basedOn w:val="Standaardalinea-lettertype"/>
+    <w:link w:val="Duidelijkcitaat"/>
     <w:uiPriority w:val="30"/>
     <w:rsid w:val="00915187"/>
     <w:rPr>
@@ -5661,9 +5872,9 @@
       <w:lang w:val="en-GB"/>
     </w:rPr>
   </w:style>
-  <w:style w:type="character" w:styleId="IntenseReference">
+  <w:style w:type="character" w:styleId="Intensieveverwijzing">
     <w:name w:val="Intense Reference"/>
-    <w:basedOn w:val="DefaultParagraphFont"/>
+    <w:basedOn w:val="Standaardalinea-lettertype"/>
     <w:uiPriority w:val="32"/>
     <w:qFormat/>
     <w:rsid w:val="00915187"/>
@@ -5675,10 +5886,10 @@
       <w:spacing w:val="5"/>
     </w:rPr>
   </w:style>
-  <w:style w:type="paragraph" w:styleId="Header">
+  <w:style w:type="paragraph" w:styleId="Koptekst">
     <w:name w:val="header"/>
-    <w:basedOn w:val="Normal"/>
-    <w:link w:val="HeaderChar"/>
+    <w:basedOn w:val="Standaard"/>
+    <w:link w:val="KoptekstChar"/>
     <w:uiPriority w:val="99"/>
     <w:unhideWhenUsed/>
     <w:rsid w:val="004D2670"/>
@@ -5690,20 +5901,20 @@
       <w:spacing w:after="0" w:line="240" w:lineRule="auto"/>
     </w:pPr>
   </w:style>
-  <w:style w:type="character" w:styleId="HeaderChar" w:customStyle="1">
-    <w:name w:val="Header Char"/>
-    <w:basedOn w:val="DefaultParagraphFont"/>
-    <w:link w:val="Header"/>
+  <w:style w:type="character" w:customStyle="1" w:styleId="KoptekstChar">
+    <w:name w:val="Koptekst Char"/>
+    <w:basedOn w:val="Standaardalinea-lettertype"/>
+    <w:link w:val="Koptekst"/>
     <w:uiPriority w:val="99"/>
     <w:rsid w:val="004D2670"/>
     <w:rPr>
       <w:lang w:val="en-GB"/>
     </w:rPr>
   </w:style>
-  <w:style w:type="paragraph" w:styleId="Footer">
+  <w:style w:type="paragraph" w:styleId="Voettekst">
     <w:name w:val="footer"/>
-    <w:basedOn w:val="Normal"/>
-    <w:link w:val="FooterChar"/>
+    <w:basedOn w:val="Standaard"/>
+    <w:link w:val="VoettekstChar"/>
     <w:uiPriority w:val="99"/>
     <w:unhideWhenUsed/>
     <w:rsid w:val="004D2670"/>
@@ -5715,10 +5926,10 @@
       <w:spacing w:after="0" w:line="240" w:lineRule="auto"/>
     </w:pPr>
   </w:style>
-  <w:style w:type="character" w:styleId="FooterChar" w:customStyle="1">
-    <w:name w:val="Footer Char"/>
-    <w:basedOn w:val="DefaultParagraphFont"/>
-    <w:link w:val="Footer"/>
+  <w:style w:type="character" w:customStyle="1" w:styleId="VoettekstChar">
+    <w:name w:val="Voettekst Char"/>
+    <w:basedOn w:val="Standaardalinea-lettertype"/>
+    <w:link w:val="Voettekst"/>
     <w:uiPriority w:val="99"/>
     <w:rsid w:val="004D2670"/>
     <w:rPr>
@@ -5729,7 +5940,7 @@
 </file>
 
 <file path=word/theme/theme1.xml><?xml version="1.0" encoding="utf-8"?>
-<a:theme xmlns:a="http://schemas.openxmlformats.org/drawingml/2006/main" xmlns:thm15="http://schemas.microsoft.com/office/thememl/2012/main" name="Office Theme">
+<a:theme xmlns:a="http://schemas.openxmlformats.org/drawingml/2006/main" name="Office Theme">
   <a:themeElements>
     <a:clrScheme name="Office">
       <a:dk1>
@@ -6024,12 +6235,9 @@
 </file>
 
 <file path=customXml/item1.xml><?xml version="1.0" encoding="utf-8"?>
-<?mso-contentType ?>
-<FormTemplates xmlns="http://schemas.microsoft.com/sharepoint/v3/contenttype/forms">
-  <Display>DocumentLibraryForm</Display>
-  <Edit>DocumentLibraryForm</Edit>
-  <New>DocumentLibraryForm</New>
-</FormTemplates>
+<p:properties xmlns:p="http://schemas.microsoft.com/office/2006/metadata/properties" xmlns:xsi="http://www.w3.org/2001/XMLSchema-instance" xmlns:pc="http://schemas.microsoft.com/office/infopath/2007/PartnerControls">
+  <documentManagement/>
+</p:properties>
 </file>
 
 <file path=customXml/item2.xml><?xml version="1.0" encoding="utf-8"?>
@@ -6189,28 +6397,45 @@
 </file>
 
 <file path=customXml/item3.xml><?xml version="1.0" encoding="utf-8"?>
-<p:properties xmlns:p="http://schemas.microsoft.com/office/2006/metadata/properties" xmlns:xsi="http://www.w3.org/2001/XMLSchema-instance" xmlns:pc="http://schemas.microsoft.com/office/infopath/2007/PartnerControls">
-  <documentManagement/>
-</p:properties>
+<?mso-contentType ?>
+<FormTemplates xmlns="http://schemas.microsoft.com/sharepoint/v3/contenttype/forms">
+  <Display>DocumentLibraryForm</Display>
+  <Edit>DocumentLibraryForm</Edit>
+  <New>DocumentLibraryForm</New>
+</FormTemplates>
 </file>
 
 <file path=customXml/itemProps1.xml><?xml version="1.0" encoding="utf-8"?>
-<ds:datastoreItem xmlns:ds="http://schemas.openxmlformats.org/officeDocument/2006/customXml" ds:itemID="{416E83C4-2B2E-4E80-894F-603931FED94F}">
-  <ds:schemaRefs>
-    <ds:schemaRef ds:uri="http://schemas.microsoft.com/sharepoint/v3/contenttype/forms"/>
-  </ds:schemaRefs>
-</ds:datastoreItem>
-</file>
-
-<file path=customXml/itemProps2.xml><?xml version="1.0" encoding="utf-8"?>
-<ds:datastoreItem xmlns:ds="http://schemas.openxmlformats.org/officeDocument/2006/customXml" ds:itemID="{3044B6C0-DC4F-4C0E-919F-1C941F8247E5}"/>
-</file>
-
-<file path=customXml/itemProps3.xml><?xml version="1.0" encoding="utf-8"?>
 <ds:datastoreItem xmlns:ds="http://schemas.openxmlformats.org/officeDocument/2006/customXml" ds:itemID="{4350D2E0-BB92-4296-B5B2-A426F5BD72DA}">
   <ds:schemaRefs>
     <ds:schemaRef ds:uri="http://schemas.microsoft.com/office/2006/metadata/properties"/>
     <ds:schemaRef ds:uri="http://schemas.microsoft.com/office/infopath/2007/PartnerControls"/>
   </ds:schemaRefs>
 </ds:datastoreItem>
+</file>
+
+<file path=customXml/itemProps2.xml><?xml version="1.0" encoding="utf-8"?>
+<ds:datastoreItem xmlns:ds="http://schemas.openxmlformats.org/officeDocument/2006/customXml" ds:itemID="{3044B6C0-DC4F-4C0E-919F-1C941F8247E5}">
+  <ds:schemaRefs>
+    <ds:schemaRef ds:uri="http://schemas.microsoft.com/office/2006/metadata/contentType"/>
+    <ds:schemaRef ds:uri="http://schemas.microsoft.com/office/2006/metadata/properties/metaAttributes"/>
+    <ds:schemaRef ds:uri="http://www.w3.org/2001/XMLSchema"/>
+    <ds:schemaRef ds:uri="http://schemas.microsoft.com/office/2006/metadata/properties"/>
+    <ds:schemaRef ds:uri="f44e6bd5-09db-4117-8b15-adf399208dc6"/>
+    <ds:schemaRef ds:uri="http://schemas.microsoft.com/office/2006/documentManagement/types"/>
+    <ds:schemaRef ds:uri="http://schemas.microsoft.com/office/infopath/2007/PartnerControls"/>
+    <ds:schemaRef ds:uri="http://schemas.openxmlformats.org/package/2006/metadata/core-properties"/>
+    <ds:schemaRef ds:uri="http://purl.org/dc/elements/1.1/"/>
+    <ds:schemaRef ds:uri="http://purl.org/dc/terms/"/>
+    <ds:schemaRef ds:uri="http://schemas.microsoft.com/internal/obd"/>
+  </ds:schemaRefs>
+</ds:datastoreItem>
+</file>
+
+<file path=customXml/itemProps3.xml><?xml version="1.0" encoding="utf-8"?>
+<ds:datastoreItem xmlns:ds="http://schemas.openxmlformats.org/officeDocument/2006/customXml" ds:itemID="{416E83C4-2B2E-4E80-894F-603931FED94F}">
+  <ds:schemaRefs>
+    <ds:schemaRef ds:uri="http://schemas.microsoft.com/sharepoint/v3/contenttype/forms"/>
+  </ds:schemaRefs>
+</ds:datastoreItem>
 </file>